--- a/docs/中期检查报告-陈一-124120935584.docx
+++ b/docs/中期检查报告-陈一-124120935584.docx
@@ -1,6 +1,6 @@
 
 <file path=word/document.xml><?xml version="1.0" encoding="utf-8"?>
-<w:document xmlns:wpc="http://schemas.microsoft.com/office/word/2010/wordprocessingCanvas" xmlns:mc="http://schemas.openxmlformats.org/markup-compatibility/2006" xmlns:o="urn:schemas-microsoft-com:office:office" xmlns:r="http://schemas.openxmlformats.org/officeDocument/2006/relationships" xmlns:m="http://schemas.openxmlformats.org/officeDocument/2006/math" xmlns:v="urn:schemas-microsoft-com:vml" xmlns:wp14="http://schemas.microsoft.com/office/word/2010/wordprocessingDrawing" xmlns:wp="http://schemas.openxmlformats.org/drawingml/2006/wordprocessingDrawing" xmlns:w10="urn:schemas-microsoft-com:office:word" xmlns:w="http://schemas.openxmlformats.org/wordprocessingml/2006/main" xmlns:w14="http://schemas.microsoft.com/office/word/2010/wordml" xmlns:w15="http://schemas.microsoft.com/office/word/2012/wordml" xmlns:wpg="http://schemas.microsoft.com/office/word/2010/wordprocessingGroup" xmlns:wpi="http://schemas.microsoft.com/office/word/2010/wordprocessingInk" xmlns:wne="http://schemas.microsoft.com/office/word/2006/wordml" xmlns:wps="http://schemas.microsoft.com/office/word/2010/wordprocessingShape" mc:Ignorable="w14 w15 wp14">
+<w:document xmlns:wpc="http://schemas.microsoft.com/office/word/2010/wordprocessingCanvas" xmlns:cx="http://schemas.microsoft.com/office/drawing/2014/chartex" xmlns:cx1="http://schemas.microsoft.com/office/drawing/2015/9/8/chartex" xmlns:cx2="http://schemas.microsoft.com/office/drawing/2015/10/21/chartex" xmlns:cx3="http://schemas.microsoft.com/office/drawing/2016/5/9/chartex" xmlns:cx4="http://schemas.microsoft.com/office/drawing/2016/5/10/chartex" xmlns:cx5="http://schemas.microsoft.com/office/drawing/2016/5/11/chartex" xmlns:cx6="http://schemas.microsoft.com/office/drawing/2016/5/12/chartex" xmlns:cx7="http://schemas.microsoft.com/office/drawing/2016/5/13/chartex" xmlns:cx8="http://schemas.microsoft.com/office/drawing/2016/5/14/chartex" xmlns:mc="http://schemas.openxmlformats.org/markup-compatibility/2006" xmlns:m="http://schemas.openxmlformats.org/officeDocument/2006/math" xmlns:aink="http://schemas.microsoft.com/office/drawing/2016/ink" xmlns:am3d="http://schemas.microsoft.com/office/drawing/2017/model3d" xmlns:oel="http://schemas.microsoft.com/office/2019/extlst" xmlns:r="http://schemas.openxmlformats.org/officeDocument/2006/relationships" xmlns:wp14="http://schemas.microsoft.com/office/word/2010/wordprocessingDrawing" xmlns:wp="http://schemas.openxmlformats.org/drawingml/2006/wordprocessingDrawing" xmlns:wpg="http://schemas.microsoft.com/office/word/2010/wordprocessingGroup" xmlns:wpi="http://schemas.microsoft.com/office/word/2010/wordprocessingInk" xmlns:wps="http://schemas.microsoft.com/office/word/2010/wordprocessingShape" xmlns:o="urn:schemas-microsoft-com:office:office" xmlns:v="urn:schemas-microsoft-com:vml" xmlns:w10="urn:schemas-microsoft-com:office:word" xmlns:w="http://schemas.openxmlformats.org/wordprocessingml/2006/main" xmlns:w14="http://schemas.microsoft.com/office/word/2010/wordml" xmlns:w15="http://schemas.microsoft.com/office/word/2012/wordml" xmlns:w16cex="http://schemas.microsoft.com/office/word/2018/wordml/cex" xmlns:w16cid="http://schemas.microsoft.com/office/word/2016/wordml/cid" xmlns:w16="http://schemas.microsoft.com/office/word/2018/wordml" xmlns:w16sdtdh="http://schemas.microsoft.com/office/word/2020/wordml/sdtdatahash" xmlns:w16sdtfl="http://schemas.microsoft.com/office/word/2024/wordml/sdtformatlock" xmlns:w16se="http://schemas.microsoft.com/office/word/2015/wordml/symex" xmlns:w16du="http://schemas.microsoft.com/office/word/2023/wordml/word16du" xmlns:wne="http://schemas.microsoft.com/office/word/2006/wordml" mc:Ignorable="w14 w15 w16se w16cid w16 w16cex w16sdtdh w16sdtfl w16du wp14">
   <w:body>
     <w:p>
       <w:pPr>
@@ -21,7 +21,7 @@
           <w:szCs w:val="52"/>
         </w:rPr>
         <w:drawing>
-          <wp:inline distT="0" distB="0" distL="0" distR="0">
+          <wp:inline distT="0" distB="0" distL="0" distR="0" wp14:anchorId="62C9B287" wp14:editId="6ED2DD9A">
             <wp:extent cx="3597275" cy="2519045"/>
             <wp:effectExtent l="0" t="0" r="0" b="0"/>
             <wp:docPr id="1" name="图片 1" descr="校标-标志中英文上下组合"/>
@@ -247,7 +247,6 @@
         <w:tc>
           <w:tcPr>
             <w:tcW w:w="2298" w:type="dxa"/>
-            <w:shd w:val="clear" w:color="auto" w:fill="auto"/>
             <w:vAlign w:val="bottom"/>
           </w:tcPr>
           <w:p>
@@ -260,7 +259,7 @@
                 <w:szCs w:val="28"/>
               </w:rPr>
             </w:pPr>
-            <w:permStart w:id="759045102" w:edGrp="everyone" w:colFirst="1" w:colLast="1"/>
+            <w:permStart w:id="1597249626" w:edGrp="everyone" w:colFirst="1" w:colLast="1"/>
             <w:r>
               <w:rPr>
                 <w:rFonts w:ascii="楷体_GB2312" w:eastAsia="楷体_GB2312" w:hint="eastAsia"/>
@@ -305,7 +304,6 @@
             <w:tcBorders>
               <w:bottom w:val="single" w:sz="4" w:space="0" w:color="auto"/>
             </w:tcBorders>
-            <w:shd w:val="clear" w:color="auto" w:fill="auto"/>
             <w:vAlign w:val="bottom"/>
           </w:tcPr>
           <w:p>
@@ -333,7 +331,6 @@
         <w:tc>
           <w:tcPr>
             <w:tcW w:w="2298" w:type="dxa"/>
-            <w:shd w:val="clear" w:color="auto" w:fill="auto"/>
             <w:vAlign w:val="bottom"/>
           </w:tcPr>
           <w:p>
@@ -346,8 +343,8 @@
                 <w:szCs w:val="28"/>
               </w:rPr>
             </w:pPr>
-            <w:permStart w:id="1642877042" w:edGrp="everyone" w:colFirst="1" w:colLast="1"/>
-            <w:permEnd w:id="759045102"/>
+            <w:permStart w:id="2021334544" w:edGrp="everyone" w:colFirst="1" w:colLast="1"/>
+            <w:permEnd w:id="1597249626"/>
             <w:r>
               <w:rPr>
                 <w:rFonts w:ascii="楷体_GB2312" w:eastAsia="楷体_GB2312" w:hint="eastAsia"/>
@@ -375,7 +372,6 @@
               <w:top w:val="single" w:sz="4" w:space="0" w:color="auto"/>
               <w:bottom w:val="single" w:sz="4" w:space="0" w:color="auto"/>
             </w:tcBorders>
-            <w:shd w:val="clear" w:color="auto" w:fill="auto"/>
             <w:vAlign w:val="bottom"/>
           </w:tcPr>
           <w:p>
@@ -396,7 +392,7 @@
           </w:p>
         </w:tc>
       </w:tr>
-      <w:permEnd w:id="1642877042"/>
+      <w:permEnd w:id="2021334544"/>
       <w:tr>
         <w:trPr>
           <w:trHeight w:val="654"/>
@@ -405,7 +401,6 @@
         <w:tc>
           <w:tcPr>
             <w:tcW w:w="2298" w:type="dxa"/>
-            <w:shd w:val="clear" w:color="auto" w:fill="auto"/>
             <w:vAlign w:val="center"/>
           </w:tcPr>
           <w:p>
@@ -448,7 +443,7 @@
             </w:r>
           </w:p>
         </w:tc>
-        <w:permStart w:id="1946182401" w:edGrp="everyone"/>
+        <w:permStart w:id="39338791" w:edGrp="everyone"/>
         <w:tc>
           <w:tcPr>
             <w:tcW w:w="4849" w:type="dxa"/>
@@ -456,7 +451,6 @@
               <w:top w:val="single" w:sz="4" w:space="0" w:color="auto"/>
               <w:bottom w:val="single" w:sz="4" w:space="0" w:color="auto"/>
             </w:tcBorders>
-            <w:shd w:val="clear" w:color="auto" w:fill="auto"/>
             <w:vAlign w:val="center"/>
           </w:tcPr>
           <w:p>
@@ -485,7 +479,6 @@
                   <w:listItem w:displayText="专业型硕士生 Professional Master" w:value="2"/>
                 </w:dropDownList>
               </w:sdtPr>
-              <w:sdtEndPr/>
               <w:sdtContent>
                 <w:r>
                   <w:rPr>
@@ -493,11 +486,19 @@
                     <w:sz w:val="28"/>
                     <w:szCs w:val="28"/>
                   </w:rPr>
-                  <w:t>专业型硕士生 Professional Master</w:t>
+                  <w:t>专业型硕士生</w:t>
+                </w:r>
+                <w:r>
+                  <w:rPr>
+                    <w:rFonts w:hint="eastAsia"/>
+                    <w:sz w:val="28"/>
+                    <w:szCs w:val="28"/>
+                  </w:rPr>
+                  <w:t xml:space="preserve"> Professional Master</w:t>
                 </w:r>
               </w:sdtContent>
             </w:sdt>
-            <w:permEnd w:id="1946182401"/>
+            <w:permEnd w:id="39338791"/>
           </w:p>
         </w:tc>
       </w:tr>
@@ -509,7 +510,6 @@
         <w:tc>
           <w:tcPr>
             <w:tcW w:w="2298" w:type="dxa"/>
-            <w:shd w:val="clear" w:color="auto" w:fill="auto"/>
             <w:vAlign w:val="center"/>
           </w:tcPr>
           <w:p>
@@ -552,7 +552,7 @@
             </w:r>
           </w:p>
         </w:tc>
-        <w:permStart w:id="627206071" w:edGrp="everyone"/>
+        <w:permStart w:id="952174613" w:edGrp="everyone"/>
         <w:tc>
           <w:tcPr>
             <w:tcW w:w="4849" w:type="dxa"/>
@@ -560,7 +560,6 @@
               <w:top w:val="single" w:sz="4" w:space="0" w:color="auto"/>
               <w:bottom w:val="single" w:sz="4" w:space="0" w:color="auto"/>
             </w:tcBorders>
-            <w:shd w:val="clear" w:color="auto" w:fill="auto"/>
             <w:vAlign w:val="center"/>
           </w:tcPr>
           <w:p>
@@ -589,7 +588,6 @@
                   <w:listItem w:displayText="非全日制 Part-time" w:value="2"/>
                 </w:dropDownList>
               </w:sdtPr>
-              <w:sdtEndPr/>
               <w:sdtContent>
                 <w:r>
                   <w:rPr>
@@ -597,11 +595,19 @@
                     <w:sz w:val="28"/>
                     <w:szCs w:val="28"/>
                   </w:rPr>
-                  <w:t>非全日制 Part-time</w:t>
+                  <w:t>非全日制</w:t>
+                </w:r>
+                <w:r>
+                  <w:rPr>
+                    <w:rFonts w:hint="eastAsia"/>
+                    <w:sz w:val="28"/>
+                    <w:szCs w:val="28"/>
+                  </w:rPr>
+                  <w:t xml:space="preserve"> Part-time</w:t>
                 </w:r>
               </w:sdtContent>
             </w:sdt>
-            <w:permEnd w:id="627206071"/>
+            <w:permEnd w:id="952174613"/>
           </w:p>
         </w:tc>
       </w:tr>
@@ -613,7 +619,6 @@
         <w:tc>
           <w:tcPr>
             <w:tcW w:w="2298" w:type="dxa"/>
-            <w:shd w:val="clear" w:color="auto" w:fill="auto"/>
             <w:vAlign w:val="bottom"/>
           </w:tcPr>
           <w:p>
@@ -626,7 +631,7 @@
                 <w:szCs w:val="28"/>
               </w:rPr>
             </w:pPr>
-            <w:permStart w:id="1462851338" w:edGrp="everyone" w:colFirst="1" w:colLast="1"/>
+            <w:permStart w:id="2141195661" w:edGrp="everyone" w:colFirst="1" w:colLast="1"/>
             <w:r>
               <w:rPr>
                 <w:rFonts w:ascii="楷体_GB2312" w:eastAsia="楷体_GB2312" w:hint="eastAsia"/>
@@ -672,7 +677,6 @@
               <w:top w:val="single" w:sz="4" w:space="0" w:color="auto"/>
               <w:bottom w:val="single" w:sz="4" w:space="0" w:color="auto"/>
             </w:tcBorders>
-            <w:shd w:val="clear" w:color="auto" w:fill="auto"/>
             <w:vAlign w:val="bottom"/>
           </w:tcPr>
           <w:p>
@@ -684,11 +688,94 @@
                 <w:szCs w:val="28"/>
               </w:rPr>
             </w:pPr>
+          </w:p>
+        </w:tc>
+      </w:tr>
+      <w:tr>
+        <w:trPr>
+          <w:jc w:val="center"/>
+        </w:trPr>
+        <w:tc>
+          <w:tcPr>
+            <w:tcW w:w="2298" w:type="dxa"/>
+            <w:vAlign w:val="bottom"/>
+          </w:tcPr>
+          <w:p>
+            <w:pPr>
+              <w:spacing w:beforeLines="50" w:before="120" w:afterLines="50" w:after="120" w:line="240" w:lineRule="auto"/>
+              <w:rPr>
+                <w:rFonts w:ascii="楷体_GB2312" w:eastAsia="楷体_GB2312"/>
+                <w:b/>
+                <w:sz w:val="28"/>
+                <w:szCs w:val="28"/>
+              </w:rPr>
+            </w:pPr>
+            <w:permStart w:id="1197043837" w:edGrp="everyone" w:colFirst="1" w:colLast="1"/>
+            <w:permEnd w:id="2141195661"/>
             <w:r>
               <w:rPr>
+                <w:rFonts w:eastAsia="楷体_GB2312" w:hint="eastAsia"/>
+                <w:b/>
                 <w:sz w:val="28"/>
-              </w:rPr>
-              <w:t>葛冬冬</w:t>
+                <w:szCs w:val="28"/>
+              </w:rPr>
+              <w:t>专业</w:t>
+            </w:r>
+            <w:r>
+              <w:rPr>
+                <w:rFonts w:eastAsia="楷体_GB2312" w:hint="eastAsia"/>
+                <w:b/>
+                <w:sz w:val="28"/>
+                <w:szCs w:val="28"/>
+              </w:rPr>
+              <w:t xml:space="preserve"> </w:t>
+            </w:r>
+            <w:r>
+              <w:rPr>
+                <w:rFonts w:eastAsia="楷体_GB2312"/>
+                <w:b/>
+                <w:sz w:val="24"/>
+                <w:szCs w:val="24"/>
+              </w:rPr>
+              <w:t>Major</w:t>
+            </w:r>
+          </w:p>
+        </w:tc>
+        <w:tc>
+          <w:tcPr>
+            <w:tcW w:w="4849" w:type="dxa"/>
+            <w:tcBorders>
+              <w:top w:val="single" w:sz="4" w:space="0" w:color="auto"/>
+              <w:bottom w:val="single" w:sz="4" w:space="0" w:color="auto"/>
+            </w:tcBorders>
+            <w:vAlign w:val="bottom"/>
+          </w:tcPr>
+          <w:p>
+            <w:pPr>
+              <w:spacing w:line="320" w:lineRule="exact"/>
+              <w:rPr>
+                <w:rFonts w:ascii="楷体_GB2312" w:eastAsia="楷体_GB2312"/>
+                <w:sz w:val="28"/>
+                <w:szCs w:val="28"/>
+              </w:rPr>
+            </w:pPr>
+            <w:r>
+              <w:rPr>
+                <w:sz w:val="28"/>
+              </w:rPr>
+              <w:t>工商管理（</w:t>
+            </w:r>
+            <w:r>
+              <w:rPr>
+                <w:sz w:val="28"/>
+              </w:rPr>
+              <w:t>MBA</w:t>
+            </w:r>
+            <w:r>
+              <w:rPr>
+                <w:sz w:val="28"/>
+              </w:rPr>
+              <w:t>）</w:t>
             </w:r>
           </w:p>
         </w:tc>
@@ -700,7 +787,6 @@
         <w:tc>
           <w:tcPr>
             <w:tcW w:w="2298" w:type="dxa"/>
-            <w:shd w:val="clear" w:color="auto" w:fill="auto"/>
             <w:vAlign w:val="bottom"/>
           </w:tcPr>
           <w:p>
@@ -713,87 +799,8 @@
                 <w:szCs w:val="28"/>
               </w:rPr>
             </w:pPr>
-            <w:permStart w:id="1541422806" w:edGrp="everyone" w:colFirst="1" w:colLast="1"/>
-            <w:permEnd w:id="1462851338"/>
-            <w:r>
-              <w:rPr>
-                <w:rFonts w:eastAsia="楷体_GB2312" w:hint="eastAsia"/>
-                <w:b/>
-                <w:sz w:val="28"/>
-                <w:szCs w:val="28"/>
-              </w:rPr>
-              <w:t>专业</w:t>
-            </w:r>
-            <w:r>
-              <w:rPr>
-                <w:rFonts w:eastAsia="楷体_GB2312" w:hint="eastAsia"/>
-                <w:b/>
-                <w:sz w:val="28"/>
-                <w:szCs w:val="28"/>
-              </w:rPr>
-              <w:t xml:space="preserve"> </w:t>
-            </w:r>
-            <w:r>
-              <w:rPr>
-                <w:rFonts w:eastAsia="楷体_GB2312"/>
-                <w:b/>
-                <w:sz w:val="24"/>
-                <w:szCs w:val="24"/>
-              </w:rPr>
-              <w:t>Major</w:t>
-            </w:r>
-          </w:p>
-        </w:tc>
-        <w:tc>
-          <w:tcPr>
-            <w:tcW w:w="4849" w:type="dxa"/>
-            <w:tcBorders>
-              <w:top w:val="single" w:sz="4" w:space="0" w:color="auto"/>
-              <w:bottom w:val="single" w:sz="4" w:space="0" w:color="auto"/>
-            </w:tcBorders>
-            <w:shd w:val="clear" w:color="auto" w:fill="auto"/>
-            <w:vAlign w:val="bottom"/>
-          </w:tcPr>
-          <w:p>
-            <w:pPr>
-              <w:spacing w:line="320" w:lineRule="exact"/>
-              <w:rPr>
-                <w:rFonts w:ascii="楷体_GB2312" w:eastAsia="楷体_GB2312"/>
-                <w:sz w:val="28"/>
-                <w:szCs w:val="28"/>
-              </w:rPr>
-            </w:pPr>
-            <w:r>
-              <w:rPr>
-                <w:sz w:val="28"/>
-              </w:rPr>
-              <w:t>工商管理（MBA）</w:t>
-            </w:r>
-          </w:p>
-        </w:tc>
-      </w:tr>
-      <w:tr>
-        <w:trPr>
-          <w:jc w:val="center"/>
-        </w:trPr>
-        <w:tc>
-          <w:tcPr>
-            <w:tcW w:w="2298" w:type="dxa"/>
-            <w:shd w:val="clear" w:color="auto" w:fill="auto"/>
-            <w:vAlign w:val="bottom"/>
-          </w:tcPr>
-          <w:p>
-            <w:pPr>
-              <w:spacing w:beforeLines="50" w:before="120" w:afterLines="50" w:after="120" w:line="240" w:lineRule="auto"/>
-              <w:rPr>
-                <w:rFonts w:ascii="楷体_GB2312" w:eastAsia="楷体_GB2312"/>
-                <w:b/>
-                <w:sz w:val="28"/>
-                <w:szCs w:val="28"/>
-              </w:rPr>
-            </w:pPr>
-            <w:permStart w:id="243956487" w:edGrp="everyone" w:colFirst="1" w:colLast="1"/>
-            <w:permEnd w:id="1541422806"/>
+            <w:permStart w:id="1894145473" w:edGrp="everyone" w:colFirst="1" w:colLast="1"/>
+            <w:permEnd w:id="1197043837"/>
             <w:r>
               <w:rPr>
                 <w:rFonts w:eastAsia="楷体_GB2312" w:hint="eastAsia"/>
@@ -830,7 +837,6 @@
               <w:top w:val="single" w:sz="4" w:space="0" w:color="auto"/>
               <w:bottom w:val="single" w:sz="4" w:space="0" w:color="auto"/>
             </w:tcBorders>
-            <w:shd w:val="clear" w:color="auto" w:fill="auto"/>
             <w:vAlign w:val="bottom"/>
           </w:tcPr>
           <w:p>
@@ -858,7 +864,6 @@
         <w:tc>
           <w:tcPr>
             <w:tcW w:w="2298" w:type="dxa"/>
-            <w:shd w:val="clear" w:color="auto" w:fill="auto"/>
             <w:vAlign w:val="bottom"/>
           </w:tcPr>
           <w:p>
@@ -871,8 +876,8 @@
                 <w:szCs w:val="28"/>
               </w:rPr>
             </w:pPr>
-            <w:permStart w:id="2076706825" w:edGrp="everyone" w:colFirst="1" w:colLast="1"/>
-            <w:permEnd w:id="243956487"/>
+            <w:permStart w:id="976815175" w:edGrp="everyone" w:colFirst="1" w:colLast="1"/>
+            <w:permEnd w:id="1894145473"/>
             <w:r>
               <w:rPr>
                 <w:rFonts w:ascii="楷体_GB2312" w:eastAsia="楷体_GB2312" w:hint="eastAsia"/>
@@ -918,7 +923,6 @@
               <w:top w:val="single" w:sz="4" w:space="0" w:color="auto"/>
               <w:bottom w:val="single" w:sz="4" w:space="0" w:color="auto"/>
             </w:tcBorders>
-            <w:shd w:val="clear" w:color="auto" w:fill="auto"/>
             <w:vAlign w:val="bottom"/>
           </w:tcPr>
           <w:p>
@@ -934,11 +938,68 @@
               <w:rPr>
                 <w:sz w:val="28"/>
               </w:rPr>
+              <w:t xml:space="preserve">2026 </w:t>
+            </w:r>
+            <w:r>
+              <w:rPr>
+                <w:sz w:val="28"/>
+              </w:rPr>
+              <w:t>年</w:t>
+            </w:r>
+            <w:r>
+              <w:rPr>
+                <w:sz w:val="28"/>
+              </w:rPr>
+              <w:t xml:space="preserve"> </w:t>
+            </w:r>
+            <w:r>
+              <w:rPr>
+                <w:rFonts w:hint="eastAsia"/>
+                <w:sz w:val="28"/>
+              </w:rPr>
+              <w:t>9</w:t>
+            </w:r>
+            <w:r>
+              <w:rPr>
+                <w:sz w:val="28"/>
+              </w:rPr>
+              <w:t xml:space="preserve"> </w:t>
+            </w:r>
+            <w:r>
+              <w:rPr>
+                <w:sz w:val="28"/>
+              </w:rPr>
+              <w:t>月</w:t>
+            </w:r>
+            <w:r>
+              <w:rPr>
+                <w:sz w:val="28"/>
+              </w:rPr>
+              <w:t xml:space="preserve"> </w:t>
+            </w:r>
+            <w:r>
+              <w:rPr>
+                <w:rFonts w:hint="eastAsia"/>
+                <w:sz w:val="28"/>
+              </w:rPr>
+              <w:t>2</w:t>
+            </w:r>
+            <w:r>
+              <w:rPr>
+                <w:sz w:val="28"/>
+              </w:rPr>
+              <w:t xml:space="preserve"> </w:t>
+            </w:r>
+            <w:r>
+              <w:rPr>
+                <w:sz w:val="28"/>
+              </w:rPr>
+              <w:t>日</w:t>
             </w:r>
           </w:p>
         </w:tc>
       </w:tr>
-      <w:permEnd w:id="2076706825"/>
+      <w:permEnd w:id="976815175"/>
     </w:tbl>
     <w:p>
       <w:pPr>
@@ -992,7 +1053,7 @@
     </w:p>
     <w:p>
       <w:pPr>
-        <w:pStyle w:val="a7"/>
+        <w:pStyle w:val="a9"/>
         <w:numPr>
           <w:ilvl w:val="0"/>
           <w:numId w:val="6"/>
@@ -1032,7 +1093,7 @@
       <w:hyperlink r:id="rId11" w:history="1">
         <w:r>
           <w:rPr>
-            <w:rStyle w:val="a9"/>
+            <w:rStyle w:val="ab"/>
             <w:rFonts w:eastAsia="仿宋_GB2312"/>
             <w:sz w:val="24"/>
           </w:rPr>
@@ -1154,7 +1215,7 @@
     </w:p>
     <w:p>
       <w:pPr>
-        <w:pStyle w:val="a7"/>
+        <w:pStyle w:val="a9"/>
         <w:spacing w:beforeLines="50" w:before="156" w:line="300" w:lineRule="auto"/>
         <w:ind w:left="420" w:firstLineChars="0" w:firstLine="0"/>
         <w:rPr>
@@ -1206,7 +1267,7 @@
       <w:hyperlink r:id="rId12" w:history="1">
         <w:r>
           <w:rPr>
-            <w:rStyle w:val="a9"/>
+            <w:rStyle w:val="ab"/>
             <w:rFonts w:eastAsia="仿宋_GB2312"/>
             <w:sz w:val="24"/>
           </w:rPr>
@@ -1232,7 +1293,7 @@
     </w:p>
     <w:p>
       <w:pPr>
-        <w:pStyle w:val="a7"/>
+        <w:pStyle w:val="a9"/>
         <w:numPr>
           <w:ilvl w:val="0"/>
           <w:numId w:val="6"/>
@@ -1324,10 +1385,8 @@
         </w:rPr>
         <w:t>在一起</w:t>
       </w:r>
-      <w:bookmarkStart w:id="2" w:name="_GoBack"/>
       <w:bookmarkEnd w:id="0"/>
       <w:bookmarkEnd w:id="1"/>
-      <w:bookmarkEnd w:id="2"/>
       <w:r>
         <w:rPr>
           <w:rFonts w:ascii="仿宋_GB2312" w:eastAsia="仿宋_GB2312" w:hint="eastAsia"/>
@@ -1457,23 +1516,7 @@
           <w:rFonts w:ascii="仿宋_GB2312" w:eastAsia="仿宋_GB2312" w:hint="eastAsia"/>
           <w:sz w:val="24"/>
         </w:rPr>
-        <w:t>定稿</w:t>
-      </w:r>
-      <w:proofErr w:type="gramStart"/>
-      <w:r>
-        <w:rPr>
-          <w:rFonts w:ascii="仿宋_GB2312" w:eastAsia="仿宋_GB2312" w:hint="eastAsia"/>
-          <w:sz w:val="24"/>
-        </w:rPr>
-        <w:t>版报告</w:t>
-      </w:r>
-      <w:proofErr w:type="gramEnd"/>
-      <w:r>
-        <w:rPr>
-          <w:rFonts w:ascii="仿宋_GB2312" w:eastAsia="仿宋_GB2312" w:hint="eastAsia"/>
-          <w:sz w:val="24"/>
-        </w:rPr>
-        <w:t>由</w:t>
+        <w:t>定稿版报告由</w:t>
       </w:r>
       <w:r>
         <w:rPr>
@@ -1680,7 +1723,6 @@
         <w:tc>
           <w:tcPr>
             <w:tcW w:w="2694" w:type="dxa"/>
-            <w:shd w:val="clear" w:color="auto" w:fill="auto"/>
             <w:vAlign w:val="center"/>
           </w:tcPr>
           <w:p>
@@ -1691,7 +1733,7 @@
                 <w:sz w:val="24"/>
               </w:rPr>
             </w:pPr>
-            <w:permStart w:id="672360605" w:edGrp="everyone" w:colFirst="1" w:colLast="1"/>
+            <w:permStart w:id="610233205" w:edGrp="everyone" w:colFirst="1" w:colLast="1"/>
             <w:r>
               <w:rPr>
                 <w:rFonts w:eastAsia="仿宋_GB2312"/>
@@ -1727,7 +1769,6 @@
         <w:tc>
           <w:tcPr>
             <w:tcW w:w="6458" w:type="dxa"/>
-            <w:shd w:val="clear" w:color="auto" w:fill="auto"/>
             <w:vAlign w:val="center"/>
           </w:tcPr>
           <w:p>
@@ -1743,12 +1784,24 @@
               <w:rPr>
                 <w:sz w:val="28"/>
               </w:rPr>
-              <w:t>运筹优化算法在药企 SFE 辖区分配中的应用研究</w:t>
+              <w:t>运筹优化算法在药企</w:t>
+            </w:r>
+            <w:r>
+              <w:rPr>
+                <w:sz w:val="28"/>
+              </w:rPr>
+              <w:t xml:space="preserve"> SFE </w:t>
+            </w:r>
+            <w:r>
+              <w:rPr>
+                <w:sz w:val="28"/>
+              </w:rPr>
+              <w:t>辖区分配中的应用研究</w:t>
             </w:r>
           </w:p>
         </w:tc>
       </w:tr>
-      <w:permEnd w:id="672360605"/>
+      <w:permEnd w:id="610233205"/>
       <w:tr>
         <w:trPr>
           <w:jc w:val="center"/>
@@ -1756,7 +1809,6 @@
         <w:tc>
           <w:tcPr>
             <w:tcW w:w="2694" w:type="dxa"/>
-            <w:shd w:val="clear" w:color="auto" w:fill="auto"/>
             <w:vAlign w:val="center"/>
           </w:tcPr>
           <w:p>
@@ -1795,7 +1847,6 @@
         <w:tc>
           <w:tcPr>
             <w:tcW w:w="6458" w:type="dxa"/>
-            <w:shd w:val="clear" w:color="auto" w:fill="auto"/>
           </w:tcPr>
           <w:p>
             <w:pPr>
@@ -1870,7 +1921,7 @@
               <w:t>.</w:t>
             </w:r>
           </w:p>
-          <w:permStart w:id="522066258" w:edGrp="everyone"/>
+          <w:permStart w:id="1809127521" w:edGrp="everyone"/>
           <w:p>
             <w:pPr>
               <w:spacing w:line="300" w:lineRule="auto"/>
@@ -1894,7 +1945,6 @@
                   <w14:uncheckedState w14:val="2610" w14:font="MS Gothic"/>
                 </w14:checkbox>
               </w:sdtPr>
-              <w:sdtEndPr/>
               <w:sdtContent>
                 <w:r>
                   <w:rPr>
@@ -1905,7 +1955,7 @@
                 </w:r>
               </w:sdtContent>
             </w:sdt>
-            <w:permEnd w:id="522066258"/>
+            <w:permEnd w:id="1809127521"/>
             <w:r>
               <w:rPr>
                 <w:rFonts w:ascii="华文仿宋" w:eastAsia="华文仿宋" w:hAnsi="华文仿宋"/>
@@ -1921,7 +1971,7 @@
               <w:t xml:space="preserve"> NSFC Research Grants</w:t>
             </w:r>
           </w:p>
-          <w:permStart w:id="353174624" w:edGrp="everyone"/>
+          <w:permStart w:id="1764567862" w:edGrp="everyone"/>
           <w:p>
             <w:pPr>
               <w:spacing w:line="300" w:lineRule="auto"/>
@@ -1944,7 +1994,6 @@
                   <w14:uncheckedState w14:val="2610" w14:font="MS Gothic"/>
                 </w14:checkbox>
               </w:sdtPr>
-              <w:sdtEndPr/>
               <w:sdtContent>
                 <w:r>
                   <w:rPr>
@@ -1955,7 +2004,7 @@
                 </w:r>
               </w:sdtContent>
             </w:sdt>
-            <w:permEnd w:id="353174624"/>
+            <w:permEnd w:id="1764567862"/>
             <w:r>
               <w:rPr>
                 <w:rFonts w:ascii="华文仿宋" w:eastAsia="华文仿宋" w:hAnsi="华文仿宋"/>
@@ -1978,7 +2027,7 @@
               <w:t>National Social Science Fund of China</w:t>
             </w:r>
           </w:p>
-          <w:permStart w:id="1414217607" w:edGrp="everyone"/>
+          <w:permStart w:id="1213608741" w:edGrp="everyone"/>
           <w:p>
             <w:pPr>
               <w:spacing w:line="300" w:lineRule="auto"/>
@@ -2001,7 +2050,6 @@
                   <w14:uncheckedState w14:val="2610" w14:font="MS Gothic"/>
                 </w14:checkbox>
               </w:sdtPr>
-              <w:sdtEndPr/>
               <w:sdtContent>
                 <w:r>
                   <w:rPr>
@@ -2012,7 +2060,7 @@
                 </w:r>
               </w:sdtContent>
             </w:sdt>
-            <w:permEnd w:id="1414217607"/>
+            <w:permEnd w:id="1213608741"/>
             <w:r>
               <w:rPr>
                 <w:rFonts w:ascii="华文仿宋" w:eastAsia="华文仿宋" w:hAnsi="华文仿宋"/>
@@ -2035,7 +2083,7 @@
               <w:t>s</w:t>
             </w:r>
           </w:p>
-          <w:permStart w:id="89131802" w:edGrp="everyone"/>
+          <w:permStart w:id="1774607508" w:edGrp="everyone"/>
           <w:p>
             <w:pPr>
               <w:spacing w:line="300" w:lineRule="auto"/>
@@ -2058,7 +2106,6 @@
                   <w14:uncheckedState w14:val="2610" w14:font="MS Gothic"/>
                 </w14:checkbox>
               </w:sdtPr>
-              <w:sdtEndPr/>
               <w:sdtContent>
                 <w:r>
                   <w:rPr>
@@ -2069,7 +2116,7 @@
                 </w:r>
               </w:sdtContent>
             </w:sdt>
-            <w:permEnd w:id="89131802"/>
+            <w:permEnd w:id="1774607508"/>
             <w:r>
               <w:rPr>
                 <w:rFonts w:ascii="华文仿宋" w:eastAsia="华文仿宋" w:hAnsi="华文仿宋"/>
@@ -2085,7 +2132,7 @@
               <w:t>Other Governmental Research Grants</w:t>
             </w:r>
           </w:p>
-          <w:permStart w:id="1478232506" w:edGrp="everyone"/>
+          <w:permStart w:id="660017243" w:edGrp="everyone"/>
           <w:p>
             <w:pPr>
               <w:spacing w:line="300" w:lineRule="auto"/>
@@ -2108,7 +2155,6 @@
                   <w14:uncheckedState w14:val="2610" w14:font="MS Gothic"/>
                 </w14:checkbox>
               </w:sdtPr>
-              <w:sdtEndPr/>
               <w:sdtContent>
                 <w:r>
                   <w:rPr>
@@ -2119,7 +2165,7 @@
                 </w:r>
               </w:sdtContent>
             </w:sdt>
-            <w:permEnd w:id="1478232506"/>
+            <w:permEnd w:id="660017243"/>
             <w:r>
               <w:rPr>
                 <w:rFonts w:ascii="华文仿宋" w:eastAsia="华文仿宋" w:hAnsi="华文仿宋"/>
@@ -2135,7 +2181,7 @@
               <w:t xml:space="preserve"> R&amp;D Projects from Industry</w:t>
             </w:r>
           </w:p>
-          <w:permStart w:id="2079160097" w:edGrp="everyone"/>
+          <w:permStart w:id="1919772668" w:edGrp="everyone"/>
           <w:p>
             <w:pPr>
               <w:spacing w:line="300" w:lineRule="auto"/>
@@ -2158,18 +2204,17 @@
                   <w14:uncheckedState w14:val="2610" w14:font="MS Gothic"/>
                 </w14:checkbox>
               </w:sdtPr>
-              <w:sdtEndPr/>
               <w:sdtContent>
                 <w:r>
                   <w:rPr>
-                    <w:rFonts w:ascii="宋体" w:eastAsia="宋体" w:hAnsi="宋体" w:hint="eastAsia"/>
+                    <w:rFonts w:ascii="宋体" w:hAnsi="宋体" w:hint="eastAsia"/>
                     <w:sz w:val="24"/>
                   </w:rPr>
                   <w:t>√</w:t>
                 </w:r>
               </w:sdtContent>
             </w:sdt>
-            <w:permEnd w:id="2079160097"/>
+            <w:permEnd w:id="1919772668"/>
             <w:r>
               <w:rPr>
                 <w:rFonts w:ascii="华文仿宋" w:eastAsia="华文仿宋" w:hAnsi="华文仿宋"/>
@@ -2194,7 +2239,6 @@
         <w:tc>
           <w:tcPr>
             <w:tcW w:w="2694" w:type="dxa"/>
-            <w:shd w:val="clear" w:color="auto" w:fill="auto"/>
             <w:vAlign w:val="center"/>
           </w:tcPr>
           <w:p>
@@ -2205,7 +2249,7 @@
                 <w:sz w:val="24"/>
               </w:rPr>
             </w:pPr>
-            <w:permStart w:id="882513054" w:edGrp="everyone" w:colFirst="1" w:colLast="1"/>
+            <w:permStart w:id="1391663620" w:edGrp="everyone" w:colFirst="1" w:colLast="1"/>
             <w:r>
               <w:rPr>
                 <w:rFonts w:eastAsia="仿宋_GB2312"/>
@@ -2248,7 +2292,6 @@
         <w:tc>
           <w:tcPr>
             <w:tcW w:w="6458" w:type="dxa"/>
-            <w:shd w:val="clear" w:color="auto" w:fill="auto"/>
             <w:vAlign w:val="center"/>
           </w:tcPr>
           <w:p>
@@ -2263,13 +2306,43 @@
               <w:rPr>
                 <w:sz w:val="28"/>
               </w:rPr>
-              <w:t>2026 年 2 月 24 日</w:t>
+              <w:t xml:space="preserve">2026 </w:t>
+            </w:r>
+            <w:r>
+              <w:rPr>
+                <w:sz w:val="28"/>
+              </w:rPr>
+              <w:t>年</w:t>
+            </w:r>
+            <w:r>
+              <w:rPr>
+                <w:sz w:val="28"/>
+              </w:rPr>
+              <w:t xml:space="preserve"> 2 </w:t>
+            </w:r>
+            <w:r>
+              <w:rPr>
+                <w:sz w:val="28"/>
+              </w:rPr>
+              <w:t>月</w:t>
+            </w:r>
+            <w:r>
+              <w:rPr>
+                <w:sz w:val="28"/>
+              </w:rPr>
+              <w:t xml:space="preserve"> 24 </w:t>
+            </w:r>
+            <w:r>
+              <w:rPr>
+                <w:sz w:val="28"/>
+              </w:rPr>
+              <w:t>日</w:t>
             </w:r>
           </w:p>
         </w:tc>
       </w:tr>
     </w:tbl>
-    <w:permEnd w:id="882513054"/>
+    <w:permEnd w:id="1391663620"/>
     <w:p>
       <w:pPr>
         <w:numPr>
@@ -2425,7 +2498,7 @@
     <w:p>
       <w:pPr>
         <w:snapToGrid w:val="0"/>
-        <w:spacing w:after="120"/>
+        <w:spacing w:before="156" w:line="300" w:lineRule="auto"/>
         <w:ind w:firstLineChars="200" w:firstLine="480"/>
         <w:jc w:val="left"/>
         <w:rPr>
@@ -2433,10 +2506,12 @@
           <w:sz w:val="24"/>
         </w:rPr>
       </w:pPr>
-      <w:permStart w:id="521422546" w:edGrp="everyone"/>
-      <w:r>
-        <w:rPr>
-          <w:sz w:val="24"/>
+      <w:permStart w:id="1838222929" w:edGrp="everyone"/>
+      <w:r>
+        <w:rPr>
+          <w:rFonts w:eastAsia="华文楷体"/>
+          <w:sz w:val="24"/>
+          <w:szCs w:val="24"/>
         </w:rPr>
         <w:t>一、开题以来的研究工作进展</w:t>
       </w:r>
@@ -2444,7 +2519,7 @@
     <w:p>
       <w:pPr>
         <w:snapToGrid w:val="0"/>
-        <w:spacing w:after="120"/>
+        <w:spacing w:before="156" w:line="300" w:lineRule="auto"/>
         <w:ind w:firstLineChars="200" w:firstLine="480"/>
         <w:jc w:val="left"/>
         <w:rPr>
@@ -2454,15 +2529,97 @@
       </w:pPr>
       <w:r>
         <w:rPr>
-          <w:sz w:val="24"/>
-        </w:rPr>
-        <w:t>本课题于 2026 年 2 月 24 日通过开题评审。开题以来的半年间，作者围绕开题报告所列的五项主要研究内容逐条推进，目前论文主体七章连同附录已完成初稿并经多轮修订，整体进度略超前于开题时拟定的计划安排。需要首先说明的是，论文题目已由开题时的《运筹算法在制药企业 SFE 辖区动态分配中的应用及商业化研究》调整为《运筹优化算法在药企 SFE 辖区分配中的应用研究》。删去"动态"二字，是因为算法实际实现的是"约束驱动的快速重算"——当辖区数、权重参数等外部条件变化时在秒级重新生成完整方案，而非对时序演化过程建模的动态优化，原题名易引起误读；删去"及商业化研究"，是因为商业化部分在论文中的定位是承接实证结论的管理讨论（第六章），而非与算法研究并列的独立研究模块，题名收窄后与研究实质更为吻合。</w:t>
+          <w:rFonts w:eastAsia="华文楷体"/>
+          <w:sz w:val="24"/>
+          <w:szCs w:val="24"/>
+        </w:rPr>
+        <w:t>本课题于</w:t>
+      </w:r>
+      <w:r>
+        <w:rPr>
+          <w:rFonts w:eastAsia="华文楷体"/>
+          <w:sz w:val="24"/>
+          <w:szCs w:val="24"/>
+        </w:rPr>
+        <w:t xml:space="preserve"> 2026 </w:t>
+      </w:r>
+      <w:r>
+        <w:rPr>
+          <w:rFonts w:eastAsia="华文楷体"/>
+          <w:sz w:val="24"/>
+          <w:szCs w:val="24"/>
+        </w:rPr>
+        <w:t>年</w:t>
+      </w:r>
+      <w:r>
+        <w:rPr>
+          <w:rFonts w:eastAsia="华文楷体"/>
+          <w:sz w:val="24"/>
+          <w:szCs w:val="24"/>
+        </w:rPr>
+        <w:t xml:space="preserve"> 2 </w:t>
+      </w:r>
+      <w:r>
+        <w:rPr>
+          <w:rFonts w:eastAsia="华文楷体"/>
+          <w:sz w:val="24"/>
+          <w:szCs w:val="24"/>
+        </w:rPr>
+        <w:t>月</w:t>
+      </w:r>
+      <w:r>
+        <w:rPr>
+          <w:rFonts w:eastAsia="华文楷体"/>
+          <w:sz w:val="24"/>
+          <w:szCs w:val="24"/>
+        </w:rPr>
+        <w:t xml:space="preserve"> 24 </w:t>
+      </w:r>
+      <w:r>
+        <w:rPr>
+          <w:rFonts w:eastAsia="华文楷体"/>
+          <w:sz w:val="24"/>
+          <w:szCs w:val="24"/>
+        </w:rPr>
+        <w:t>日通过开题评审。开题以来的半年间，作者围绕开题报告所列的五项主要研究内容逐条推进，目前论文主体七章连同附录已完成初稿并经多轮修订，整体进度略超前于开题时拟定的计划安排。论文题目在写作过程中做了收窄，由开题时的《运筹算法在制药企业</w:t>
+      </w:r>
+      <w:r>
+        <w:rPr>
+          <w:rFonts w:eastAsia="华文楷体"/>
+          <w:sz w:val="24"/>
+          <w:szCs w:val="24"/>
+        </w:rPr>
+        <w:t xml:space="preserve"> SFE </w:t>
+      </w:r>
+      <w:r>
+        <w:rPr>
+          <w:rFonts w:eastAsia="华文楷体"/>
+          <w:sz w:val="24"/>
+          <w:szCs w:val="24"/>
+        </w:rPr>
+        <w:t>辖区动态分配中的应用及商业化研究》定为现名《运筹优化算法在药企</w:t>
+      </w:r>
+      <w:r>
+        <w:rPr>
+          <w:rFonts w:eastAsia="华文楷体"/>
+          <w:sz w:val="24"/>
+          <w:szCs w:val="24"/>
+        </w:rPr>
+        <w:t xml:space="preserve"> SFE </w:t>
+      </w:r>
+      <w:r>
+        <w:rPr>
+          <w:rFonts w:eastAsia="华文楷体"/>
+          <w:sz w:val="24"/>
+          <w:szCs w:val="24"/>
+        </w:rPr>
+        <w:t>辖区分配中的应用研究》，研究对象、技术路线与章节框架均与开题方案保持一致。</w:t>
       </w:r>
     </w:p>
     <w:p>
       <w:pPr>
         <w:snapToGrid w:val="0"/>
-        <w:spacing w:after="120"/>
+        <w:spacing w:before="156" w:line="300" w:lineRule="auto"/>
         <w:ind w:firstLineChars="200" w:firstLine="480"/>
         <w:jc w:val="left"/>
         <w:rPr>
@@ -2472,7 +2629,9 @@
       </w:pPr>
       <w:r>
         <w:rPr>
-          <w:sz w:val="24"/>
+          <w:rFonts w:eastAsia="华文楷体"/>
+          <w:sz w:val="24"/>
+          <w:szCs w:val="24"/>
         </w:rPr>
         <w:t>（一）行业痛点的调研验证</w:t>
       </w:r>
@@ -2480,7 +2639,7 @@
     <w:p>
       <w:pPr>
         <w:snapToGrid w:val="0"/>
-        <w:spacing w:after="120"/>
+        <w:spacing w:before="156" w:line="300" w:lineRule="auto"/>
         <w:ind w:firstLineChars="200" w:firstLine="480"/>
         <w:jc w:val="left"/>
         <w:rPr>
@@ -2490,15 +2649,314 @@
       </w:pPr>
       <w:r>
         <w:rPr>
-          <w:sz w:val="24"/>
-        </w:rPr>
-        <w:t>开题报告第一条研究内容为"深入剖析医药行业销售辖区管理现状与痛点"，原计划以政策分析与案头诊断的方式完成。实际执行中，本研究将该章由纯案头分析升级为"行业调研验证"，这是超出开题计划的一项增量工作。作者在算法设计阶段同步开展了一轮面向行业从业者的实证调研：受访者共 12 位，覆盖 SFE 管理层 3 名、销售管理者 4 名、SFE 分析师 5 名，来自跨国药企 6 名、国内大型药企 4 名、国内中小型药企 2 名；每位受访者先完成 14 道封闭式问卷（约 10 分钟），再接受 30 至 45 分钟的半结构化访谈（8 道开放式题目）。方法定位上以问卷量化为主、访谈为补充，访谈用于问卷题项的前期校准与业务逻辑的补充解释，结果以描述性统计呈现，不做推断性检验。</w:t>
+          <w:rFonts w:eastAsia="华文楷体"/>
+          <w:sz w:val="24"/>
+          <w:szCs w:val="24"/>
+        </w:rPr>
+        <w:t>开题报告第一条研究内容为</w:t>
+      </w:r>
+      <w:r>
+        <w:rPr>
+          <w:rFonts w:eastAsia="华文楷体"/>
+          <w:sz w:val="24"/>
+          <w:szCs w:val="24"/>
+        </w:rPr>
+        <w:t>"</w:t>
+      </w:r>
+      <w:r>
+        <w:rPr>
+          <w:rFonts w:eastAsia="华文楷体"/>
+          <w:sz w:val="24"/>
+          <w:szCs w:val="24"/>
+        </w:rPr>
+        <w:t>深入剖析医药行业销售辖区管理现状与痛点</w:t>
+      </w:r>
+      <w:r>
+        <w:rPr>
+          <w:rFonts w:eastAsia="华文楷体"/>
+          <w:sz w:val="24"/>
+          <w:szCs w:val="24"/>
+        </w:rPr>
+        <w:t>"</w:t>
+      </w:r>
+      <w:r>
+        <w:rPr>
+          <w:rFonts w:eastAsia="华文楷体"/>
+          <w:sz w:val="24"/>
+          <w:szCs w:val="24"/>
+        </w:rPr>
+        <w:t>，原计划以政策分析与案头诊断的方式完成。实际执行中，本研究将该章由纯案头分析升级为</w:t>
+      </w:r>
+      <w:r>
+        <w:rPr>
+          <w:rFonts w:eastAsia="华文楷体"/>
+          <w:sz w:val="24"/>
+          <w:szCs w:val="24"/>
+        </w:rPr>
+        <w:t>"</w:t>
+      </w:r>
+      <w:r>
+        <w:rPr>
+          <w:rFonts w:eastAsia="华文楷体"/>
+          <w:sz w:val="24"/>
+          <w:szCs w:val="24"/>
+        </w:rPr>
+        <w:t>行业调研验证</w:t>
+      </w:r>
+      <w:r>
+        <w:rPr>
+          <w:rFonts w:eastAsia="华文楷体"/>
+          <w:sz w:val="24"/>
+          <w:szCs w:val="24"/>
+        </w:rPr>
+        <w:t>"</w:t>
+      </w:r>
+      <w:r>
+        <w:rPr>
+          <w:rFonts w:eastAsia="华文楷体"/>
+          <w:sz w:val="24"/>
+          <w:szCs w:val="24"/>
+        </w:rPr>
+        <w:t>，这是超出开题计划的一项增量工作。作者在算法设计阶段同步开展了一轮面向行业从业者的实证调研：受访者共</w:t>
+      </w:r>
+      <w:r>
+        <w:rPr>
+          <w:rFonts w:eastAsia="华文楷体"/>
+          <w:sz w:val="24"/>
+          <w:szCs w:val="24"/>
+        </w:rPr>
+        <w:t xml:space="preserve"> 12 </w:t>
+      </w:r>
+      <w:r>
+        <w:rPr>
+          <w:rFonts w:eastAsia="华文楷体"/>
+          <w:sz w:val="24"/>
+          <w:szCs w:val="24"/>
+        </w:rPr>
+        <w:t>位，覆盖</w:t>
+      </w:r>
+      <w:r>
+        <w:rPr>
+          <w:rFonts w:eastAsia="华文楷体"/>
+          <w:sz w:val="24"/>
+          <w:szCs w:val="24"/>
+        </w:rPr>
+        <w:t xml:space="preserve"> SFE </w:t>
+      </w:r>
+      <w:r>
+        <w:rPr>
+          <w:rFonts w:eastAsia="华文楷体"/>
+          <w:sz w:val="24"/>
+          <w:szCs w:val="24"/>
+        </w:rPr>
+        <w:t>管理层</w:t>
+      </w:r>
+      <w:r>
+        <w:rPr>
+          <w:rFonts w:eastAsia="华文楷体"/>
+          <w:sz w:val="24"/>
+          <w:szCs w:val="24"/>
+        </w:rPr>
+        <w:t xml:space="preserve"> 3 </w:t>
+      </w:r>
+      <w:r>
+        <w:rPr>
+          <w:rFonts w:eastAsia="华文楷体"/>
+          <w:sz w:val="24"/>
+          <w:szCs w:val="24"/>
+        </w:rPr>
+        <w:t>名、销售管理者</w:t>
+      </w:r>
+      <w:r>
+        <w:rPr>
+          <w:rFonts w:eastAsia="华文楷体"/>
+          <w:sz w:val="24"/>
+          <w:szCs w:val="24"/>
+        </w:rPr>
+        <w:t xml:space="preserve"> 4 </w:t>
+      </w:r>
+      <w:r>
+        <w:rPr>
+          <w:rFonts w:eastAsia="华文楷体"/>
+          <w:sz w:val="24"/>
+          <w:szCs w:val="24"/>
+        </w:rPr>
+        <w:t>名、</w:t>
+      </w:r>
+      <w:r>
+        <w:rPr>
+          <w:rFonts w:eastAsia="华文楷体"/>
+          <w:sz w:val="24"/>
+          <w:szCs w:val="24"/>
+        </w:rPr>
+        <w:t xml:space="preserve">SFE </w:t>
+      </w:r>
+      <w:r>
+        <w:rPr>
+          <w:rFonts w:eastAsia="华文楷体"/>
+          <w:sz w:val="24"/>
+          <w:szCs w:val="24"/>
+        </w:rPr>
+        <w:t>分析师</w:t>
+      </w:r>
+      <w:r>
+        <w:rPr>
+          <w:rFonts w:eastAsia="华文楷体"/>
+          <w:sz w:val="24"/>
+          <w:szCs w:val="24"/>
+        </w:rPr>
+        <w:t xml:space="preserve"> 5 </w:t>
+      </w:r>
+      <w:r>
+        <w:rPr>
+          <w:rFonts w:eastAsia="华文楷体"/>
+          <w:sz w:val="24"/>
+          <w:szCs w:val="24"/>
+        </w:rPr>
+        <w:t>名，来自跨国药企</w:t>
+      </w:r>
+      <w:r>
+        <w:rPr>
+          <w:rFonts w:eastAsia="华文楷体"/>
+          <w:sz w:val="24"/>
+          <w:szCs w:val="24"/>
+        </w:rPr>
+        <w:t xml:space="preserve"> 6 </w:t>
+      </w:r>
+      <w:r>
+        <w:rPr>
+          <w:rFonts w:eastAsia="华文楷体"/>
+          <w:sz w:val="24"/>
+          <w:szCs w:val="24"/>
+        </w:rPr>
+        <w:t>名、国内大型药企</w:t>
+      </w:r>
+      <w:r>
+        <w:rPr>
+          <w:rFonts w:eastAsia="华文楷体"/>
+          <w:sz w:val="24"/>
+          <w:szCs w:val="24"/>
+        </w:rPr>
+        <w:t xml:space="preserve"> 4 </w:t>
+      </w:r>
+      <w:r>
+        <w:rPr>
+          <w:rFonts w:eastAsia="华文楷体"/>
+          <w:sz w:val="24"/>
+          <w:szCs w:val="24"/>
+        </w:rPr>
+        <w:t>名、国内中小型药企</w:t>
+      </w:r>
+      <w:r>
+        <w:rPr>
+          <w:rFonts w:eastAsia="华文楷体"/>
+          <w:sz w:val="24"/>
+          <w:szCs w:val="24"/>
+        </w:rPr>
+        <w:t xml:space="preserve"> 2 </w:t>
+      </w:r>
+      <w:r>
+        <w:rPr>
+          <w:rFonts w:eastAsia="华文楷体"/>
+          <w:sz w:val="24"/>
+          <w:szCs w:val="24"/>
+        </w:rPr>
+        <w:t>名；每位受访者</w:t>
+      </w:r>
+      <w:r>
+        <w:rPr>
+          <w:rFonts w:eastAsia="华文楷体"/>
+          <w:sz w:val="24"/>
+          <w:szCs w:val="24"/>
+        </w:rPr>
+        <w:lastRenderedPageBreak/>
+        <w:t>先完成</w:t>
+      </w:r>
+      <w:r>
+        <w:rPr>
+          <w:rFonts w:eastAsia="华文楷体"/>
+          <w:sz w:val="24"/>
+          <w:szCs w:val="24"/>
+        </w:rPr>
+        <w:t xml:space="preserve"> 14 </w:t>
+      </w:r>
+      <w:r>
+        <w:rPr>
+          <w:rFonts w:eastAsia="华文楷体"/>
+          <w:sz w:val="24"/>
+          <w:szCs w:val="24"/>
+        </w:rPr>
+        <w:t>道封闭式问卷（约</w:t>
+      </w:r>
+      <w:r>
+        <w:rPr>
+          <w:rFonts w:eastAsia="华文楷体"/>
+          <w:sz w:val="24"/>
+          <w:szCs w:val="24"/>
+        </w:rPr>
+        <w:t xml:space="preserve"> 10 </w:t>
+      </w:r>
+      <w:r>
+        <w:rPr>
+          <w:rFonts w:eastAsia="华文楷体"/>
+          <w:sz w:val="24"/>
+          <w:szCs w:val="24"/>
+        </w:rPr>
+        <w:t>分钟），再接受</w:t>
+      </w:r>
+      <w:r>
+        <w:rPr>
+          <w:rFonts w:eastAsia="华文楷体"/>
+          <w:sz w:val="24"/>
+          <w:szCs w:val="24"/>
+        </w:rPr>
+        <w:t xml:space="preserve"> 30 </w:t>
+      </w:r>
+      <w:r>
+        <w:rPr>
+          <w:rFonts w:eastAsia="华文楷体"/>
+          <w:sz w:val="24"/>
+          <w:szCs w:val="24"/>
+        </w:rPr>
+        <w:t>至</w:t>
+      </w:r>
+      <w:r>
+        <w:rPr>
+          <w:rFonts w:eastAsia="华文楷体"/>
+          <w:sz w:val="24"/>
+          <w:szCs w:val="24"/>
+        </w:rPr>
+        <w:t xml:space="preserve"> 45 </w:t>
+      </w:r>
+      <w:r>
+        <w:rPr>
+          <w:rFonts w:eastAsia="华文楷体"/>
+          <w:sz w:val="24"/>
+          <w:szCs w:val="24"/>
+        </w:rPr>
+        <w:t>分钟的半结构化访谈（</w:t>
+      </w:r>
+      <w:r>
+        <w:rPr>
+          <w:rFonts w:eastAsia="华文楷体"/>
+          <w:sz w:val="24"/>
+          <w:szCs w:val="24"/>
+        </w:rPr>
+        <w:t xml:space="preserve">8 </w:t>
+      </w:r>
+      <w:r>
+        <w:rPr>
+          <w:rFonts w:eastAsia="华文楷体"/>
+          <w:sz w:val="24"/>
+          <w:szCs w:val="24"/>
+        </w:rPr>
+        <w:t>道开放式题目）。方法定位上以问卷量化为主、访谈为补充，访谈用于问卷题项的前期校准与业务逻辑的补充解释，结果以描述性统计呈现，不做推断性检验。</w:t>
       </w:r>
     </w:p>
     <w:p>
       <w:pPr>
         <w:snapToGrid w:val="0"/>
-        <w:spacing w:after="120"/>
+        <w:spacing w:before="156" w:line="300" w:lineRule="auto"/>
         <w:ind w:firstLineChars="200" w:firstLine="480"/>
         <w:jc w:val="left"/>
         <w:rPr>
@@ -2508,15 +2966,545 @@
       </w:pPr>
       <w:r>
         <w:rPr>
-          <w:sz w:val="24"/>
-        </w:rPr>
-        <w:t>调研在四个方面收敛出可量化的业务锚点：其一，综合价值指数的构成共识——销量与市场潜力的入选率分别为 92% 与 83%，赋权均值分别为 52% 与 32%，二者合计 84%，支持 Index 采用"销量—潜力"二维结构；其二，辖区评价核心考量因素的排序——锁定客户被尊重 4.6、客户关系延续性 4.5、Index 均衡性 4.2、单代表工作量上限 4.1、地理紧凑性 4.0、含重点大医院 3.8、不跨过多城市或区县 3.7；其三，关键阈值的容忍带——大医院虚拟拆分门槛以 1.5 倍为多数派（50%），单辖区 Index 浮动容忍带全部落在 ±10% 至 ±20% 区间内，单代表覆盖城市数累计 91% 收敛于 5 个以内；其四，算法接受度——在成对比较中 67% 偏好客户保留率优先于绝对均衡，58% 偏好地理紧凑优先，83% 偏好"算法加人工调整"而非黑盒输出。上述结果被整理为一份业务需求清单，逐条映射到第四章的具体设计环节，成为连接文献综述与模型构建的桥梁。</w:t>
+          <w:rFonts w:eastAsia="华文楷体"/>
+          <w:sz w:val="24"/>
+          <w:szCs w:val="24"/>
+        </w:rPr>
+        <w:t>调研在四个方面收敛出可量化的业务锚点：其一，综合价值指数的构成共识</w:t>
+      </w:r>
+      <w:r>
+        <w:rPr>
+          <w:rFonts w:eastAsia="华文楷体"/>
+          <w:sz w:val="24"/>
+          <w:szCs w:val="24"/>
+        </w:rPr>
+        <w:t>——</w:t>
+      </w:r>
+      <w:r>
+        <w:rPr>
+          <w:rFonts w:eastAsia="华文楷体"/>
+          <w:sz w:val="24"/>
+          <w:szCs w:val="24"/>
+        </w:rPr>
+        <w:t>销量与市场潜力的入选率分别为</w:t>
+      </w:r>
+      <w:r>
+        <w:rPr>
+          <w:rFonts w:eastAsia="华文楷体"/>
+          <w:sz w:val="24"/>
+          <w:szCs w:val="24"/>
+        </w:rPr>
+        <w:t xml:space="preserve"> 92% </w:t>
+      </w:r>
+      <w:r>
+        <w:rPr>
+          <w:rFonts w:eastAsia="华文楷体"/>
+          <w:sz w:val="24"/>
+          <w:szCs w:val="24"/>
+        </w:rPr>
+        <w:t>与</w:t>
+      </w:r>
+      <w:r>
+        <w:rPr>
+          <w:rFonts w:eastAsia="华文楷体"/>
+          <w:sz w:val="24"/>
+          <w:szCs w:val="24"/>
+        </w:rPr>
+        <w:t xml:space="preserve"> 83%</w:t>
+      </w:r>
+      <w:r>
+        <w:rPr>
+          <w:rFonts w:eastAsia="华文楷体"/>
+          <w:sz w:val="24"/>
+          <w:szCs w:val="24"/>
+        </w:rPr>
+        <w:t>，赋权均值分别为</w:t>
+      </w:r>
+      <w:r>
+        <w:rPr>
+          <w:rFonts w:eastAsia="华文楷体"/>
+          <w:sz w:val="24"/>
+          <w:szCs w:val="24"/>
+        </w:rPr>
+        <w:t xml:space="preserve"> 52% </w:t>
+      </w:r>
+      <w:r>
+        <w:rPr>
+          <w:rFonts w:eastAsia="华文楷体"/>
+          <w:sz w:val="24"/>
+          <w:szCs w:val="24"/>
+        </w:rPr>
+        <w:t>与</w:t>
+      </w:r>
+      <w:r>
+        <w:rPr>
+          <w:rFonts w:eastAsia="华文楷体"/>
+          <w:sz w:val="24"/>
+          <w:szCs w:val="24"/>
+        </w:rPr>
+        <w:t xml:space="preserve"> 32%</w:t>
+      </w:r>
+      <w:r>
+        <w:rPr>
+          <w:rFonts w:eastAsia="华文楷体"/>
+          <w:sz w:val="24"/>
+          <w:szCs w:val="24"/>
+        </w:rPr>
+        <w:t>，二者合计</w:t>
+      </w:r>
+      <w:r>
+        <w:rPr>
+          <w:rFonts w:eastAsia="华文楷体"/>
+          <w:sz w:val="24"/>
+          <w:szCs w:val="24"/>
+        </w:rPr>
+        <w:t xml:space="preserve"> 84%</w:t>
+      </w:r>
+      <w:r>
+        <w:rPr>
+          <w:rFonts w:eastAsia="华文楷体"/>
+          <w:sz w:val="24"/>
+          <w:szCs w:val="24"/>
+        </w:rPr>
+        <w:t>，支持</w:t>
+      </w:r>
+      <w:r>
+        <w:rPr>
+          <w:rFonts w:eastAsia="华文楷体"/>
+          <w:sz w:val="24"/>
+          <w:szCs w:val="24"/>
+        </w:rPr>
+        <w:t xml:space="preserve"> Index </w:t>
+      </w:r>
+      <w:r>
+        <w:rPr>
+          <w:rFonts w:eastAsia="华文楷体"/>
+          <w:sz w:val="24"/>
+          <w:szCs w:val="24"/>
+        </w:rPr>
+        <w:t>采用</w:t>
+      </w:r>
+      <w:r>
+        <w:rPr>
+          <w:rFonts w:eastAsia="华文楷体"/>
+          <w:sz w:val="24"/>
+          <w:szCs w:val="24"/>
+        </w:rPr>
+        <w:t>"</w:t>
+      </w:r>
+      <w:r>
+        <w:rPr>
+          <w:rFonts w:eastAsia="华文楷体"/>
+          <w:sz w:val="24"/>
+          <w:szCs w:val="24"/>
+        </w:rPr>
+        <w:t>销量</w:t>
+      </w:r>
+      <w:r>
+        <w:rPr>
+          <w:rFonts w:eastAsia="华文楷体"/>
+          <w:sz w:val="24"/>
+          <w:szCs w:val="24"/>
+        </w:rPr>
+        <w:t>—</w:t>
+      </w:r>
+      <w:r>
+        <w:rPr>
+          <w:rFonts w:eastAsia="华文楷体"/>
+          <w:sz w:val="24"/>
+          <w:szCs w:val="24"/>
+        </w:rPr>
+        <w:t>潜力</w:t>
+      </w:r>
+      <w:r>
+        <w:rPr>
+          <w:rFonts w:eastAsia="华文楷体"/>
+          <w:sz w:val="24"/>
+          <w:szCs w:val="24"/>
+        </w:rPr>
+        <w:t>"</w:t>
+      </w:r>
+      <w:r>
+        <w:rPr>
+          <w:rFonts w:eastAsia="华文楷体"/>
+          <w:sz w:val="24"/>
+          <w:szCs w:val="24"/>
+        </w:rPr>
+        <w:t>二维结构；其二，辖区评价核心考量因素的排序</w:t>
+      </w:r>
+      <w:r>
+        <w:rPr>
+          <w:rFonts w:eastAsia="华文楷体"/>
+          <w:sz w:val="24"/>
+          <w:szCs w:val="24"/>
+        </w:rPr>
+        <w:t>——</w:t>
+      </w:r>
+      <w:r>
+        <w:rPr>
+          <w:rFonts w:eastAsia="华文楷体"/>
+          <w:sz w:val="24"/>
+          <w:szCs w:val="24"/>
+        </w:rPr>
+        <w:t>锁定客户被尊重</w:t>
+      </w:r>
+      <w:r>
+        <w:rPr>
+          <w:rFonts w:eastAsia="华文楷体"/>
+          <w:sz w:val="24"/>
+          <w:szCs w:val="24"/>
+        </w:rPr>
+        <w:t xml:space="preserve"> 4.6</w:t>
+      </w:r>
+      <w:r>
+        <w:rPr>
+          <w:rFonts w:eastAsia="华文楷体"/>
+          <w:sz w:val="24"/>
+          <w:szCs w:val="24"/>
+        </w:rPr>
+        <w:t>、客户关系延续性</w:t>
+      </w:r>
+      <w:r>
+        <w:rPr>
+          <w:rFonts w:eastAsia="华文楷体"/>
+          <w:sz w:val="24"/>
+          <w:szCs w:val="24"/>
+        </w:rPr>
+        <w:t xml:space="preserve"> 4.5</w:t>
+      </w:r>
+      <w:r>
+        <w:rPr>
+          <w:rFonts w:eastAsia="华文楷体"/>
+          <w:sz w:val="24"/>
+          <w:szCs w:val="24"/>
+        </w:rPr>
+        <w:t>、</w:t>
+      </w:r>
+      <w:r>
+        <w:rPr>
+          <w:rFonts w:eastAsia="华文楷体"/>
+          <w:sz w:val="24"/>
+          <w:szCs w:val="24"/>
+        </w:rPr>
+        <w:t xml:space="preserve">Index </w:t>
+      </w:r>
+      <w:r>
+        <w:rPr>
+          <w:rFonts w:eastAsia="华文楷体"/>
+          <w:sz w:val="24"/>
+          <w:szCs w:val="24"/>
+        </w:rPr>
+        <w:t>均衡性</w:t>
+      </w:r>
+      <w:r>
+        <w:rPr>
+          <w:rFonts w:eastAsia="华文楷体"/>
+          <w:sz w:val="24"/>
+          <w:szCs w:val="24"/>
+        </w:rPr>
+        <w:t xml:space="preserve"> 4.2</w:t>
+      </w:r>
+      <w:r>
+        <w:rPr>
+          <w:rFonts w:eastAsia="华文楷体"/>
+          <w:sz w:val="24"/>
+          <w:szCs w:val="24"/>
+        </w:rPr>
+        <w:t>、单代表工作量上限</w:t>
+      </w:r>
+      <w:r>
+        <w:rPr>
+          <w:rFonts w:eastAsia="华文楷体"/>
+          <w:sz w:val="24"/>
+          <w:szCs w:val="24"/>
+        </w:rPr>
+        <w:t xml:space="preserve"> 4.1</w:t>
+      </w:r>
+      <w:r>
+        <w:rPr>
+          <w:rFonts w:eastAsia="华文楷体"/>
+          <w:sz w:val="24"/>
+          <w:szCs w:val="24"/>
+        </w:rPr>
+        <w:t>、地理紧凑性</w:t>
+      </w:r>
+      <w:r>
+        <w:rPr>
+          <w:rFonts w:eastAsia="华文楷体"/>
+          <w:sz w:val="24"/>
+          <w:szCs w:val="24"/>
+        </w:rPr>
+        <w:t xml:space="preserve"> 4.0</w:t>
+      </w:r>
+      <w:r>
+        <w:rPr>
+          <w:rFonts w:eastAsia="华文楷体"/>
+          <w:sz w:val="24"/>
+          <w:szCs w:val="24"/>
+        </w:rPr>
+        <w:t>、含重点大医院</w:t>
+      </w:r>
+      <w:r>
+        <w:rPr>
+          <w:rFonts w:eastAsia="华文楷体"/>
+          <w:sz w:val="24"/>
+          <w:szCs w:val="24"/>
+        </w:rPr>
+        <w:t xml:space="preserve"> 3.8</w:t>
+      </w:r>
+      <w:r>
+        <w:rPr>
+          <w:rFonts w:eastAsia="华文楷体"/>
+          <w:sz w:val="24"/>
+          <w:szCs w:val="24"/>
+        </w:rPr>
+        <w:t>、不跨过多城市或区县</w:t>
+      </w:r>
+      <w:r>
+        <w:rPr>
+          <w:rFonts w:eastAsia="华文楷体"/>
+          <w:sz w:val="24"/>
+          <w:szCs w:val="24"/>
+        </w:rPr>
+        <w:t xml:space="preserve"> 3.7</w:t>
+      </w:r>
+      <w:r>
+        <w:rPr>
+          <w:rFonts w:eastAsia="华文楷体"/>
+          <w:sz w:val="24"/>
+          <w:szCs w:val="24"/>
+        </w:rPr>
+        <w:t>；其三，关键阈值的容忍带</w:t>
+      </w:r>
+      <w:r>
+        <w:rPr>
+          <w:rFonts w:eastAsia="华文楷体"/>
+          <w:sz w:val="24"/>
+          <w:szCs w:val="24"/>
+        </w:rPr>
+        <w:t>——</w:t>
+      </w:r>
+      <w:r>
+        <w:rPr>
+          <w:rFonts w:eastAsia="华文楷体"/>
+          <w:sz w:val="24"/>
+          <w:szCs w:val="24"/>
+        </w:rPr>
+        <w:t>大医院虚拟拆分门槛以</w:t>
+      </w:r>
+      <w:r>
+        <w:rPr>
+          <w:rFonts w:eastAsia="华文楷体"/>
+          <w:sz w:val="24"/>
+          <w:szCs w:val="24"/>
+        </w:rPr>
+        <w:t xml:space="preserve"> 1.5 </w:t>
+      </w:r>
+      <w:r>
+        <w:rPr>
+          <w:rFonts w:eastAsia="华文楷体"/>
+          <w:sz w:val="24"/>
+          <w:szCs w:val="24"/>
+        </w:rPr>
+        <w:t>倍为多数派（</w:t>
+      </w:r>
+      <w:r>
+        <w:rPr>
+          <w:rFonts w:eastAsia="华文楷体"/>
+          <w:sz w:val="24"/>
+          <w:szCs w:val="24"/>
+        </w:rPr>
+        <w:t>50%</w:t>
+      </w:r>
+      <w:r>
+        <w:rPr>
+          <w:rFonts w:eastAsia="华文楷体"/>
+          <w:sz w:val="24"/>
+          <w:szCs w:val="24"/>
+        </w:rPr>
+        <w:t>），单辖区</w:t>
+      </w:r>
+      <w:r>
+        <w:rPr>
+          <w:rFonts w:eastAsia="华文楷体"/>
+          <w:sz w:val="24"/>
+          <w:szCs w:val="24"/>
+        </w:rPr>
+        <w:t xml:space="preserve"> Index </w:t>
+      </w:r>
+      <w:r>
+        <w:rPr>
+          <w:rFonts w:eastAsia="华文楷体"/>
+          <w:sz w:val="24"/>
+          <w:szCs w:val="24"/>
+        </w:rPr>
+        <w:t>浮动容忍带全部落在</w:t>
+      </w:r>
+      <w:r>
+        <w:rPr>
+          <w:rFonts w:eastAsia="华文楷体"/>
+          <w:sz w:val="24"/>
+          <w:szCs w:val="24"/>
+        </w:rPr>
+        <w:t xml:space="preserve"> ±10% </w:t>
+      </w:r>
+      <w:r>
+        <w:rPr>
+          <w:rFonts w:eastAsia="华文楷体"/>
+          <w:sz w:val="24"/>
+          <w:szCs w:val="24"/>
+        </w:rPr>
+        <w:t>至</w:t>
+      </w:r>
+      <w:r>
+        <w:rPr>
+          <w:rFonts w:eastAsia="华文楷体"/>
+          <w:sz w:val="24"/>
+          <w:szCs w:val="24"/>
+        </w:rPr>
+        <w:t xml:space="preserve"> ±20% </w:t>
+      </w:r>
+      <w:r>
+        <w:rPr>
+          <w:rFonts w:eastAsia="华文楷体"/>
+          <w:sz w:val="24"/>
+          <w:szCs w:val="24"/>
+        </w:rPr>
+        <w:t>区间内，单代表覆盖城市数累计</w:t>
+      </w:r>
+      <w:r>
+        <w:rPr>
+          <w:rFonts w:eastAsia="华文楷体"/>
+          <w:sz w:val="24"/>
+          <w:szCs w:val="24"/>
+        </w:rPr>
+        <w:t xml:space="preserve"> 91% </w:t>
+      </w:r>
+      <w:r>
+        <w:rPr>
+          <w:rFonts w:eastAsia="华文楷体"/>
+          <w:sz w:val="24"/>
+          <w:szCs w:val="24"/>
+        </w:rPr>
+        <w:t>收敛于</w:t>
+      </w:r>
+      <w:r>
+        <w:rPr>
+          <w:rFonts w:eastAsia="华文楷体"/>
+          <w:sz w:val="24"/>
+          <w:szCs w:val="24"/>
+        </w:rPr>
+        <w:t xml:space="preserve"> 5 </w:t>
+      </w:r>
+      <w:r>
+        <w:rPr>
+          <w:rFonts w:eastAsia="华文楷体"/>
+          <w:sz w:val="24"/>
+          <w:szCs w:val="24"/>
+        </w:rPr>
+        <w:t>个以内；其四，算法接受度</w:t>
+      </w:r>
+      <w:r>
+        <w:rPr>
+          <w:rFonts w:eastAsia="华文楷体"/>
+          <w:sz w:val="24"/>
+          <w:szCs w:val="24"/>
+        </w:rPr>
+        <w:t>——</w:t>
+      </w:r>
+      <w:r>
+        <w:rPr>
+          <w:rFonts w:eastAsia="华文楷体"/>
+          <w:sz w:val="24"/>
+          <w:szCs w:val="24"/>
+        </w:rPr>
+        <w:t>在成对比较中</w:t>
+      </w:r>
+      <w:r>
+        <w:rPr>
+          <w:rFonts w:eastAsia="华文楷体"/>
+          <w:sz w:val="24"/>
+          <w:szCs w:val="24"/>
+        </w:rPr>
+        <w:t xml:space="preserve"> 67% </w:t>
+      </w:r>
+      <w:r>
+        <w:rPr>
+          <w:rFonts w:eastAsia="华文楷体"/>
+          <w:sz w:val="24"/>
+          <w:szCs w:val="24"/>
+        </w:rPr>
+        <w:t>偏好客户保留率优先于绝对均衡，</w:t>
+      </w:r>
+      <w:r>
+        <w:rPr>
+          <w:rFonts w:eastAsia="华文楷体"/>
+          <w:sz w:val="24"/>
+          <w:szCs w:val="24"/>
+        </w:rPr>
+        <w:t xml:space="preserve">58% </w:t>
+      </w:r>
+      <w:r>
+        <w:rPr>
+          <w:rFonts w:eastAsia="华文楷体"/>
+          <w:sz w:val="24"/>
+          <w:szCs w:val="24"/>
+        </w:rPr>
+        <w:t>偏好地理紧凑优先，</w:t>
+      </w:r>
+      <w:r>
+        <w:rPr>
+          <w:rFonts w:eastAsia="华文楷体"/>
+          <w:sz w:val="24"/>
+          <w:szCs w:val="24"/>
+        </w:rPr>
+        <w:t xml:space="preserve">83% </w:t>
+      </w:r>
+      <w:r>
+        <w:rPr>
+          <w:rFonts w:eastAsia="华文楷体"/>
+          <w:sz w:val="24"/>
+          <w:szCs w:val="24"/>
+        </w:rPr>
+        <w:t>偏好</w:t>
+      </w:r>
+      <w:r>
+        <w:rPr>
+          <w:rFonts w:eastAsia="华文楷体"/>
+          <w:sz w:val="24"/>
+          <w:szCs w:val="24"/>
+        </w:rPr>
+        <w:t>"</w:t>
+      </w:r>
+      <w:r>
+        <w:rPr>
+          <w:rFonts w:eastAsia="华文楷体"/>
+          <w:sz w:val="24"/>
+          <w:szCs w:val="24"/>
+        </w:rPr>
+        <w:t>算法加人工调整</w:t>
+      </w:r>
+      <w:r>
+        <w:rPr>
+          <w:rFonts w:eastAsia="华文楷体"/>
+          <w:sz w:val="24"/>
+          <w:szCs w:val="24"/>
+        </w:rPr>
+        <w:t>"</w:t>
+      </w:r>
+      <w:r>
+        <w:rPr>
+          <w:rFonts w:eastAsia="华文楷体"/>
+          <w:sz w:val="24"/>
+          <w:szCs w:val="24"/>
+        </w:rPr>
+        <w:t>而非黑盒输出。上述结果被整理为一份业务需求清单，逐条映射到第四章的具体设计环节，成为连接文献综述与模型构建的桥梁。</w:t>
       </w:r>
     </w:p>
     <w:p>
       <w:pPr>
         <w:snapToGrid w:val="0"/>
-        <w:spacing w:after="120"/>
+        <w:spacing w:before="156" w:line="300" w:lineRule="auto"/>
         <w:ind w:firstLineChars="200" w:firstLine="480"/>
         <w:jc w:val="left"/>
         <w:rPr>
@@ -2526,7 +3514,9 @@
       </w:pPr>
       <w:r>
         <w:rPr>
-          <w:sz w:val="24"/>
+          <w:rFonts w:eastAsia="华文楷体"/>
+          <w:sz w:val="24"/>
+          <w:szCs w:val="24"/>
         </w:rPr>
         <w:t>（二）数学模型的构建</w:t>
       </w:r>
@@ -2534,7 +3524,7 @@
     <w:p>
       <w:pPr>
         <w:snapToGrid w:val="0"/>
-        <w:spacing w:after="120"/>
+        <w:spacing w:before="156" w:line="300" w:lineRule="auto"/>
         <w:ind w:firstLineChars="200" w:firstLine="480"/>
         <w:jc w:val="left"/>
         <w:rPr>
@@ -2544,15 +3534,177 @@
       </w:pPr>
       <w:r>
         <w:rPr>
-          <w:sz w:val="24"/>
-        </w:rPr>
-        <w:t>第四章完成了开题第二条研究内容。综合价值指数采用"省内份额归一化—加权聚合与缩放"两步构建：先将各医院的销量与潜力除以其所在省份的总量转为省内份额，再按业务可配置的权重加权求和，乘以该省辖区数与基准常数 1000。该构造使同一省份全部医院的 Index 总和恒等于辖区数乘以 1000，理想辖区 Index 恰为 1000，为均衡性判断提供了无需换算的天然锚点。实证统一采用销量权重 0.6、潜力权重 0.4。</w:t>
+          <w:rFonts w:eastAsia="华文楷体"/>
+          <w:sz w:val="24"/>
+          <w:szCs w:val="24"/>
+        </w:rPr>
+        <w:t>第四章完成了开题第二条研究内容。综合价值指数采用</w:t>
+      </w:r>
+      <w:r>
+        <w:rPr>
+          <w:rFonts w:eastAsia="华文楷体"/>
+          <w:sz w:val="24"/>
+          <w:szCs w:val="24"/>
+        </w:rPr>
+        <w:t>"</w:t>
+      </w:r>
+      <w:r>
+        <w:rPr>
+          <w:rFonts w:eastAsia="华文楷体"/>
+          <w:sz w:val="24"/>
+          <w:szCs w:val="24"/>
+        </w:rPr>
+        <w:t>省内份额归一化</w:t>
+      </w:r>
+      <w:r>
+        <w:rPr>
+          <w:rFonts w:eastAsia="华文楷体"/>
+          <w:sz w:val="24"/>
+          <w:szCs w:val="24"/>
+        </w:rPr>
+        <w:t>—</w:t>
+      </w:r>
+      <w:r>
+        <w:rPr>
+          <w:rFonts w:eastAsia="华文楷体"/>
+          <w:sz w:val="24"/>
+          <w:szCs w:val="24"/>
+        </w:rPr>
+        <w:t>加权聚合与缩放</w:t>
+      </w:r>
+      <w:r>
+        <w:rPr>
+          <w:rFonts w:eastAsia="华文楷体"/>
+          <w:sz w:val="24"/>
+          <w:szCs w:val="24"/>
+        </w:rPr>
+        <w:t>"</w:t>
+      </w:r>
+      <w:r>
+        <w:rPr>
+          <w:rFonts w:eastAsia="华文楷体"/>
+          <w:sz w:val="24"/>
+          <w:szCs w:val="24"/>
+        </w:rPr>
+        <w:t>两步构建：先将各医院的销量与潜力除以其所在省份的总量转为省内份额，再按业务可配置的权重加权求和，乘以该省辖区数与基准常数</w:t>
+      </w:r>
+      <w:r>
+        <w:rPr>
+          <w:rFonts w:eastAsia="华文楷体"/>
+          <w:sz w:val="24"/>
+          <w:szCs w:val="24"/>
+        </w:rPr>
+        <w:t xml:space="preserve"> 1000</w:t>
+      </w:r>
+      <w:r>
+        <w:rPr>
+          <w:rFonts w:eastAsia="华文楷体"/>
+          <w:sz w:val="24"/>
+          <w:szCs w:val="24"/>
+        </w:rPr>
+        <w:t>。该构造使同一省份全部医院的</w:t>
+      </w:r>
+      <w:r>
+        <w:rPr>
+          <w:rFonts w:eastAsia="华文楷体"/>
+          <w:sz w:val="24"/>
+          <w:szCs w:val="24"/>
+        </w:rPr>
+        <w:t xml:space="preserve"> Index </w:t>
+      </w:r>
+      <w:r>
+        <w:rPr>
+          <w:rFonts w:eastAsia="华文楷体"/>
+          <w:sz w:val="24"/>
+          <w:szCs w:val="24"/>
+        </w:rPr>
+        <w:t>总和恒等于辖区数乘以</w:t>
+      </w:r>
+      <w:r>
+        <w:rPr>
+          <w:rFonts w:eastAsia="华文楷体"/>
+          <w:sz w:val="24"/>
+          <w:szCs w:val="24"/>
+        </w:rPr>
+        <w:t xml:space="preserve"> 1000</w:t>
+      </w:r>
+      <w:r>
+        <w:rPr>
+          <w:rFonts w:eastAsia="华文楷体"/>
+          <w:sz w:val="24"/>
+          <w:szCs w:val="24"/>
+        </w:rPr>
+        <w:t>，理想辖区</w:t>
+      </w:r>
+      <w:r>
+        <w:rPr>
+          <w:rFonts w:eastAsia="华文楷体"/>
+          <w:sz w:val="24"/>
+          <w:szCs w:val="24"/>
+        </w:rPr>
+        <w:t xml:space="preserve"> Index </w:t>
+      </w:r>
+      <w:r>
+        <w:rPr>
+          <w:rFonts w:eastAsia="华文楷体"/>
+          <w:sz w:val="24"/>
+          <w:szCs w:val="24"/>
+        </w:rPr>
+        <w:t>恰为</w:t>
+      </w:r>
+      <w:r>
+        <w:rPr>
+          <w:rFonts w:eastAsia="华文楷体"/>
+          <w:sz w:val="24"/>
+          <w:szCs w:val="24"/>
+        </w:rPr>
+        <w:t xml:space="preserve"> 1000</w:t>
+      </w:r>
+      <w:r>
+        <w:rPr>
+          <w:rFonts w:eastAsia="华文楷体"/>
+          <w:sz w:val="24"/>
+          <w:szCs w:val="24"/>
+        </w:rPr>
+        <w:t>，为均衡性判断提供了无需换算的天然锚点。实证统一采用销量权重</w:t>
+      </w:r>
+      <w:r>
+        <w:rPr>
+          <w:rFonts w:eastAsia="华文楷体"/>
+          <w:sz w:val="24"/>
+          <w:szCs w:val="24"/>
+        </w:rPr>
+        <w:t xml:space="preserve"> 0.6</w:t>
+      </w:r>
+      <w:r>
+        <w:rPr>
+          <w:rFonts w:eastAsia="华文楷体"/>
+          <w:sz w:val="24"/>
+          <w:szCs w:val="24"/>
+        </w:rPr>
+        <w:t>、潜力权重</w:t>
+      </w:r>
+      <w:r>
+        <w:rPr>
+          <w:rFonts w:eastAsia="华文楷体"/>
+          <w:sz w:val="24"/>
+          <w:szCs w:val="24"/>
+        </w:rPr>
+        <w:t xml:space="preserve"> 0.4</w:t>
+      </w:r>
+      <w:r>
+        <w:rPr>
+          <w:rFonts w:eastAsia="华文楷体"/>
+          <w:sz w:val="24"/>
+          <w:szCs w:val="24"/>
+        </w:rPr>
+        <w:t>。</w:t>
       </w:r>
     </w:p>
     <w:p>
       <w:pPr>
         <w:snapToGrid w:val="0"/>
-        <w:spacing w:after="120"/>
+        <w:spacing w:before="156" w:line="300" w:lineRule="auto"/>
         <w:ind w:firstLineChars="200" w:firstLine="480"/>
         <w:jc w:val="left"/>
         <w:rPr>
@@ -2562,15 +3714,145 @@
       </w:pPr>
       <w:r>
         <w:rPr>
-          <w:sz w:val="24"/>
-        </w:rPr>
-        <w:t>在此度量之上，本研究将辖区分配形式化为带硬约束与软约束的多目标组合优化问题，代价函数采用基于阈值的统一惩罚框架：每个目标设定业务可解释的阈值，阈值内不罚，超出部分按"违反量除以阈值"归一化后乘以基础惩罚常数计算，Index 偏差与地理跨度取二次形式以重罚极端偏离，容量、城市数、区县数等计数型维度取线性形式以鼓励渐进改善。硬约束设两条：同源虚拟份额不得同簇、不允许空辖区。针对中国市场"重点医院共岗"的实操惯例，本研究设计了大医院虚拟拆分预处理——当医院 Index 超出理想值 1.5 倍时按比例等额拆分为多个份额，由多位代表共同覆盖，从源头消除单家医院造成的均衡性瓶颈。</w:t>
+          <w:rFonts w:eastAsia="华文楷体"/>
+          <w:sz w:val="24"/>
+          <w:szCs w:val="24"/>
+        </w:rPr>
+        <w:t>在此度量之上，本研究将辖区分配形式化为带硬约束与软约束的多目标组合优化问题，代价函数采用基于阈值的统一惩罚框架：每个目标设定业务可解释的阈值，阈值内不罚，超出部分按</w:t>
+      </w:r>
+      <w:r>
+        <w:rPr>
+          <w:rFonts w:eastAsia="华文楷体"/>
+          <w:sz w:val="24"/>
+          <w:szCs w:val="24"/>
+        </w:rPr>
+        <w:t>"</w:t>
+      </w:r>
+      <w:r>
+        <w:rPr>
+          <w:rFonts w:eastAsia="华文楷体"/>
+          <w:sz w:val="24"/>
+          <w:szCs w:val="24"/>
+        </w:rPr>
+        <w:t>违反量除以阈值</w:t>
+      </w:r>
+      <w:r>
+        <w:rPr>
+          <w:rFonts w:eastAsia="华文楷体"/>
+          <w:sz w:val="24"/>
+          <w:szCs w:val="24"/>
+        </w:rPr>
+        <w:t>"</w:t>
+      </w:r>
+      <w:r>
+        <w:rPr>
+          <w:rFonts w:eastAsia="华文楷体"/>
+          <w:sz w:val="24"/>
+          <w:szCs w:val="24"/>
+        </w:rPr>
+        <w:t>归一化后乘以基础惩罚常数计算，</w:t>
+      </w:r>
+      <w:r>
+        <w:rPr>
+          <w:rFonts w:eastAsia="华文楷体"/>
+          <w:sz w:val="24"/>
+          <w:szCs w:val="24"/>
+        </w:rPr>
+        <w:t xml:space="preserve">Index </w:t>
+      </w:r>
+      <w:r>
+        <w:rPr>
+          <w:rFonts w:eastAsia="华文楷体"/>
+          <w:sz w:val="24"/>
+          <w:szCs w:val="24"/>
+        </w:rPr>
+        <w:t>偏差与地理跨度取二次形式以重罚极端偏离，容量、城市数、区县数等计数型维度取线性形式以鼓励渐进改善。硬约束设两条：同源虚拟份额不得同簇、不允许空辖区。针对中国市场</w:t>
+      </w:r>
+      <w:r>
+        <w:rPr>
+          <w:rFonts w:eastAsia="华文楷体"/>
+          <w:sz w:val="24"/>
+          <w:szCs w:val="24"/>
+        </w:rPr>
+        <w:t>"</w:t>
+      </w:r>
+      <w:r>
+        <w:rPr>
+          <w:rFonts w:eastAsia="华文楷体"/>
+          <w:sz w:val="24"/>
+          <w:szCs w:val="24"/>
+        </w:rPr>
+        <w:t>重点医院共岗</w:t>
+      </w:r>
+      <w:r>
+        <w:rPr>
+          <w:rFonts w:eastAsia="华文楷体"/>
+          <w:sz w:val="24"/>
+          <w:szCs w:val="24"/>
+        </w:rPr>
+        <w:t>"</w:t>
+      </w:r>
+      <w:r>
+        <w:rPr>
+          <w:rFonts w:eastAsia="华文楷体"/>
+          <w:sz w:val="24"/>
+          <w:szCs w:val="24"/>
+        </w:rPr>
+        <w:t>的实操惯例，本研究设计了大医院虚拟拆分预处理</w:t>
+      </w:r>
+      <w:r>
+        <w:rPr>
+          <w:rFonts w:eastAsia="华文楷体"/>
+          <w:sz w:val="24"/>
+          <w:szCs w:val="24"/>
+        </w:rPr>
+        <w:t>——</w:t>
+      </w:r>
+      <w:r>
+        <w:rPr>
+          <w:rFonts w:eastAsia="华文楷体"/>
+          <w:sz w:val="24"/>
+          <w:szCs w:val="24"/>
+        </w:rPr>
+        <w:t>当医院</w:t>
+      </w:r>
+      <w:r>
+        <w:rPr>
+          <w:rFonts w:eastAsia="华文楷体"/>
+          <w:sz w:val="24"/>
+          <w:szCs w:val="24"/>
+        </w:rPr>
+        <w:t xml:space="preserve"> Index </w:t>
+      </w:r>
+      <w:r>
+        <w:rPr>
+          <w:rFonts w:eastAsia="华文楷体"/>
+          <w:sz w:val="24"/>
+          <w:szCs w:val="24"/>
+        </w:rPr>
+        <w:t>超出理想值</w:t>
+      </w:r>
+      <w:r>
+        <w:rPr>
+          <w:rFonts w:eastAsia="华文楷体"/>
+          <w:sz w:val="24"/>
+          <w:szCs w:val="24"/>
+        </w:rPr>
+        <w:t xml:space="preserve"> 1.5 </w:t>
+      </w:r>
+      <w:r>
+        <w:rPr>
+          <w:rFonts w:eastAsia="华文楷体"/>
+          <w:sz w:val="24"/>
+          <w:szCs w:val="24"/>
+        </w:rPr>
+        <w:t>倍时按比例等额拆分为多个份额，由多位代表共同覆盖，从源头消除单家医院造成的均衡性瓶颈。</w:t>
       </w:r>
     </w:p>
     <w:p>
       <w:pPr>
         <w:snapToGrid w:val="0"/>
-        <w:spacing w:after="120"/>
+        <w:spacing w:before="156" w:line="300" w:lineRule="auto"/>
         <w:ind w:firstLineChars="200" w:firstLine="480"/>
         <w:jc w:val="left"/>
         <w:rPr>
@@ -2580,7 +3862,9 @@
       </w:pPr>
       <w:r>
         <w:rPr>
-          <w:sz w:val="24"/>
+          <w:rFonts w:eastAsia="华文楷体"/>
+          <w:sz w:val="24"/>
+          <w:szCs w:val="24"/>
         </w:rPr>
         <w:t>（三）求解算法的设计与实现</w:t>
       </w:r>
@@ -2588,7 +3872,7 @@
     <w:p>
       <w:pPr>
         <w:snapToGrid w:val="0"/>
-        <w:spacing w:after="120"/>
+        <w:spacing w:before="156" w:line="300" w:lineRule="auto"/>
         <w:ind w:firstLineChars="200" w:firstLine="480"/>
         <w:jc w:val="left"/>
         <w:rPr>
@@ -2598,15 +3882,162 @@
       </w:pPr>
       <w:r>
         <w:rPr>
-          <w:sz w:val="24"/>
-        </w:rPr>
-        <w:t>开题第三条要求设计适应业务落地的高效启发式算法。本研究采用"均衡优化—历史匹配"两阶段解耦架构，设计动机在于规避单阶段方法的锚定效应：若把历史延续性作为惩罚项混入同一代价函数，算法会持续把医院绑在原辖区附近，均衡性与延续性相互妥协、两者都难以做到位。第一阶段仅优化均衡性、紧凑性与容量等结构性目标，由六层地理聚类按行政区划层级自底向上生成初始解（并对历史上"双向一对一"的城市做前置固定），再由模拟退火在邻接辖区之间反复执行 Move 与 Swap 操作迭代五十万次，初始温度由预采样自适应标定，末段转入只接受改进的贪心抛光；第二阶段构建医院级、区县级、城市级三层权重矩阵，用 Hungarian 算法求最大权匹配，把匿名簇映射到历史辖区编号以最大化客户保留率，其中医院级权重取 Index 的平方项，使高价值客户关系在匹配中占据主导。算法已完整实现为可运行系统，采用 TypeScript 与 Next.js 技术栈，代码总量约 9,200 行，其中核心优化器约 2,600 行，另含数据解析、对比分析、实验脚本与可视化交互界面。</w:t>
+          <w:rFonts w:eastAsia="华文楷体"/>
+          <w:sz w:val="24"/>
+          <w:szCs w:val="24"/>
+        </w:rPr>
+        <w:lastRenderedPageBreak/>
+        <w:t>开题第三条要求设计适应业务落地的高效启发式算法。本研究采用</w:t>
+      </w:r>
+      <w:r>
+        <w:rPr>
+          <w:rFonts w:eastAsia="华文楷体"/>
+          <w:sz w:val="24"/>
+          <w:szCs w:val="24"/>
+        </w:rPr>
+        <w:t>"</w:t>
+      </w:r>
+      <w:r>
+        <w:rPr>
+          <w:rFonts w:eastAsia="华文楷体"/>
+          <w:sz w:val="24"/>
+          <w:szCs w:val="24"/>
+        </w:rPr>
+        <w:t>均衡优化</w:t>
+      </w:r>
+      <w:r>
+        <w:rPr>
+          <w:rFonts w:eastAsia="华文楷体"/>
+          <w:sz w:val="24"/>
+          <w:szCs w:val="24"/>
+        </w:rPr>
+        <w:t>—</w:t>
+      </w:r>
+      <w:r>
+        <w:rPr>
+          <w:rFonts w:eastAsia="华文楷体"/>
+          <w:sz w:val="24"/>
+          <w:szCs w:val="24"/>
+        </w:rPr>
+        <w:t>历史匹配</w:t>
+      </w:r>
+      <w:r>
+        <w:rPr>
+          <w:rFonts w:eastAsia="华文楷体"/>
+          <w:sz w:val="24"/>
+          <w:szCs w:val="24"/>
+        </w:rPr>
+        <w:t>"</w:t>
+      </w:r>
+      <w:r>
+        <w:rPr>
+          <w:rFonts w:eastAsia="华文楷体"/>
+          <w:sz w:val="24"/>
+          <w:szCs w:val="24"/>
+        </w:rPr>
+        <w:t>两阶段解耦架构，设计动机在于规避单阶段方法的锚定效应：若把历史延续性作为惩罚项混入同一代价函数，算法会持续把医院绑在原辖区附近，均衡性与延续性相互妥协、两者都难以做到位。第一阶段仅优化均衡性、紧凑性与容量等结构性目标，由六层地理聚类按行政区划层级自底向上生成初始解（并对历史上</w:t>
+      </w:r>
+      <w:r>
+        <w:rPr>
+          <w:rFonts w:eastAsia="华文楷体"/>
+          <w:sz w:val="24"/>
+          <w:szCs w:val="24"/>
+        </w:rPr>
+        <w:t>"</w:t>
+      </w:r>
+      <w:r>
+        <w:rPr>
+          <w:rFonts w:eastAsia="华文楷体"/>
+          <w:sz w:val="24"/>
+          <w:szCs w:val="24"/>
+        </w:rPr>
+        <w:t>双向一对一</w:t>
+      </w:r>
+      <w:r>
+        <w:rPr>
+          <w:rFonts w:eastAsia="华文楷体"/>
+          <w:sz w:val="24"/>
+          <w:szCs w:val="24"/>
+        </w:rPr>
+        <w:t>"</w:t>
+      </w:r>
+      <w:r>
+        <w:rPr>
+          <w:rFonts w:eastAsia="华文楷体"/>
+          <w:sz w:val="24"/>
+          <w:szCs w:val="24"/>
+        </w:rPr>
+        <w:t>的城市做前置固定），再由模拟退火在邻接辖区之间反复执行</w:t>
+      </w:r>
+      <w:r>
+        <w:rPr>
+          <w:rFonts w:eastAsia="华文楷体"/>
+          <w:sz w:val="24"/>
+          <w:szCs w:val="24"/>
+        </w:rPr>
+        <w:t xml:space="preserve"> Move </w:t>
+      </w:r>
+      <w:r>
+        <w:rPr>
+          <w:rFonts w:eastAsia="华文楷体"/>
+          <w:sz w:val="24"/>
+          <w:szCs w:val="24"/>
+        </w:rPr>
+        <w:t>与</w:t>
+      </w:r>
+      <w:r>
+        <w:rPr>
+          <w:rFonts w:eastAsia="华文楷体"/>
+          <w:sz w:val="24"/>
+          <w:szCs w:val="24"/>
+        </w:rPr>
+        <w:t xml:space="preserve"> Swap </w:t>
+      </w:r>
+      <w:r>
+        <w:rPr>
+          <w:rFonts w:eastAsia="华文楷体"/>
+          <w:sz w:val="24"/>
+          <w:szCs w:val="24"/>
+        </w:rPr>
+        <w:t>操作迭代五十万次，初始温度由预采样自适应标定，末段转入只接受改进的贪心抛光；第二阶段构建医院级、区县级、城市级三层权重矩阵，用</w:t>
+      </w:r>
+      <w:r>
+        <w:rPr>
+          <w:rFonts w:eastAsia="华文楷体"/>
+          <w:sz w:val="24"/>
+          <w:szCs w:val="24"/>
+        </w:rPr>
+        <w:t xml:space="preserve"> Hungarian </w:t>
+      </w:r>
+      <w:r>
+        <w:rPr>
+          <w:rFonts w:eastAsia="华文楷体"/>
+          <w:sz w:val="24"/>
+          <w:szCs w:val="24"/>
+        </w:rPr>
+        <w:t>算法求最大权匹配，把匿名簇映射到历史辖区编号以最大化客户保留率，其中医院级权重取</w:t>
+      </w:r>
+      <w:r>
+        <w:rPr>
+          <w:rFonts w:eastAsia="华文楷体"/>
+          <w:sz w:val="24"/>
+          <w:szCs w:val="24"/>
+        </w:rPr>
+        <w:t xml:space="preserve"> Index </w:t>
+      </w:r>
+      <w:r>
+        <w:rPr>
+          <w:rFonts w:eastAsia="华文楷体"/>
+          <w:sz w:val="24"/>
+          <w:szCs w:val="24"/>
+        </w:rPr>
+        <w:t>的平方项，使高价值客户关系在匹配中占据主导。</w:t>
       </w:r>
     </w:p>
     <w:p>
       <w:pPr>
         <w:snapToGrid w:val="0"/>
-        <w:spacing w:after="120"/>
+        <w:spacing w:before="156" w:line="300" w:lineRule="auto"/>
         <w:ind w:firstLineChars="200" w:firstLine="480"/>
         <w:jc w:val="left"/>
         <w:rPr>
@@ -2616,7 +4047,9 @@
       </w:pPr>
       <w:r>
         <w:rPr>
-          <w:sz w:val="24"/>
+          <w:rFonts w:eastAsia="华文楷体"/>
+          <w:sz w:val="24"/>
+          <w:szCs w:val="24"/>
         </w:rPr>
         <w:t>（四）实证分析</w:t>
       </w:r>
@@ -2624,7 +4057,7 @@
     <w:p>
       <w:pPr>
         <w:snapToGrid w:val="0"/>
-        <w:spacing w:after="120"/>
+        <w:spacing w:before="156" w:line="300" w:lineRule="auto"/>
         <w:ind w:firstLineChars="200" w:firstLine="480"/>
         <w:jc w:val="left"/>
         <w:rPr>
@@ -2634,15 +4067,401 @@
       </w:pPr>
       <w:r>
         <w:rPr>
-          <w:sz w:val="24"/>
-        </w:rPr>
-        <w:t>第五章完成开题第四条研究内容。数据来源为业内某跨国药企肿瘤团队的全国脱敏业务数据，共 2,043 家医院、433 个辖区、2,301 条历史分配记录，并关联 106,747 家医院的主数据以获取坐标与行政区划；医院名称与代表姓名已匿名化，业务指标经线性变换，变换后保持原始分布特征与相对排序。评价指标体系分为均衡性、紧凑性、客户关系延续性三层并附计算性能，均衡性以变异系数为核心，保留率同时给出按医院数与按 Index 加权两种口径。为控制模拟退火的随机性，每省独立重复运行 10 次并按先验定义的代价函数取优。主样本湖南的 Index 变异系数由 44.3% 降至 18.3%、辖区平均最大半径由 50.9 公里降至 33.6 公里，Index 加权保留率 87.4%，代价是平均城市数由 1.25 升至 1.44；上海变异系数由 63.8% 降至 15.2%、保留率 62.9%；新疆变异系数由 47.9% 降至 32.1%、平均半径由 206.4 公里压缩至 93.4 公里、保留率 82.1%。三省份均在 5 秒内完成完整两阶段优化。</w:t>
+          <w:rFonts w:eastAsia="华文楷体"/>
+          <w:sz w:val="24"/>
+          <w:szCs w:val="24"/>
+        </w:rPr>
+        <w:t>第五章完成开题第四条研究内容。数据来源为业内某跨国药企肿瘤团队的全国脱敏业务数据，共</w:t>
+      </w:r>
+      <w:r>
+        <w:rPr>
+          <w:rFonts w:eastAsia="华文楷体"/>
+          <w:sz w:val="24"/>
+          <w:szCs w:val="24"/>
+        </w:rPr>
+        <w:t xml:space="preserve"> 2,043 </w:t>
+      </w:r>
+      <w:r>
+        <w:rPr>
+          <w:rFonts w:eastAsia="华文楷体"/>
+          <w:sz w:val="24"/>
+          <w:szCs w:val="24"/>
+        </w:rPr>
+        <w:t>家医院、</w:t>
+      </w:r>
+      <w:r>
+        <w:rPr>
+          <w:rFonts w:eastAsia="华文楷体"/>
+          <w:sz w:val="24"/>
+          <w:szCs w:val="24"/>
+        </w:rPr>
+        <w:t xml:space="preserve">433 </w:t>
+      </w:r>
+      <w:r>
+        <w:rPr>
+          <w:rFonts w:eastAsia="华文楷体"/>
+          <w:sz w:val="24"/>
+          <w:szCs w:val="24"/>
+        </w:rPr>
+        <w:t>个辖区、</w:t>
+      </w:r>
+      <w:r>
+        <w:rPr>
+          <w:rFonts w:eastAsia="华文楷体"/>
+          <w:sz w:val="24"/>
+          <w:szCs w:val="24"/>
+        </w:rPr>
+        <w:t xml:space="preserve">2,301 </w:t>
+      </w:r>
+      <w:r>
+        <w:rPr>
+          <w:rFonts w:eastAsia="华文楷体"/>
+          <w:sz w:val="24"/>
+          <w:szCs w:val="24"/>
+        </w:rPr>
+        <w:t>条历史分配记录，并关联</w:t>
+      </w:r>
+      <w:r>
+        <w:rPr>
+          <w:rFonts w:eastAsia="华文楷体"/>
+          <w:sz w:val="24"/>
+          <w:szCs w:val="24"/>
+        </w:rPr>
+        <w:t xml:space="preserve"> 106,747 </w:t>
+      </w:r>
+      <w:r>
+        <w:rPr>
+          <w:rFonts w:eastAsia="华文楷体"/>
+          <w:sz w:val="24"/>
+          <w:szCs w:val="24"/>
+        </w:rPr>
+        <w:t>家医院的主数据以获取坐标与行政区划；医院名称与代表姓名已匿名化，业务指标经线性变换，变换后保持原始分布特征与相对排序。评价指标体系分为均衡性、紧凑性、客户关系延续性三层并附计算性能，均衡性以变异系数为核心，保留率同时给出按医院数与按</w:t>
+      </w:r>
+      <w:r>
+        <w:rPr>
+          <w:rFonts w:eastAsia="华文楷体"/>
+          <w:sz w:val="24"/>
+          <w:szCs w:val="24"/>
+        </w:rPr>
+        <w:t xml:space="preserve"> Index </w:t>
+      </w:r>
+      <w:r>
+        <w:rPr>
+          <w:rFonts w:eastAsia="华文楷体"/>
+          <w:sz w:val="24"/>
+          <w:szCs w:val="24"/>
+        </w:rPr>
+        <w:t>加权两种口径。为控制模拟退火的随机性，每省独立重复运行</w:t>
+      </w:r>
+      <w:r>
+        <w:rPr>
+          <w:rFonts w:eastAsia="华文楷体"/>
+          <w:sz w:val="24"/>
+          <w:szCs w:val="24"/>
+        </w:rPr>
+        <w:t xml:space="preserve"> 10 </w:t>
+      </w:r>
+      <w:r>
+        <w:rPr>
+          <w:rFonts w:eastAsia="华文楷体"/>
+          <w:sz w:val="24"/>
+          <w:szCs w:val="24"/>
+        </w:rPr>
+        <w:t>次并按先验定义的代价函数取优。主样本湖南的</w:t>
+      </w:r>
+      <w:r>
+        <w:rPr>
+          <w:rFonts w:eastAsia="华文楷体"/>
+          <w:sz w:val="24"/>
+          <w:szCs w:val="24"/>
+        </w:rPr>
+        <w:t xml:space="preserve"> Index </w:t>
+      </w:r>
+      <w:r>
+        <w:rPr>
+          <w:rFonts w:eastAsia="华文楷体"/>
+          <w:sz w:val="24"/>
+          <w:szCs w:val="24"/>
+        </w:rPr>
+        <w:t>变异系数由</w:t>
+      </w:r>
+      <w:r>
+        <w:rPr>
+          <w:rFonts w:eastAsia="华文楷体"/>
+          <w:sz w:val="24"/>
+          <w:szCs w:val="24"/>
+        </w:rPr>
+        <w:t xml:space="preserve"> 44.3% </w:t>
+      </w:r>
+      <w:r>
+        <w:rPr>
+          <w:rFonts w:eastAsia="华文楷体"/>
+          <w:sz w:val="24"/>
+          <w:szCs w:val="24"/>
+        </w:rPr>
+        <w:t>降至</w:t>
+      </w:r>
+      <w:r>
+        <w:rPr>
+          <w:rFonts w:eastAsia="华文楷体"/>
+          <w:sz w:val="24"/>
+          <w:szCs w:val="24"/>
+        </w:rPr>
+        <w:t xml:space="preserve"> 18.3%</w:t>
+      </w:r>
+      <w:r>
+        <w:rPr>
+          <w:rFonts w:eastAsia="华文楷体"/>
+          <w:sz w:val="24"/>
+          <w:szCs w:val="24"/>
+        </w:rPr>
+        <w:t>、辖区平均最大半径由</w:t>
+      </w:r>
+      <w:r>
+        <w:rPr>
+          <w:rFonts w:eastAsia="华文楷体"/>
+          <w:sz w:val="24"/>
+          <w:szCs w:val="24"/>
+        </w:rPr>
+        <w:t xml:space="preserve"> 50.9 </w:t>
+      </w:r>
+      <w:r>
+        <w:rPr>
+          <w:rFonts w:eastAsia="华文楷体"/>
+          <w:sz w:val="24"/>
+          <w:szCs w:val="24"/>
+        </w:rPr>
+        <w:t>公里降至</w:t>
+      </w:r>
+      <w:r>
+        <w:rPr>
+          <w:rFonts w:eastAsia="华文楷体"/>
+          <w:sz w:val="24"/>
+          <w:szCs w:val="24"/>
+        </w:rPr>
+        <w:t xml:space="preserve"> 33.6 </w:t>
+      </w:r>
+      <w:r>
+        <w:rPr>
+          <w:rFonts w:eastAsia="华文楷体"/>
+          <w:sz w:val="24"/>
+          <w:szCs w:val="24"/>
+        </w:rPr>
+        <w:t>公里，</w:t>
+      </w:r>
+      <w:r>
+        <w:rPr>
+          <w:rFonts w:eastAsia="华文楷体"/>
+          <w:sz w:val="24"/>
+          <w:szCs w:val="24"/>
+        </w:rPr>
+        <w:t xml:space="preserve">Index </w:t>
+      </w:r>
+      <w:r>
+        <w:rPr>
+          <w:rFonts w:eastAsia="华文楷体"/>
+          <w:sz w:val="24"/>
+          <w:szCs w:val="24"/>
+        </w:rPr>
+        <w:t>加权保留率</w:t>
+      </w:r>
+      <w:r>
+        <w:rPr>
+          <w:rFonts w:eastAsia="华文楷体"/>
+          <w:sz w:val="24"/>
+          <w:szCs w:val="24"/>
+        </w:rPr>
+        <w:t xml:space="preserve"> 87.4%</w:t>
+      </w:r>
+      <w:r>
+        <w:rPr>
+          <w:rFonts w:eastAsia="华文楷体"/>
+          <w:sz w:val="24"/>
+          <w:szCs w:val="24"/>
+        </w:rPr>
+        <w:t>，代价是平均城市数由</w:t>
+      </w:r>
+      <w:r>
+        <w:rPr>
+          <w:rFonts w:eastAsia="华文楷体"/>
+          <w:sz w:val="24"/>
+          <w:szCs w:val="24"/>
+        </w:rPr>
+        <w:t xml:space="preserve"> 1.25 </w:t>
+      </w:r>
+      <w:r>
+        <w:rPr>
+          <w:rFonts w:eastAsia="华文楷体"/>
+          <w:sz w:val="24"/>
+          <w:szCs w:val="24"/>
+        </w:rPr>
+        <w:t>升至</w:t>
+      </w:r>
+      <w:r>
+        <w:rPr>
+          <w:rFonts w:eastAsia="华文楷体"/>
+          <w:sz w:val="24"/>
+          <w:szCs w:val="24"/>
+        </w:rPr>
+        <w:t xml:space="preserve"> 1.44</w:t>
+      </w:r>
+      <w:r>
+        <w:rPr>
+          <w:rFonts w:eastAsia="华文楷体"/>
+          <w:sz w:val="24"/>
+          <w:szCs w:val="24"/>
+        </w:rPr>
+        <w:t>；上海变异系数由</w:t>
+      </w:r>
+      <w:r>
+        <w:rPr>
+          <w:rFonts w:eastAsia="华文楷体"/>
+          <w:sz w:val="24"/>
+          <w:szCs w:val="24"/>
+        </w:rPr>
+        <w:t xml:space="preserve"> 63.8% </w:t>
+      </w:r>
+      <w:r>
+        <w:rPr>
+          <w:rFonts w:eastAsia="华文楷体"/>
+          <w:sz w:val="24"/>
+          <w:szCs w:val="24"/>
+        </w:rPr>
+        <w:t>降至</w:t>
+      </w:r>
+      <w:r>
+        <w:rPr>
+          <w:rFonts w:eastAsia="华文楷体"/>
+          <w:sz w:val="24"/>
+          <w:szCs w:val="24"/>
+        </w:rPr>
+        <w:t xml:space="preserve"> 15.2%</w:t>
+      </w:r>
+      <w:r>
+        <w:rPr>
+          <w:rFonts w:eastAsia="华文楷体"/>
+          <w:sz w:val="24"/>
+          <w:szCs w:val="24"/>
+        </w:rPr>
+        <w:t>、保留率</w:t>
+      </w:r>
+      <w:r>
+        <w:rPr>
+          <w:rFonts w:eastAsia="华文楷体"/>
+          <w:sz w:val="24"/>
+          <w:szCs w:val="24"/>
+        </w:rPr>
+        <w:t xml:space="preserve"> 62.9%</w:t>
+      </w:r>
+      <w:r>
+        <w:rPr>
+          <w:rFonts w:eastAsia="华文楷体"/>
+          <w:sz w:val="24"/>
+          <w:szCs w:val="24"/>
+        </w:rPr>
+        <w:t>；新疆变异系数由</w:t>
+      </w:r>
+      <w:r>
+        <w:rPr>
+          <w:rFonts w:eastAsia="华文楷体"/>
+          <w:sz w:val="24"/>
+          <w:szCs w:val="24"/>
+        </w:rPr>
+        <w:t xml:space="preserve"> 47.9% </w:t>
+      </w:r>
+      <w:r>
+        <w:rPr>
+          <w:rFonts w:eastAsia="华文楷体"/>
+          <w:sz w:val="24"/>
+          <w:szCs w:val="24"/>
+        </w:rPr>
+        <w:t>降至</w:t>
+      </w:r>
+      <w:r>
+        <w:rPr>
+          <w:rFonts w:eastAsia="华文楷体"/>
+          <w:sz w:val="24"/>
+          <w:szCs w:val="24"/>
+        </w:rPr>
+        <w:t xml:space="preserve"> 32.1%</w:t>
+      </w:r>
+      <w:r>
+        <w:rPr>
+          <w:rFonts w:eastAsia="华文楷体"/>
+          <w:sz w:val="24"/>
+          <w:szCs w:val="24"/>
+        </w:rPr>
+        <w:t>、平均半径由</w:t>
+      </w:r>
+      <w:r>
+        <w:rPr>
+          <w:rFonts w:eastAsia="华文楷体"/>
+          <w:sz w:val="24"/>
+          <w:szCs w:val="24"/>
+        </w:rPr>
+        <w:t xml:space="preserve"> 206.4 </w:t>
+      </w:r>
+      <w:r>
+        <w:rPr>
+          <w:rFonts w:eastAsia="华文楷体"/>
+          <w:sz w:val="24"/>
+          <w:szCs w:val="24"/>
+        </w:rPr>
+        <w:t>公里压缩至</w:t>
+      </w:r>
+      <w:r>
+        <w:rPr>
+          <w:rFonts w:eastAsia="华文楷体"/>
+          <w:sz w:val="24"/>
+          <w:szCs w:val="24"/>
+        </w:rPr>
+        <w:t xml:space="preserve"> 93.4 </w:t>
+      </w:r>
+      <w:r>
+        <w:rPr>
+          <w:rFonts w:eastAsia="华文楷体"/>
+          <w:sz w:val="24"/>
+          <w:szCs w:val="24"/>
+        </w:rPr>
+        <w:t>公里、保留率</w:t>
+      </w:r>
+      <w:r>
+        <w:rPr>
+          <w:rFonts w:eastAsia="华文楷体"/>
+          <w:sz w:val="24"/>
+          <w:szCs w:val="24"/>
+        </w:rPr>
+        <w:t xml:space="preserve"> 82.1%</w:t>
+      </w:r>
+      <w:r>
+        <w:rPr>
+          <w:rFonts w:eastAsia="华文楷体"/>
+          <w:sz w:val="24"/>
+          <w:szCs w:val="24"/>
+        </w:rPr>
+        <w:t>。三省份均在</w:t>
+      </w:r>
+      <w:r>
+        <w:rPr>
+          <w:rFonts w:eastAsia="华文楷体"/>
+          <w:sz w:val="24"/>
+          <w:szCs w:val="24"/>
+        </w:rPr>
+        <w:t xml:space="preserve"> 5 </w:t>
+      </w:r>
+      <w:r>
+        <w:rPr>
+          <w:rFonts w:eastAsia="华文楷体"/>
+          <w:sz w:val="24"/>
+          <w:szCs w:val="24"/>
+        </w:rPr>
+        <w:t>秒内完成完整两阶段优化。</w:t>
       </w:r>
     </w:p>
     <w:p>
       <w:pPr>
         <w:snapToGrid w:val="0"/>
-        <w:spacing w:after="120"/>
+        <w:spacing w:before="156" w:line="300" w:lineRule="auto"/>
         <w:ind w:firstLineChars="200" w:firstLine="480"/>
         <w:jc w:val="left"/>
         <w:rPr>
@@ -2652,15 +4471,97 @@
       </w:pPr>
       <w:r>
         <w:rPr>
-          <w:sz w:val="24"/>
-        </w:rPr>
-        <w:t>此处需说明一处与开题的差异：开题拟定的 5.3 节为"年度微调、裁员合并、新产品扩张"三种业务场景压力测试，实际调整为"上海、湖南、新疆三省份地理形态验证"。调整理由是所获脱敏数据为单一时点快照，缺少跨期的组织变动记录，无法真实构造裁员合并与扩编场景，强行模拟只能依靠人为假设、结论不具可信度；而地理形态差异（聚集型、中等、稀疏）是可在现有数据上真实检验的维度，且三个样本同属一个销售业务团队、业务规则同质，能够把效果差异干净地归因到地理特征本身，更能反映算法的适用边界。跨期场景验证已列入第七章的未来工作。</w:t>
+          <w:rFonts w:eastAsia="华文楷体"/>
+          <w:sz w:val="24"/>
+          <w:szCs w:val="24"/>
+        </w:rPr>
+        <w:t>此处需说明一处与开题的差异：开题拟定的</w:t>
+      </w:r>
+      <w:r>
+        <w:rPr>
+          <w:rFonts w:eastAsia="华文楷体"/>
+          <w:sz w:val="24"/>
+          <w:szCs w:val="24"/>
+        </w:rPr>
+        <w:t xml:space="preserve"> 5.3 </w:t>
+      </w:r>
+      <w:r>
+        <w:rPr>
+          <w:rFonts w:eastAsia="华文楷体"/>
+          <w:sz w:val="24"/>
+          <w:szCs w:val="24"/>
+        </w:rPr>
+        <w:t>节为</w:t>
+      </w:r>
+      <w:r>
+        <w:rPr>
+          <w:rFonts w:eastAsia="华文楷体"/>
+          <w:sz w:val="24"/>
+          <w:szCs w:val="24"/>
+        </w:rPr>
+        <w:t>"</w:t>
+      </w:r>
+      <w:r>
+        <w:rPr>
+          <w:rFonts w:eastAsia="华文楷体"/>
+          <w:sz w:val="24"/>
+          <w:szCs w:val="24"/>
+        </w:rPr>
+        <w:t>年度微调、裁员合并、新产品扩张</w:t>
+      </w:r>
+      <w:r>
+        <w:rPr>
+          <w:rFonts w:eastAsia="华文楷体"/>
+          <w:sz w:val="24"/>
+          <w:szCs w:val="24"/>
+        </w:rPr>
+        <w:t>"</w:t>
+      </w:r>
+      <w:r>
+        <w:rPr>
+          <w:rFonts w:eastAsia="华文楷体"/>
+          <w:sz w:val="24"/>
+          <w:szCs w:val="24"/>
+        </w:rPr>
+        <w:t>三种业务场景压力测试，实际调整为</w:t>
+      </w:r>
+      <w:r>
+        <w:rPr>
+          <w:rFonts w:eastAsia="华文楷体"/>
+          <w:sz w:val="24"/>
+          <w:szCs w:val="24"/>
+        </w:rPr>
+        <w:t>"</w:t>
+      </w:r>
+      <w:r>
+        <w:rPr>
+          <w:rFonts w:eastAsia="华文楷体"/>
+          <w:sz w:val="24"/>
+          <w:szCs w:val="24"/>
+        </w:rPr>
+        <w:t>上海、湖南、新疆三省份地理形态验证</w:t>
+      </w:r>
+      <w:r>
+        <w:rPr>
+          <w:rFonts w:eastAsia="华文楷体"/>
+          <w:sz w:val="24"/>
+          <w:szCs w:val="24"/>
+        </w:rPr>
+        <w:t>"</w:t>
+      </w:r>
+      <w:r>
+        <w:rPr>
+          <w:rFonts w:eastAsia="华文楷体"/>
+          <w:sz w:val="24"/>
+          <w:szCs w:val="24"/>
+        </w:rPr>
+        <w:t>。调整理由是所获脱敏数据为单一时点快照，缺少跨期的组织变动记录，无法真实构造裁员合并与扩编场景，强行模拟只能依靠人为假设、结论不具可信度；而地理形态差异（聚集型、中等、稀疏）是可在现有数据上真实检验的维度，且三个样本同属一个销售业务团队、业务规则同质，能够把效果差异干净地归因到地理特征本身，更能反映算法的适用边界。跨期场景验证已列入第七章的未来工作。</w:t>
       </w:r>
     </w:p>
     <w:p>
       <w:pPr>
         <w:snapToGrid w:val="0"/>
-        <w:spacing w:after="120"/>
+        <w:spacing w:before="156" w:line="300" w:lineRule="auto"/>
         <w:ind w:firstLineChars="200" w:firstLine="480"/>
         <w:jc w:val="left"/>
         <w:rPr>
@@ -2670,7 +4571,9 @@
       </w:pPr>
       <w:r>
         <w:rPr>
-          <w:sz w:val="24"/>
+          <w:rFonts w:eastAsia="华文楷体"/>
+          <w:sz w:val="24"/>
+          <w:szCs w:val="24"/>
         </w:rPr>
         <w:t>（五）管理与商业化讨论</w:t>
       </w:r>
@@ -2678,25 +4581,284 @@
     <w:p>
       <w:pPr>
         <w:snapToGrid w:val="0"/>
-        <w:spacing w:after="120"/>
+        <w:spacing w:before="156" w:line="300" w:lineRule="auto"/>
         <w:ind w:firstLineChars="200" w:firstLine="480"/>
         <w:jc w:val="left"/>
         <w:rPr>
-          <w:rFonts w:eastAsia="华文楷体" w:hint="eastAsia"/>
-          <w:sz w:val="24"/>
-        </w:rPr>
-      </w:pPr>
-      <w:r>
-        <w:rPr>
-          <w:sz w:val="24"/>
-        </w:rPr>
-        <w:t>第六章完成开题第五条研究内容。在企业内部实施层面，本研究基于 83% 受访者偏好人机协同的调研结论，提出"算法生成基线—业务侧解读与微调—系统锁定与回写"的三阶段人机协同决策机制，并强调因子归因式的可解释输出贯穿全程；在变革管理层面，依据实证发现的"As-Is 失衡越深、算法重构越彻底、保留率相应分化"规律，给出按失衡度分层的部署节奏与配套过渡机制，同时如实标注了各档位的样本量与证据强度。在商业化层面，本研究把视角从"算法工具"提升到"SFE 职能的行业转型"，讨论了本土药企"规模催生需求、利润压制编制"的自建悖论与 SFE 职能蒸馏趋势，并给出垂类 Agent 外包、SaaS 订阅、企业内部部署三种差异化形态及其客户画像。</w:t>
+          <w:rFonts w:eastAsia="华文楷体"/>
+          <w:sz w:val="24"/>
+        </w:rPr>
+      </w:pPr>
+      <w:r>
+        <w:rPr>
+          <w:rFonts w:eastAsia="华文楷体"/>
+          <w:sz w:val="24"/>
+          <w:szCs w:val="24"/>
+        </w:rPr>
+        <w:lastRenderedPageBreak/>
+        <w:t>第六章完成开题第五条研究内容。在企业内部实施层面，本研究基于</w:t>
+      </w:r>
+      <w:r>
+        <w:rPr>
+          <w:rFonts w:eastAsia="华文楷体"/>
+          <w:sz w:val="24"/>
+          <w:szCs w:val="24"/>
+        </w:rPr>
+        <w:t xml:space="preserve"> 83% </w:t>
+      </w:r>
+      <w:r>
+        <w:rPr>
+          <w:rFonts w:eastAsia="华文楷体"/>
+          <w:sz w:val="24"/>
+          <w:szCs w:val="24"/>
+        </w:rPr>
+        <w:t>受访者偏好人机协同的调研结论，提出</w:t>
+      </w:r>
+      <w:r>
+        <w:rPr>
+          <w:rFonts w:eastAsia="华文楷体"/>
+          <w:sz w:val="24"/>
+          <w:szCs w:val="24"/>
+        </w:rPr>
+        <w:t>"</w:t>
+      </w:r>
+      <w:r>
+        <w:rPr>
+          <w:rFonts w:eastAsia="华文楷体"/>
+          <w:sz w:val="24"/>
+          <w:szCs w:val="24"/>
+        </w:rPr>
+        <w:t>算法生成基线</w:t>
+      </w:r>
+      <w:r>
+        <w:rPr>
+          <w:rFonts w:eastAsia="华文楷体"/>
+          <w:sz w:val="24"/>
+          <w:szCs w:val="24"/>
+        </w:rPr>
+        <w:t>—</w:t>
+      </w:r>
+      <w:r>
+        <w:rPr>
+          <w:rFonts w:eastAsia="华文楷体"/>
+          <w:sz w:val="24"/>
+          <w:szCs w:val="24"/>
+        </w:rPr>
+        <w:t>业务侧解读与微调</w:t>
+      </w:r>
+      <w:r>
+        <w:rPr>
+          <w:rFonts w:eastAsia="华文楷体"/>
+          <w:sz w:val="24"/>
+          <w:szCs w:val="24"/>
+        </w:rPr>
+        <w:t>—</w:t>
+      </w:r>
+      <w:r>
+        <w:rPr>
+          <w:rFonts w:eastAsia="华文楷体"/>
+          <w:sz w:val="24"/>
+          <w:szCs w:val="24"/>
+        </w:rPr>
+        <w:t>系统锁定与回写</w:t>
+      </w:r>
+      <w:r>
+        <w:rPr>
+          <w:rFonts w:eastAsia="华文楷体"/>
+          <w:sz w:val="24"/>
+          <w:szCs w:val="24"/>
+        </w:rPr>
+        <w:t>"</w:t>
+      </w:r>
+      <w:r>
+        <w:rPr>
+          <w:rFonts w:eastAsia="华文楷体"/>
+          <w:sz w:val="24"/>
+          <w:szCs w:val="24"/>
+        </w:rPr>
+        <w:t>的三阶段人机协同决策机制，并强调因子归因式的可解释输出贯穿全程；在变革管理层面，依据实证发现的</w:t>
+      </w:r>
+      <w:r>
+        <w:rPr>
+          <w:rFonts w:eastAsia="华文楷体"/>
+          <w:sz w:val="24"/>
+          <w:szCs w:val="24"/>
+        </w:rPr>
+        <w:t xml:space="preserve">"As-Is </w:t>
+      </w:r>
+      <w:r>
+        <w:rPr>
+          <w:rFonts w:eastAsia="华文楷体"/>
+          <w:sz w:val="24"/>
+          <w:szCs w:val="24"/>
+        </w:rPr>
+        <w:t>失衡越深、算法重构越彻底、保留率相应分化</w:t>
+      </w:r>
+      <w:r>
+        <w:rPr>
+          <w:rFonts w:eastAsia="华文楷体"/>
+          <w:sz w:val="24"/>
+          <w:szCs w:val="24"/>
+        </w:rPr>
+        <w:t>"</w:t>
+      </w:r>
+      <w:r>
+        <w:rPr>
+          <w:rFonts w:eastAsia="华文楷体"/>
+          <w:sz w:val="24"/>
+          <w:szCs w:val="24"/>
+        </w:rPr>
+        <w:t>规律，给出按失衡度分层的部署节奏与配套过渡机制，同时如实标注了各档位的样本量与证据强度。在商业化层面，本研究把视角从</w:t>
+      </w:r>
+      <w:r>
+        <w:rPr>
+          <w:rFonts w:eastAsia="华文楷体"/>
+          <w:sz w:val="24"/>
+          <w:szCs w:val="24"/>
+        </w:rPr>
+        <w:t>"</w:t>
+      </w:r>
+      <w:r>
+        <w:rPr>
+          <w:rFonts w:eastAsia="华文楷体"/>
+          <w:sz w:val="24"/>
+          <w:szCs w:val="24"/>
+        </w:rPr>
+        <w:t>算法工具</w:t>
+      </w:r>
+      <w:r>
+        <w:rPr>
+          <w:rFonts w:eastAsia="华文楷体"/>
+          <w:sz w:val="24"/>
+          <w:szCs w:val="24"/>
+        </w:rPr>
+        <w:t>"</w:t>
+      </w:r>
+      <w:r>
+        <w:rPr>
+          <w:rFonts w:eastAsia="华文楷体"/>
+          <w:sz w:val="24"/>
+          <w:szCs w:val="24"/>
+        </w:rPr>
+        <w:t>提升到</w:t>
+      </w:r>
+      <w:r>
+        <w:rPr>
+          <w:rFonts w:eastAsia="华文楷体"/>
+          <w:sz w:val="24"/>
+          <w:szCs w:val="24"/>
+        </w:rPr>
+        <w:t xml:space="preserve">"SFE </w:t>
+      </w:r>
+      <w:r>
+        <w:rPr>
+          <w:rFonts w:eastAsia="华文楷体"/>
+          <w:sz w:val="24"/>
+          <w:szCs w:val="24"/>
+        </w:rPr>
+        <w:t>职能的行业转型</w:t>
+      </w:r>
+      <w:r>
+        <w:rPr>
+          <w:rFonts w:eastAsia="华文楷体"/>
+          <w:sz w:val="24"/>
+          <w:szCs w:val="24"/>
+        </w:rPr>
+        <w:t>"</w:t>
+      </w:r>
+      <w:r>
+        <w:rPr>
+          <w:rFonts w:eastAsia="华文楷体"/>
+          <w:sz w:val="24"/>
+          <w:szCs w:val="24"/>
+        </w:rPr>
+        <w:t>，讨论了本土药企</w:t>
+      </w:r>
+      <w:r>
+        <w:rPr>
+          <w:rFonts w:eastAsia="华文楷体"/>
+          <w:sz w:val="24"/>
+          <w:szCs w:val="24"/>
+        </w:rPr>
+        <w:t>"</w:t>
+      </w:r>
+      <w:r>
+        <w:rPr>
+          <w:rFonts w:eastAsia="华文楷体"/>
+          <w:sz w:val="24"/>
+          <w:szCs w:val="24"/>
+        </w:rPr>
+        <w:t>规模催生需求、利润压制编制</w:t>
+      </w:r>
+      <w:r>
+        <w:rPr>
+          <w:rFonts w:eastAsia="华文楷体"/>
+          <w:sz w:val="24"/>
+          <w:szCs w:val="24"/>
+        </w:rPr>
+        <w:t>"</w:t>
+      </w:r>
+      <w:r>
+        <w:rPr>
+          <w:rFonts w:eastAsia="华文楷体"/>
+          <w:sz w:val="24"/>
+          <w:szCs w:val="24"/>
+        </w:rPr>
+        <w:t>的自建悖论与</w:t>
+      </w:r>
+      <w:r>
+        <w:rPr>
+          <w:rFonts w:eastAsia="华文楷体"/>
+          <w:sz w:val="24"/>
+          <w:szCs w:val="24"/>
+        </w:rPr>
+        <w:t xml:space="preserve"> SFE </w:t>
+      </w:r>
+      <w:r>
+        <w:rPr>
+          <w:rFonts w:eastAsia="华文楷体"/>
+          <w:sz w:val="24"/>
+          <w:szCs w:val="24"/>
+        </w:rPr>
+        <w:t>职能蒸馏趋势，并给出垂类</w:t>
+      </w:r>
+      <w:r>
+        <w:rPr>
+          <w:rFonts w:eastAsia="华文楷体"/>
+          <w:sz w:val="24"/>
+          <w:szCs w:val="24"/>
+        </w:rPr>
+        <w:t xml:space="preserve"> Agent </w:t>
+      </w:r>
+      <w:r>
+        <w:rPr>
+          <w:rFonts w:eastAsia="华文楷体"/>
+          <w:sz w:val="24"/>
+          <w:szCs w:val="24"/>
+        </w:rPr>
+        <w:t>外包、</w:t>
+      </w:r>
+      <w:r>
+        <w:rPr>
+          <w:rFonts w:eastAsia="华文楷体"/>
+          <w:sz w:val="24"/>
+          <w:szCs w:val="24"/>
+        </w:rPr>
+        <w:t xml:space="preserve">SaaS </w:t>
+      </w:r>
+      <w:r>
+        <w:rPr>
+          <w:rFonts w:eastAsia="华文楷体"/>
+          <w:sz w:val="24"/>
+          <w:szCs w:val="24"/>
+        </w:rPr>
+        <w:t>订阅、企业内部部署三种差异化形态及其客户画像。</w:t>
       </w:r>
     </w:p>
     <w:p>
       <w:pPr>
         <w:snapToGrid w:val="0"/>
-        <w:spacing w:after="120"/>
+        <w:spacing w:before="156" w:line="300" w:lineRule="auto"/>
         <w:ind w:firstLineChars="200" w:firstLine="480"/>
         <w:jc w:val="left"/>
         <w:rPr>
@@ -2706,7 +4868,9 @@
       </w:pPr>
       <w:r>
         <w:rPr>
-          <w:sz w:val="24"/>
+          <w:rFonts w:eastAsia="华文楷体"/>
+          <w:sz w:val="24"/>
+          <w:szCs w:val="24"/>
         </w:rPr>
         <w:t>综上，开题所列五条研究内容均已完成，其中第一条以增量调研的方式做了升级、第四条在验证维度上做了必要调整。对照开题的进度计划，论文主体撰写已提前完成，当前工作重心转入全文的逻辑自查、数据口径核对与补充实验设计。</w:t>
       </w:r>
@@ -2714,7 +4878,7 @@
     <w:p>
       <w:pPr>
         <w:snapToGrid w:val="0"/>
-        <w:spacing w:after="120"/>
+        <w:spacing w:before="156" w:line="300" w:lineRule="auto"/>
         <w:ind w:firstLineChars="200" w:firstLine="480"/>
         <w:jc w:val="left"/>
         <w:rPr>
@@ -2724,7 +4888,9 @@
       </w:pPr>
       <w:r>
         <w:rPr>
-          <w:sz w:val="24"/>
+          <w:rFonts w:eastAsia="华文楷体"/>
+          <w:sz w:val="24"/>
+          <w:szCs w:val="24"/>
         </w:rPr>
         <w:t>二、已取得的阶段性成果</w:t>
       </w:r>
@@ -2732,7 +4898,7 @@
     <w:p>
       <w:pPr>
         <w:snapToGrid w:val="0"/>
-        <w:spacing w:after="120"/>
+        <w:spacing w:before="156" w:line="300" w:lineRule="auto"/>
         <w:ind w:firstLineChars="200" w:firstLine="480"/>
         <w:jc w:val="left"/>
         <w:rPr>
@@ -2742,15 +4908,49 @@
       </w:pPr>
       <w:r>
         <w:rPr>
-          <w:sz w:val="24"/>
-        </w:rPr>
-        <w:t>（一）主样本实证：湖南省As-Is与To-Be的对照结果</w:t>
+          <w:rFonts w:eastAsia="华文楷体"/>
+          <w:sz w:val="24"/>
+          <w:szCs w:val="24"/>
+        </w:rPr>
+        <w:t>（一）主样本实证：湖南省</w:t>
+      </w:r>
+      <w:r>
+        <w:rPr>
+          <w:rFonts w:eastAsia="华文楷体"/>
+          <w:sz w:val="24"/>
+          <w:szCs w:val="24"/>
+        </w:rPr>
+        <w:t>As-Is</w:t>
+      </w:r>
+      <w:r>
+        <w:rPr>
+          <w:rFonts w:eastAsia="华文楷体"/>
+          <w:sz w:val="24"/>
+          <w:szCs w:val="24"/>
+        </w:rPr>
+        <w:t>与</w:t>
+      </w:r>
+      <w:r>
+        <w:rPr>
+          <w:rFonts w:eastAsia="华文楷体"/>
+          <w:sz w:val="24"/>
+          <w:szCs w:val="24"/>
+        </w:rPr>
+        <w:t>To-Be</w:t>
+      </w:r>
+      <w:r>
+        <w:rPr>
+          <w:rFonts w:eastAsia="华文楷体"/>
+          <w:sz w:val="24"/>
+          <w:szCs w:val="24"/>
+        </w:rPr>
+        <w:t>的对照结果</w:t>
       </w:r>
     </w:p>
     <w:p>
       <w:pPr>
         <w:snapToGrid w:val="0"/>
-        <w:spacing w:after="120"/>
+        <w:spacing w:before="156" w:line="300" w:lineRule="auto"/>
         <w:ind w:firstLineChars="200" w:firstLine="480"/>
         <w:jc w:val="left"/>
         <w:rPr>
@@ -2760,15 +4960,817 @@
       </w:pPr>
       <w:r>
         <w:rPr>
-          <w:sz w:val="24"/>
-        </w:rPr>
-        <w:t>本研究以业内某跨国药企肿瘤团队脱敏后的真实业务数据为实证对象，选取湖南省（60 家医院、16 个辖区）作为主样本。在 As-Is 人工分配下，辖区 Index 标准差为 442.8、变异系数（CV）为 44.3%，最大辖区 Index 高达 2521 而最小仅 592，相差 4.3 倍，超出 ±20% 容忍带的辖区达 8 个（50.0%）；辖区内最远点到质心的平均距离为 50.9 公里，最远辖区半径 218.3 公里。经两阶段算法优化后，To-Be 方案的标准差降至 182.9、CV 降至 18.3%（改善 58.7%），最大辖区 Index 收敛到 1348（降幅 46.5%），最高与最低之比缩小至 2.0 倍，超阈辖区减少到 5 个（31.3%）；辖区平均最大半径降至 33.6 公里（改善 34.0%），最远半径收缩至 154.0 公里。客户关系方面，41 家医院归属完全不变、2 家部分保留、17 家完全变动，按医院数计的保留率为 70.0%，按 Index 加权的保留率为 87.4%。本研究亦如实记录了改善所付出的代价：平均城市数由 1.25 升至 1.44，即算法为容纳 Index 均衡在部分辖区轻度增加了跨城覆盖，但仍远低于调研给出的"不超过 5 个城市"的业务容忍带。同时说明 87.4% 的保留率并非全部由 Hungarian 匹配"挣得"——其中 5 座双向一对一城市的 23 家医院（占全省 Index 的 25.0%）由前置机制在优化前即固定于原辖区。</w:t>
+          <w:rFonts w:eastAsia="华文楷体"/>
+          <w:sz w:val="24"/>
+          <w:szCs w:val="24"/>
+        </w:rPr>
+        <w:t>本研究以业内某跨国药企肿瘤团队脱敏后的真实业务数据为实证对象，选取湖南省（</w:t>
+      </w:r>
+      <w:r>
+        <w:rPr>
+          <w:rFonts w:eastAsia="华文楷体"/>
+          <w:sz w:val="24"/>
+          <w:szCs w:val="24"/>
+        </w:rPr>
+        <w:t xml:space="preserve">60 </w:t>
+      </w:r>
+      <w:r>
+        <w:rPr>
+          <w:rFonts w:eastAsia="华文楷体"/>
+          <w:sz w:val="24"/>
+          <w:szCs w:val="24"/>
+        </w:rPr>
+        <w:t>家医院、</w:t>
+      </w:r>
+      <w:r>
+        <w:rPr>
+          <w:rFonts w:eastAsia="华文楷体"/>
+          <w:sz w:val="24"/>
+          <w:szCs w:val="24"/>
+        </w:rPr>
+        <w:t xml:space="preserve">16 </w:t>
+      </w:r>
+      <w:r>
+        <w:rPr>
+          <w:rFonts w:eastAsia="华文楷体"/>
+          <w:sz w:val="24"/>
+          <w:szCs w:val="24"/>
+        </w:rPr>
+        <w:t>个辖区）作为主样本。在</w:t>
+      </w:r>
+      <w:r>
+        <w:rPr>
+          <w:rFonts w:eastAsia="华文楷体"/>
+          <w:sz w:val="24"/>
+          <w:szCs w:val="24"/>
+        </w:rPr>
+        <w:t xml:space="preserve"> As-Is </w:t>
+      </w:r>
+      <w:r>
+        <w:rPr>
+          <w:rFonts w:eastAsia="华文楷体"/>
+          <w:sz w:val="24"/>
+          <w:szCs w:val="24"/>
+        </w:rPr>
+        <w:t>人工分配下，辖区</w:t>
+      </w:r>
+      <w:r>
+        <w:rPr>
+          <w:rFonts w:eastAsia="华文楷体"/>
+          <w:sz w:val="24"/>
+          <w:szCs w:val="24"/>
+        </w:rPr>
+        <w:t xml:space="preserve"> Index </w:t>
+      </w:r>
+      <w:r>
+        <w:rPr>
+          <w:rFonts w:eastAsia="华文楷体"/>
+          <w:sz w:val="24"/>
+          <w:szCs w:val="24"/>
+        </w:rPr>
+        <w:t>标准差为</w:t>
+      </w:r>
+      <w:r>
+        <w:rPr>
+          <w:rFonts w:eastAsia="华文楷体"/>
+          <w:sz w:val="24"/>
+          <w:szCs w:val="24"/>
+        </w:rPr>
+        <w:t xml:space="preserve"> 442.8</w:t>
+      </w:r>
+      <w:r>
+        <w:rPr>
+          <w:rFonts w:eastAsia="华文楷体"/>
+          <w:sz w:val="24"/>
+          <w:szCs w:val="24"/>
+        </w:rPr>
+        <w:t>、变异系数（</w:t>
+      </w:r>
+      <w:r>
+        <w:rPr>
+          <w:rFonts w:eastAsia="华文楷体"/>
+          <w:sz w:val="24"/>
+          <w:szCs w:val="24"/>
+        </w:rPr>
+        <w:t>CV</w:t>
+      </w:r>
+      <w:r>
+        <w:rPr>
+          <w:rFonts w:eastAsia="华文楷体"/>
+          <w:sz w:val="24"/>
+          <w:szCs w:val="24"/>
+        </w:rPr>
+        <w:t>）为</w:t>
+      </w:r>
+      <w:r>
+        <w:rPr>
+          <w:rFonts w:eastAsia="华文楷体"/>
+          <w:sz w:val="24"/>
+          <w:szCs w:val="24"/>
+        </w:rPr>
+        <w:t xml:space="preserve"> 44.3%</w:t>
+      </w:r>
+      <w:r>
+        <w:rPr>
+          <w:rFonts w:eastAsia="华文楷体"/>
+          <w:sz w:val="24"/>
+          <w:szCs w:val="24"/>
+        </w:rPr>
+        <w:t>，最大辖区</w:t>
+      </w:r>
+      <w:r>
+        <w:rPr>
+          <w:rFonts w:eastAsia="华文楷体"/>
+          <w:sz w:val="24"/>
+          <w:szCs w:val="24"/>
+        </w:rPr>
+        <w:t xml:space="preserve"> Index </w:t>
+      </w:r>
+      <w:r>
+        <w:rPr>
+          <w:rFonts w:eastAsia="华文楷体"/>
+          <w:sz w:val="24"/>
+          <w:szCs w:val="24"/>
+        </w:rPr>
+        <w:t>高达</w:t>
+      </w:r>
+      <w:r>
+        <w:rPr>
+          <w:rFonts w:eastAsia="华文楷体"/>
+          <w:sz w:val="24"/>
+          <w:szCs w:val="24"/>
+        </w:rPr>
+        <w:t xml:space="preserve"> 2521 </w:t>
+      </w:r>
+      <w:r>
+        <w:rPr>
+          <w:rFonts w:eastAsia="华文楷体"/>
+          <w:sz w:val="24"/>
+          <w:szCs w:val="24"/>
+        </w:rPr>
+        <w:t>而最小仅</w:t>
+      </w:r>
+      <w:r>
+        <w:rPr>
+          <w:rFonts w:eastAsia="华文楷体"/>
+          <w:sz w:val="24"/>
+          <w:szCs w:val="24"/>
+        </w:rPr>
+        <w:t xml:space="preserve"> 592</w:t>
+      </w:r>
+      <w:r>
+        <w:rPr>
+          <w:rFonts w:eastAsia="华文楷体"/>
+          <w:sz w:val="24"/>
+          <w:szCs w:val="24"/>
+        </w:rPr>
+        <w:t>，相差</w:t>
+      </w:r>
+      <w:r>
+        <w:rPr>
+          <w:rFonts w:eastAsia="华文楷体"/>
+          <w:sz w:val="24"/>
+          <w:szCs w:val="24"/>
+        </w:rPr>
+        <w:t xml:space="preserve"> 4.3 </w:t>
+      </w:r>
+      <w:r>
+        <w:rPr>
+          <w:rFonts w:eastAsia="华文楷体"/>
+          <w:sz w:val="24"/>
+          <w:szCs w:val="24"/>
+        </w:rPr>
+        <w:t>倍，超出</w:t>
+      </w:r>
+      <w:r>
+        <w:rPr>
+          <w:rFonts w:eastAsia="华文楷体"/>
+          <w:sz w:val="24"/>
+          <w:szCs w:val="24"/>
+        </w:rPr>
+        <w:t xml:space="preserve"> ±20% </w:t>
+      </w:r>
+      <w:r>
+        <w:rPr>
+          <w:rFonts w:eastAsia="华文楷体"/>
+          <w:sz w:val="24"/>
+          <w:szCs w:val="24"/>
+        </w:rPr>
+        <w:t>容忍带的辖区达</w:t>
+      </w:r>
+      <w:r>
+        <w:rPr>
+          <w:rFonts w:eastAsia="华文楷体"/>
+          <w:sz w:val="24"/>
+          <w:szCs w:val="24"/>
+        </w:rPr>
+        <w:t xml:space="preserve"> 8 </w:t>
+      </w:r>
+      <w:r>
+        <w:rPr>
+          <w:rFonts w:eastAsia="华文楷体"/>
+          <w:sz w:val="24"/>
+          <w:szCs w:val="24"/>
+        </w:rPr>
+        <w:t>个（</w:t>
+      </w:r>
+      <w:r>
+        <w:rPr>
+          <w:rFonts w:eastAsia="华文楷体"/>
+          <w:sz w:val="24"/>
+          <w:szCs w:val="24"/>
+        </w:rPr>
+        <w:t>50.0%</w:t>
+      </w:r>
+      <w:r>
+        <w:rPr>
+          <w:rFonts w:eastAsia="华文楷体"/>
+          <w:sz w:val="24"/>
+          <w:szCs w:val="24"/>
+        </w:rPr>
+        <w:t>）；辖区内最远点到质心的平均距离为</w:t>
+      </w:r>
+      <w:r>
+        <w:rPr>
+          <w:rFonts w:eastAsia="华文楷体"/>
+          <w:sz w:val="24"/>
+          <w:szCs w:val="24"/>
+        </w:rPr>
+        <w:t xml:space="preserve"> 50.9 </w:t>
+      </w:r>
+      <w:r>
+        <w:rPr>
+          <w:rFonts w:eastAsia="华文楷体"/>
+          <w:sz w:val="24"/>
+          <w:szCs w:val="24"/>
+        </w:rPr>
+        <w:t>公里，最远辖区半径</w:t>
+      </w:r>
+      <w:r>
+        <w:rPr>
+          <w:rFonts w:eastAsia="华文楷体"/>
+          <w:sz w:val="24"/>
+          <w:szCs w:val="24"/>
+        </w:rPr>
+        <w:t xml:space="preserve"> 218.3 </w:t>
+      </w:r>
+      <w:r>
+        <w:rPr>
+          <w:rFonts w:eastAsia="华文楷体"/>
+          <w:sz w:val="24"/>
+          <w:szCs w:val="24"/>
+        </w:rPr>
+        <w:t>公里。经两阶段算法优化后，</w:t>
+      </w:r>
+      <w:r>
+        <w:rPr>
+          <w:rFonts w:eastAsia="华文楷体"/>
+          <w:sz w:val="24"/>
+          <w:szCs w:val="24"/>
+        </w:rPr>
+        <w:t xml:space="preserve">To-Be </w:t>
+      </w:r>
+      <w:r>
+        <w:rPr>
+          <w:rFonts w:eastAsia="华文楷体"/>
+          <w:sz w:val="24"/>
+          <w:szCs w:val="24"/>
+        </w:rPr>
+        <w:t>方案的标准差降至</w:t>
+      </w:r>
+      <w:r>
+        <w:rPr>
+          <w:rFonts w:eastAsia="华文楷体"/>
+          <w:sz w:val="24"/>
+          <w:szCs w:val="24"/>
+        </w:rPr>
+        <w:t xml:space="preserve"> 182.9</w:t>
+      </w:r>
+      <w:r>
+        <w:rPr>
+          <w:rFonts w:eastAsia="华文楷体"/>
+          <w:sz w:val="24"/>
+          <w:szCs w:val="24"/>
+        </w:rPr>
+        <w:t>、</w:t>
+      </w:r>
+      <w:r>
+        <w:rPr>
+          <w:rFonts w:eastAsia="华文楷体"/>
+          <w:sz w:val="24"/>
+          <w:szCs w:val="24"/>
+        </w:rPr>
+        <w:t xml:space="preserve">CV </w:t>
+      </w:r>
+      <w:r>
+        <w:rPr>
+          <w:rFonts w:eastAsia="华文楷体"/>
+          <w:sz w:val="24"/>
+          <w:szCs w:val="24"/>
+        </w:rPr>
+        <w:t>降至</w:t>
+      </w:r>
+      <w:r>
+        <w:rPr>
+          <w:rFonts w:eastAsia="华文楷体"/>
+          <w:sz w:val="24"/>
+          <w:szCs w:val="24"/>
+        </w:rPr>
+        <w:t xml:space="preserve"> 18.3%</w:t>
+      </w:r>
+      <w:r>
+        <w:rPr>
+          <w:rFonts w:eastAsia="华文楷体"/>
+          <w:sz w:val="24"/>
+          <w:szCs w:val="24"/>
+        </w:rPr>
+        <w:t>（改善</w:t>
+      </w:r>
+      <w:r>
+        <w:rPr>
+          <w:rFonts w:eastAsia="华文楷体"/>
+          <w:sz w:val="24"/>
+          <w:szCs w:val="24"/>
+        </w:rPr>
+        <w:t xml:space="preserve"> 58.7%</w:t>
+      </w:r>
+      <w:r>
+        <w:rPr>
+          <w:rFonts w:eastAsia="华文楷体"/>
+          <w:sz w:val="24"/>
+          <w:szCs w:val="24"/>
+        </w:rPr>
+        <w:t>），最大辖区</w:t>
+      </w:r>
+      <w:r>
+        <w:rPr>
+          <w:rFonts w:eastAsia="华文楷体"/>
+          <w:sz w:val="24"/>
+          <w:szCs w:val="24"/>
+        </w:rPr>
+        <w:t xml:space="preserve"> Index </w:t>
+      </w:r>
+      <w:r>
+        <w:rPr>
+          <w:rFonts w:eastAsia="华文楷体"/>
+          <w:sz w:val="24"/>
+          <w:szCs w:val="24"/>
+        </w:rPr>
+        <w:t>收敛到</w:t>
+      </w:r>
+      <w:r>
+        <w:rPr>
+          <w:rFonts w:eastAsia="华文楷体"/>
+          <w:sz w:val="24"/>
+          <w:szCs w:val="24"/>
+        </w:rPr>
+        <w:t xml:space="preserve"> 1348</w:t>
+      </w:r>
+      <w:r>
+        <w:rPr>
+          <w:rFonts w:eastAsia="华文楷体"/>
+          <w:sz w:val="24"/>
+          <w:szCs w:val="24"/>
+        </w:rPr>
+        <w:t>（降幅</w:t>
+      </w:r>
+      <w:r>
+        <w:rPr>
+          <w:rFonts w:eastAsia="华文楷体"/>
+          <w:sz w:val="24"/>
+          <w:szCs w:val="24"/>
+        </w:rPr>
+        <w:t xml:space="preserve"> 46.5%</w:t>
+      </w:r>
+      <w:r>
+        <w:rPr>
+          <w:rFonts w:eastAsia="华文楷体"/>
+          <w:sz w:val="24"/>
+          <w:szCs w:val="24"/>
+        </w:rPr>
+        <w:t>），最高与最低之比缩小至</w:t>
+      </w:r>
+      <w:r>
+        <w:rPr>
+          <w:rFonts w:eastAsia="华文楷体"/>
+          <w:sz w:val="24"/>
+          <w:szCs w:val="24"/>
+        </w:rPr>
+        <w:t xml:space="preserve"> 2.0 </w:t>
+      </w:r>
+      <w:r>
+        <w:rPr>
+          <w:rFonts w:eastAsia="华文楷体"/>
+          <w:sz w:val="24"/>
+          <w:szCs w:val="24"/>
+        </w:rPr>
+        <w:t>倍，超阈辖区减少到</w:t>
+      </w:r>
+      <w:r>
+        <w:rPr>
+          <w:rFonts w:eastAsia="华文楷体"/>
+          <w:sz w:val="24"/>
+          <w:szCs w:val="24"/>
+        </w:rPr>
+        <w:t xml:space="preserve"> 5 </w:t>
+      </w:r>
+      <w:r>
+        <w:rPr>
+          <w:rFonts w:eastAsia="华文楷体"/>
+          <w:sz w:val="24"/>
+          <w:szCs w:val="24"/>
+        </w:rPr>
+        <w:t>个（</w:t>
+      </w:r>
+      <w:r>
+        <w:rPr>
+          <w:rFonts w:eastAsia="华文楷体"/>
+          <w:sz w:val="24"/>
+          <w:szCs w:val="24"/>
+        </w:rPr>
+        <w:t>31.3%</w:t>
+      </w:r>
+      <w:r>
+        <w:rPr>
+          <w:rFonts w:eastAsia="华文楷体"/>
+          <w:sz w:val="24"/>
+          <w:szCs w:val="24"/>
+        </w:rPr>
+        <w:t>）；辖区平均最大半径降至</w:t>
+      </w:r>
+      <w:r>
+        <w:rPr>
+          <w:rFonts w:eastAsia="华文楷体"/>
+          <w:sz w:val="24"/>
+          <w:szCs w:val="24"/>
+        </w:rPr>
+        <w:t xml:space="preserve"> 33.6 </w:t>
+      </w:r>
+      <w:r>
+        <w:rPr>
+          <w:rFonts w:eastAsia="华文楷体"/>
+          <w:sz w:val="24"/>
+          <w:szCs w:val="24"/>
+        </w:rPr>
+        <w:t>公里（改善</w:t>
+      </w:r>
+      <w:r>
+        <w:rPr>
+          <w:rFonts w:eastAsia="华文楷体"/>
+          <w:sz w:val="24"/>
+          <w:szCs w:val="24"/>
+        </w:rPr>
+        <w:t xml:space="preserve"> 34.0%</w:t>
+      </w:r>
+      <w:r>
+        <w:rPr>
+          <w:rFonts w:eastAsia="华文楷体"/>
+          <w:sz w:val="24"/>
+          <w:szCs w:val="24"/>
+        </w:rPr>
+        <w:t>），最远半径收缩至</w:t>
+      </w:r>
+      <w:r>
+        <w:rPr>
+          <w:rFonts w:eastAsia="华文楷体"/>
+          <w:sz w:val="24"/>
+          <w:szCs w:val="24"/>
+        </w:rPr>
+        <w:t xml:space="preserve"> 154.0 </w:t>
+      </w:r>
+      <w:r>
+        <w:rPr>
+          <w:rFonts w:eastAsia="华文楷体"/>
+          <w:sz w:val="24"/>
+          <w:szCs w:val="24"/>
+        </w:rPr>
+        <w:t>公里。客户关系方面，</w:t>
+      </w:r>
+      <w:r>
+        <w:rPr>
+          <w:rFonts w:eastAsia="华文楷体"/>
+          <w:sz w:val="24"/>
+          <w:szCs w:val="24"/>
+        </w:rPr>
+        <w:t xml:space="preserve">41 </w:t>
+      </w:r>
+      <w:r>
+        <w:rPr>
+          <w:rFonts w:eastAsia="华文楷体"/>
+          <w:sz w:val="24"/>
+          <w:szCs w:val="24"/>
+        </w:rPr>
+        <w:t>家医院归属完全不变、</w:t>
+      </w:r>
+      <w:r>
+        <w:rPr>
+          <w:rFonts w:eastAsia="华文楷体"/>
+          <w:sz w:val="24"/>
+          <w:szCs w:val="24"/>
+        </w:rPr>
+        <w:t xml:space="preserve">2 </w:t>
+      </w:r>
+      <w:r>
+        <w:rPr>
+          <w:rFonts w:eastAsia="华文楷体"/>
+          <w:sz w:val="24"/>
+          <w:szCs w:val="24"/>
+        </w:rPr>
+        <w:t>家部分保留、</w:t>
+      </w:r>
+      <w:r>
+        <w:rPr>
+          <w:rFonts w:eastAsia="华文楷体"/>
+          <w:sz w:val="24"/>
+          <w:szCs w:val="24"/>
+        </w:rPr>
+        <w:t xml:space="preserve">17 </w:t>
+      </w:r>
+      <w:r>
+        <w:rPr>
+          <w:rFonts w:eastAsia="华文楷体"/>
+          <w:sz w:val="24"/>
+          <w:szCs w:val="24"/>
+        </w:rPr>
+        <w:t>家完全变动，按医院数计的保留率为</w:t>
+      </w:r>
+      <w:r>
+        <w:rPr>
+          <w:rFonts w:eastAsia="华文楷体"/>
+          <w:sz w:val="24"/>
+          <w:szCs w:val="24"/>
+        </w:rPr>
+        <w:t xml:space="preserve"> 70.0%</w:t>
+      </w:r>
+      <w:r>
+        <w:rPr>
+          <w:rFonts w:eastAsia="华文楷体"/>
+          <w:sz w:val="24"/>
+          <w:szCs w:val="24"/>
+        </w:rPr>
+        <w:t>，按</w:t>
+      </w:r>
+      <w:r>
+        <w:rPr>
+          <w:rFonts w:eastAsia="华文楷体"/>
+          <w:sz w:val="24"/>
+          <w:szCs w:val="24"/>
+        </w:rPr>
+        <w:t xml:space="preserve"> Index </w:t>
+      </w:r>
+      <w:r>
+        <w:rPr>
+          <w:rFonts w:eastAsia="华文楷体"/>
+          <w:sz w:val="24"/>
+          <w:szCs w:val="24"/>
+        </w:rPr>
+        <w:t>加权的保留率为</w:t>
+      </w:r>
+      <w:r>
+        <w:rPr>
+          <w:rFonts w:eastAsia="华文楷体"/>
+          <w:sz w:val="24"/>
+          <w:szCs w:val="24"/>
+        </w:rPr>
+        <w:t xml:space="preserve"> 87.4%</w:t>
+      </w:r>
+      <w:r>
+        <w:rPr>
+          <w:rFonts w:eastAsia="华文楷体"/>
+          <w:sz w:val="24"/>
+          <w:szCs w:val="24"/>
+        </w:rPr>
+        <w:t>。本研究亦如实记录了改善所付出的代价：平均城市数由</w:t>
+      </w:r>
+      <w:r>
+        <w:rPr>
+          <w:rFonts w:eastAsia="华文楷体"/>
+          <w:sz w:val="24"/>
+          <w:szCs w:val="24"/>
+        </w:rPr>
+        <w:t xml:space="preserve"> 1.25 </w:t>
+      </w:r>
+      <w:r>
+        <w:rPr>
+          <w:rFonts w:eastAsia="华文楷体"/>
+          <w:sz w:val="24"/>
+          <w:szCs w:val="24"/>
+        </w:rPr>
+        <w:t>升至</w:t>
+      </w:r>
+      <w:r>
+        <w:rPr>
+          <w:rFonts w:eastAsia="华文楷体"/>
+          <w:sz w:val="24"/>
+          <w:szCs w:val="24"/>
+        </w:rPr>
+        <w:t xml:space="preserve"> 1.44</w:t>
+      </w:r>
+      <w:r>
+        <w:rPr>
+          <w:rFonts w:eastAsia="华文楷体"/>
+          <w:sz w:val="24"/>
+          <w:szCs w:val="24"/>
+        </w:rPr>
+        <w:t>，即算法为容纳</w:t>
+      </w:r>
+      <w:r>
+        <w:rPr>
+          <w:rFonts w:eastAsia="华文楷体"/>
+          <w:sz w:val="24"/>
+          <w:szCs w:val="24"/>
+        </w:rPr>
+        <w:t xml:space="preserve"> Index </w:t>
+      </w:r>
+      <w:r>
+        <w:rPr>
+          <w:rFonts w:eastAsia="华文楷体"/>
+          <w:sz w:val="24"/>
+          <w:szCs w:val="24"/>
+        </w:rPr>
+        <w:t>均衡在部分辖区轻度增加了跨城覆盖，但仍远低于调研给出的</w:t>
+      </w:r>
+      <w:r>
+        <w:rPr>
+          <w:rFonts w:eastAsia="华文楷体"/>
+          <w:sz w:val="24"/>
+          <w:szCs w:val="24"/>
+        </w:rPr>
+        <w:t>"</w:t>
+      </w:r>
+      <w:r>
+        <w:rPr>
+          <w:rFonts w:eastAsia="华文楷体"/>
+          <w:sz w:val="24"/>
+          <w:szCs w:val="24"/>
+        </w:rPr>
+        <w:t>不超过</w:t>
+      </w:r>
+      <w:r>
+        <w:rPr>
+          <w:rFonts w:eastAsia="华文楷体"/>
+          <w:sz w:val="24"/>
+          <w:szCs w:val="24"/>
+        </w:rPr>
+        <w:t xml:space="preserve"> 5 </w:t>
+      </w:r>
+      <w:r>
+        <w:rPr>
+          <w:rFonts w:eastAsia="华文楷体"/>
+          <w:sz w:val="24"/>
+          <w:szCs w:val="24"/>
+        </w:rPr>
+        <w:t>个城市</w:t>
+      </w:r>
+      <w:r>
+        <w:rPr>
+          <w:rFonts w:eastAsia="华文楷体"/>
+          <w:sz w:val="24"/>
+          <w:szCs w:val="24"/>
+        </w:rPr>
+        <w:t>"</w:t>
+      </w:r>
+      <w:r>
+        <w:rPr>
+          <w:rFonts w:eastAsia="华文楷体"/>
+          <w:sz w:val="24"/>
+          <w:szCs w:val="24"/>
+        </w:rPr>
+        <w:t>的业务容忍带。同时说明</w:t>
+      </w:r>
+      <w:r>
+        <w:rPr>
+          <w:rFonts w:eastAsia="华文楷体"/>
+          <w:sz w:val="24"/>
+          <w:szCs w:val="24"/>
+        </w:rPr>
+        <w:t xml:space="preserve"> 87.4% </w:t>
+      </w:r>
+      <w:r>
+        <w:rPr>
+          <w:rFonts w:eastAsia="华文楷体"/>
+          <w:sz w:val="24"/>
+          <w:szCs w:val="24"/>
+        </w:rPr>
+        <w:t>的保留率并非全部由</w:t>
+      </w:r>
+      <w:r>
+        <w:rPr>
+          <w:rFonts w:eastAsia="华文楷体"/>
+          <w:sz w:val="24"/>
+          <w:szCs w:val="24"/>
+        </w:rPr>
+        <w:t xml:space="preserve"> Hungarian </w:t>
+      </w:r>
+      <w:r>
+        <w:rPr>
+          <w:rFonts w:eastAsia="华文楷体"/>
+          <w:sz w:val="24"/>
+          <w:szCs w:val="24"/>
+        </w:rPr>
+        <w:t>匹配</w:t>
+      </w:r>
+      <w:r>
+        <w:rPr>
+          <w:rFonts w:eastAsia="华文楷体"/>
+          <w:sz w:val="24"/>
+          <w:szCs w:val="24"/>
+        </w:rPr>
+        <w:t>"</w:t>
+      </w:r>
+      <w:r>
+        <w:rPr>
+          <w:rFonts w:eastAsia="华文楷体"/>
+          <w:sz w:val="24"/>
+          <w:szCs w:val="24"/>
+        </w:rPr>
+        <w:t>挣得</w:t>
+      </w:r>
+      <w:r>
+        <w:rPr>
+          <w:rFonts w:eastAsia="华文楷体"/>
+          <w:sz w:val="24"/>
+          <w:szCs w:val="24"/>
+        </w:rPr>
+        <w:t>"——</w:t>
+      </w:r>
+      <w:r>
+        <w:rPr>
+          <w:rFonts w:eastAsia="华文楷体"/>
+          <w:sz w:val="24"/>
+          <w:szCs w:val="24"/>
+        </w:rPr>
+        <w:t>其中</w:t>
+      </w:r>
+      <w:r>
+        <w:rPr>
+          <w:rFonts w:eastAsia="华文楷体"/>
+          <w:sz w:val="24"/>
+          <w:szCs w:val="24"/>
+        </w:rPr>
+        <w:t xml:space="preserve"> 5 </w:t>
+      </w:r>
+      <w:r>
+        <w:rPr>
+          <w:rFonts w:eastAsia="华文楷体"/>
+          <w:sz w:val="24"/>
+          <w:szCs w:val="24"/>
+        </w:rPr>
+        <w:t>座双向一对一城市的</w:t>
+      </w:r>
+      <w:r>
+        <w:rPr>
+          <w:rFonts w:eastAsia="华文楷体"/>
+          <w:sz w:val="24"/>
+          <w:szCs w:val="24"/>
+        </w:rPr>
+        <w:t xml:space="preserve"> 23 </w:t>
+      </w:r>
+      <w:r>
+        <w:rPr>
+          <w:rFonts w:eastAsia="华文楷体"/>
+          <w:sz w:val="24"/>
+          <w:szCs w:val="24"/>
+        </w:rPr>
+        <w:t>家医院（占全省</w:t>
+      </w:r>
+      <w:r>
+        <w:rPr>
+          <w:rFonts w:eastAsia="华文楷体"/>
+          <w:sz w:val="24"/>
+          <w:szCs w:val="24"/>
+        </w:rPr>
+        <w:t xml:space="preserve"> Index </w:t>
+      </w:r>
+      <w:r>
+        <w:rPr>
+          <w:rFonts w:eastAsia="华文楷体"/>
+          <w:sz w:val="24"/>
+          <w:szCs w:val="24"/>
+        </w:rPr>
+        <w:t>的</w:t>
+      </w:r>
+      <w:r>
+        <w:rPr>
+          <w:rFonts w:eastAsia="华文楷体"/>
+          <w:sz w:val="24"/>
+          <w:szCs w:val="24"/>
+        </w:rPr>
+        <w:t xml:space="preserve"> 25.0%</w:t>
+      </w:r>
+      <w:r>
+        <w:rPr>
+          <w:rFonts w:eastAsia="华文楷体"/>
+          <w:sz w:val="24"/>
+          <w:szCs w:val="24"/>
+        </w:rPr>
+        <w:t>）由前置机制在优化前即固定于原辖区。</w:t>
       </w:r>
     </w:p>
     <w:p>
       <w:pPr>
         <w:snapToGrid w:val="0"/>
-        <w:spacing w:after="120"/>
+        <w:spacing w:before="156" w:line="300" w:lineRule="auto"/>
         <w:ind w:firstLineChars="200" w:firstLine="480"/>
         <w:jc w:val="left"/>
         <w:rPr>
@@ -2778,15 +5780,18 @@
       </w:pPr>
       <w:r>
         <w:rPr>
-          <w:sz w:val="24"/>
-        </w:rPr>
+          <w:rFonts w:eastAsia="华文楷体"/>
+          <w:sz w:val="24"/>
+          <w:szCs w:val="24"/>
+        </w:rPr>
+        <w:lastRenderedPageBreak/>
         <w:t>（二）多地理形态验证：三省份横向对比与能力边界</w:t>
       </w:r>
     </w:p>
     <w:p>
       <w:pPr>
         <w:snapToGrid w:val="0"/>
-        <w:spacing w:after="120"/>
+        <w:spacing w:before="156" w:line="300" w:lineRule="auto"/>
         <w:ind w:firstLineChars="200" w:firstLine="480"/>
         <w:jc w:val="left"/>
         <w:rPr>
@@ -2796,15 +5801,689 @@
       </w:pPr>
       <w:r>
         <w:rPr>
-          <w:sz w:val="24"/>
-        </w:rPr>
-        <w:t>为检验算法的适应性，本研究把样本扩展至上海（聚集型直辖市，99 家医院 / 19 个辖区）与新疆（稀疏大跨度，35 家医院 / 10 个辖区）。上海 As-Is CV 高达 63.8%、超阈辖区 17 个（89.5%），优化后 CV 降至 15.2%（改善 76.2%）、超阈辖区降至 3 个，平均最大半径由 23.5 公里压至 10.7 公里（改善 54.5%），平均覆盖区县数由 4.26 降至 1.53。新疆 As-Is CV 为 47.9%、10 个辖区全部超阈，优化后 CV 降至 32.1%（改善 33.0%），平均最大半径由 206.4 公里压至 93.4 公里（改善 54.7%）。三省份共同呈现"As-Is 失衡程度越深、算法重构越彻底、保留率相应分化"的趋势：上海保留率（Index 加权）62.9%、新疆 82.1%、湖南 87.4%。本研究同时诚实交代了算法的能力边界：新疆 To-Be 的 CV 仍为 32.1%、超阈辖区占 60%，未进入本研究界定的 20% 业务可接受线；且该样本 10 次重复运行的结果离散度为三省最大（To-Be CV 标准差约 5 个百分点，上海约 1.6、湖南约 2），说明稀疏场景下解空间存在多个质量相近的局部最优。上述趋势尚需更大样本进一步验证。</w:t>
+          <w:rFonts w:eastAsia="华文楷体"/>
+          <w:sz w:val="24"/>
+          <w:szCs w:val="24"/>
+        </w:rPr>
+        <w:t>为检验算法的适应性，本研究把样本扩展至上海（聚集型直辖市，</w:t>
+      </w:r>
+      <w:r>
+        <w:rPr>
+          <w:rFonts w:eastAsia="华文楷体"/>
+          <w:sz w:val="24"/>
+          <w:szCs w:val="24"/>
+        </w:rPr>
+        <w:t xml:space="preserve">99 </w:t>
+      </w:r>
+      <w:r>
+        <w:rPr>
+          <w:rFonts w:eastAsia="华文楷体"/>
+          <w:sz w:val="24"/>
+          <w:szCs w:val="24"/>
+        </w:rPr>
+        <w:t>家医院</w:t>
+      </w:r>
+      <w:r>
+        <w:rPr>
+          <w:rFonts w:eastAsia="华文楷体"/>
+          <w:sz w:val="24"/>
+          <w:szCs w:val="24"/>
+        </w:rPr>
+        <w:t xml:space="preserve"> / 19 </w:t>
+      </w:r>
+      <w:r>
+        <w:rPr>
+          <w:rFonts w:eastAsia="华文楷体"/>
+          <w:sz w:val="24"/>
+          <w:szCs w:val="24"/>
+        </w:rPr>
+        <w:t>个辖区）与新疆（稀疏大跨度，</w:t>
+      </w:r>
+      <w:r>
+        <w:rPr>
+          <w:rFonts w:eastAsia="华文楷体"/>
+          <w:sz w:val="24"/>
+          <w:szCs w:val="24"/>
+        </w:rPr>
+        <w:t xml:space="preserve">35 </w:t>
+      </w:r>
+      <w:r>
+        <w:rPr>
+          <w:rFonts w:eastAsia="华文楷体"/>
+          <w:sz w:val="24"/>
+          <w:szCs w:val="24"/>
+        </w:rPr>
+        <w:t>家医院</w:t>
+      </w:r>
+      <w:r>
+        <w:rPr>
+          <w:rFonts w:eastAsia="华文楷体"/>
+          <w:sz w:val="24"/>
+          <w:szCs w:val="24"/>
+        </w:rPr>
+        <w:t xml:space="preserve"> / 10 </w:t>
+      </w:r>
+      <w:r>
+        <w:rPr>
+          <w:rFonts w:eastAsia="华文楷体"/>
+          <w:sz w:val="24"/>
+          <w:szCs w:val="24"/>
+        </w:rPr>
+        <w:t>个辖区）。上海</w:t>
+      </w:r>
+      <w:r>
+        <w:rPr>
+          <w:rFonts w:eastAsia="华文楷体"/>
+          <w:sz w:val="24"/>
+          <w:szCs w:val="24"/>
+        </w:rPr>
+        <w:t xml:space="preserve"> As-Is CV </w:t>
+      </w:r>
+      <w:r>
+        <w:rPr>
+          <w:rFonts w:eastAsia="华文楷体"/>
+          <w:sz w:val="24"/>
+          <w:szCs w:val="24"/>
+        </w:rPr>
+        <w:t>高达</w:t>
+      </w:r>
+      <w:r>
+        <w:rPr>
+          <w:rFonts w:eastAsia="华文楷体"/>
+          <w:sz w:val="24"/>
+          <w:szCs w:val="24"/>
+        </w:rPr>
+        <w:t xml:space="preserve"> 63.8%</w:t>
+      </w:r>
+      <w:r>
+        <w:rPr>
+          <w:rFonts w:eastAsia="华文楷体"/>
+          <w:sz w:val="24"/>
+          <w:szCs w:val="24"/>
+        </w:rPr>
+        <w:t>、超阈辖区</w:t>
+      </w:r>
+      <w:r>
+        <w:rPr>
+          <w:rFonts w:eastAsia="华文楷体"/>
+          <w:sz w:val="24"/>
+          <w:szCs w:val="24"/>
+        </w:rPr>
+        <w:t xml:space="preserve"> 17 </w:t>
+      </w:r>
+      <w:r>
+        <w:rPr>
+          <w:rFonts w:eastAsia="华文楷体"/>
+          <w:sz w:val="24"/>
+          <w:szCs w:val="24"/>
+        </w:rPr>
+        <w:t>个（</w:t>
+      </w:r>
+      <w:r>
+        <w:rPr>
+          <w:rFonts w:eastAsia="华文楷体"/>
+          <w:sz w:val="24"/>
+          <w:szCs w:val="24"/>
+        </w:rPr>
+        <w:t>89.5%</w:t>
+      </w:r>
+      <w:r>
+        <w:rPr>
+          <w:rFonts w:eastAsia="华文楷体"/>
+          <w:sz w:val="24"/>
+          <w:szCs w:val="24"/>
+        </w:rPr>
+        <w:t>），优化后</w:t>
+      </w:r>
+      <w:r>
+        <w:rPr>
+          <w:rFonts w:eastAsia="华文楷体"/>
+          <w:sz w:val="24"/>
+          <w:szCs w:val="24"/>
+        </w:rPr>
+        <w:t xml:space="preserve"> CV </w:t>
+      </w:r>
+      <w:r>
+        <w:rPr>
+          <w:rFonts w:eastAsia="华文楷体"/>
+          <w:sz w:val="24"/>
+          <w:szCs w:val="24"/>
+        </w:rPr>
+        <w:t>降至</w:t>
+      </w:r>
+      <w:r>
+        <w:rPr>
+          <w:rFonts w:eastAsia="华文楷体"/>
+          <w:sz w:val="24"/>
+          <w:szCs w:val="24"/>
+        </w:rPr>
+        <w:t xml:space="preserve"> 15.2%</w:t>
+      </w:r>
+      <w:r>
+        <w:rPr>
+          <w:rFonts w:eastAsia="华文楷体"/>
+          <w:sz w:val="24"/>
+          <w:szCs w:val="24"/>
+        </w:rPr>
+        <w:t>（改善</w:t>
+      </w:r>
+      <w:r>
+        <w:rPr>
+          <w:rFonts w:eastAsia="华文楷体"/>
+          <w:sz w:val="24"/>
+          <w:szCs w:val="24"/>
+        </w:rPr>
+        <w:t xml:space="preserve"> 76.2%</w:t>
+      </w:r>
+      <w:r>
+        <w:rPr>
+          <w:rFonts w:eastAsia="华文楷体"/>
+          <w:sz w:val="24"/>
+          <w:szCs w:val="24"/>
+        </w:rPr>
+        <w:t>）、超阈辖区降至</w:t>
+      </w:r>
+      <w:r>
+        <w:rPr>
+          <w:rFonts w:eastAsia="华文楷体"/>
+          <w:sz w:val="24"/>
+          <w:szCs w:val="24"/>
+        </w:rPr>
+        <w:t xml:space="preserve"> 3 </w:t>
+      </w:r>
+      <w:r>
+        <w:rPr>
+          <w:rFonts w:eastAsia="华文楷体"/>
+          <w:sz w:val="24"/>
+          <w:szCs w:val="24"/>
+        </w:rPr>
+        <w:t>个，平均最大半径由</w:t>
+      </w:r>
+      <w:r>
+        <w:rPr>
+          <w:rFonts w:eastAsia="华文楷体"/>
+          <w:sz w:val="24"/>
+          <w:szCs w:val="24"/>
+        </w:rPr>
+        <w:t xml:space="preserve"> 23.5 </w:t>
+      </w:r>
+      <w:r>
+        <w:rPr>
+          <w:rFonts w:eastAsia="华文楷体"/>
+          <w:sz w:val="24"/>
+          <w:szCs w:val="24"/>
+        </w:rPr>
+        <w:t>公里压至</w:t>
+      </w:r>
+      <w:r>
+        <w:rPr>
+          <w:rFonts w:eastAsia="华文楷体"/>
+          <w:sz w:val="24"/>
+          <w:szCs w:val="24"/>
+        </w:rPr>
+        <w:t xml:space="preserve"> 10.7 </w:t>
+      </w:r>
+      <w:r>
+        <w:rPr>
+          <w:rFonts w:eastAsia="华文楷体"/>
+          <w:sz w:val="24"/>
+          <w:szCs w:val="24"/>
+        </w:rPr>
+        <w:t>公里（改善</w:t>
+      </w:r>
+      <w:r>
+        <w:rPr>
+          <w:rFonts w:eastAsia="华文楷体"/>
+          <w:sz w:val="24"/>
+          <w:szCs w:val="24"/>
+        </w:rPr>
+        <w:t xml:space="preserve"> 54.5%</w:t>
+      </w:r>
+      <w:r>
+        <w:rPr>
+          <w:rFonts w:eastAsia="华文楷体"/>
+          <w:sz w:val="24"/>
+          <w:szCs w:val="24"/>
+        </w:rPr>
+        <w:t>），平均覆盖区县数由</w:t>
+      </w:r>
+      <w:r>
+        <w:rPr>
+          <w:rFonts w:eastAsia="华文楷体"/>
+          <w:sz w:val="24"/>
+          <w:szCs w:val="24"/>
+        </w:rPr>
+        <w:t xml:space="preserve"> 4.26 </w:t>
+      </w:r>
+      <w:r>
+        <w:rPr>
+          <w:rFonts w:eastAsia="华文楷体"/>
+          <w:sz w:val="24"/>
+          <w:szCs w:val="24"/>
+        </w:rPr>
+        <w:t>降至</w:t>
+      </w:r>
+      <w:r>
+        <w:rPr>
+          <w:rFonts w:eastAsia="华文楷体"/>
+          <w:sz w:val="24"/>
+          <w:szCs w:val="24"/>
+        </w:rPr>
+        <w:t xml:space="preserve"> 1.53</w:t>
+      </w:r>
+      <w:r>
+        <w:rPr>
+          <w:rFonts w:eastAsia="华文楷体"/>
+          <w:sz w:val="24"/>
+          <w:szCs w:val="24"/>
+        </w:rPr>
+        <w:t>。新疆</w:t>
+      </w:r>
+      <w:r>
+        <w:rPr>
+          <w:rFonts w:eastAsia="华文楷体"/>
+          <w:sz w:val="24"/>
+          <w:szCs w:val="24"/>
+        </w:rPr>
+        <w:t xml:space="preserve"> As-Is CV </w:t>
+      </w:r>
+      <w:r>
+        <w:rPr>
+          <w:rFonts w:eastAsia="华文楷体"/>
+          <w:sz w:val="24"/>
+          <w:szCs w:val="24"/>
+        </w:rPr>
+        <w:t>为</w:t>
+      </w:r>
+      <w:r>
+        <w:rPr>
+          <w:rFonts w:eastAsia="华文楷体"/>
+          <w:sz w:val="24"/>
+          <w:szCs w:val="24"/>
+        </w:rPr>
+        <w:t xml:space="preserve"> 47.9%</w:t>
+      </w:r>
+      <w:r>
+        <w:rPr>
+          <w:rFonts w:eastAsia="华文楷体"/>
+          <w:sz w:val="24"/>
+          <w:szCs w:val="24"/>
+        </w:rPr>
+        <w:t>、</w:t>
+      </w:r>
+      <w:r>
+        <w:rPr>
+          <w:rFonts w:eastAsia="华文楷体"/>
+          <w:sz w:val="24"/>
+          <w:szCs w:val="24"/>
+        </w:rPr>
+        <w:t xml:space="preserve">10 </w:t>
+      </w:r>
+      <w:r>
+        <w:rPr>
+          <w:rFonts w:eastAsia="华文楷体"/>
+          <w:sz w:val="24"/>
+          <w:szCs w:val="24"/>
+        </w:rPr>
+        <w:t>个辖区全部超阈，优化后</w:t>
+      </w:r>
+      <w:r>
+        <w:rPr>
+          <w:rFonts w:eastAsia="华文楷体"/>
+          <w:sz w:val="24"/>
+          <w:szCs w:val="24"/>
+        </w:rPr>
+        <w:t xml:space="preserve"> CV </w:t>
+      </w:r>
+      <w:r>
+        <w:rPr>
+          <w:rFonts w:eastAsia="华文楷体"/>
+          <w:sz w:val="24"/>
+          <w:szCs w:val="24"/>
+        </w:rPr>
+        <w:t>降至</w:t>
+      </w:r>
+      <w:r>
+        <w:rPr>
+          <w:rFonts w:eastAsia="华文楷体"/>
+          <w:sz w:val="24"/>
+          <w:szCs w:val="24"/>
+        </w:rPr>
+        <w:t xml:space="preserve"> 32.1%</w:t>
+      </w:r>
+      <w:r>
+        <w:rPr>
+          <w:rFonts w:eastAsia="华文楷体"/>
+          <w:sz w:val="24"/>
+          <w:szCs w:val="24"/>
+        </w:rPr>
+        <w:t>（改善</w:t>
+      </w:r>
+      <w:r>
+        <w:rPr>
+          <w:rFonts w:eastAsia="华文楷体"/>
+          <w:sz w:val="24"/>
+          <w:szCs w:val="24"/>
+        </w:rPr>
+        <w:t xml:space="preserve"> 33.0%</w:t>
+      </w:r>
+      <w:r>
+        <w:rPr>
+          <w:rFonts w:eastAsia="华文楷体"/>
+          <w:sz w:val="24"/>
+          <w:szCs w:val="24"/>
+        </w:rPr>
+        <w:t>），平均最大半径由</w:t>
+      </w:r>
+      <w:r>
+        <w:rPr>
+          <w:rFonts w:eastAsia="华文楷体"/>
+          <w:sz w:val="24"/>
+          <w:szCs w:val="24"/>
+        </w:rPr>
+        <w:t xml:space="preserve"> 206.4 </w:t>
+      </w:r>
+      <w:r>
+        <w:rPr>
+          <w:rFonts w:eastAsia="华文楷体"/>
+          <w:sz w:val="24"/>
+          <w:szCs w:val="24"/>
+        </w:rPr>
+        <w:t>公里压至</w:t>
+      </w:r>
+      <w:r>
+        <w:rPr>
+          <w:rFonts w:eastAsia="华文楷体"/>
+          <w:sz w:val="24"/>
+          <w:szCs w:val="24"/>
+        </w:rPr>
+        <w:t xml:space="preserve"> 93.4 </w:t>
+      </w:r>
+      <w:r>
+        <w:rPr>
+          <w:rFonts w:eastAsia="华文楷体"/>
+          <w:sz w:val="24"/>
+          <w:szCs w:val="24"/>
+        </w:rPr>
+        <w:t>公里（改善</w:t>
+      </w:r>
+      <w:r>
+        <w:rPr>
+          <w:rFonts w:eastAsia="华文楷体"/>
+          <w:sz w:val="24"/>
+          <w:szCs w:val="24"/>
+        </w:rPr>
+        <w:t xml:space="preserve"> 54.7%</w:t>
+      </w:r>
+      <w:r>
+        <w:rPr>
+          <w:rFonts w:eastAsia="华文楷体"/>
+          <w:sz w:val="24"/>
+          <w:szCs w:val="24"/>
+        </w:rPr>
+        <w:t>）。三省份共同呈现</w:t>
+      </w:r>
+      <w:r>
+        <w:rPr>
+          <w:rFonts w:eastAsia="华文楷体"/>
+          <w:sz w:val="24"/>
+          <w:szCs w:val="24"/>
+        </w:rPr>
+        <w:t xml:space="preserve">"As-Is </w:t>
+      </w:r>
+      <w:r>
+        <w:rPr>
+          <w:rFonts w:eastAsia="华文楷体"/>
+          <w:sz w:val="24"/>
+          <w:szCs w:val="24"/>
+        </w:rPr>
+        <w:t>失衡程度越深、算法重构越彻底、保留率相应分化</w:t>
+      </w:r>
+      <w:r>
+        <w:rPr>
+          <w:rFonts w:eastAsia="华文楷体"/>
+          <w:sz w:val="24"/>
+          <w:szCs w:val="24"/>
+        </w:rPr>
+        <w:t>"</w:t>
+      </w:r>
+      <w:r>
+        <w:rPr>
+          <w:rFonts w:eastAsia="华文楷体"/>
+          <w:sz w:val="24"/>
+          <w:szCs w:val="24"/>
+        </w:rPr>
+        <w:t>的趋势：上海保留率（</w:t>
+      </w:r>
+      <w:r>
+        <w:rPr>
+          <w:rFonts w:eastAsia="华文楷体"/>
+          <w:sz w:val="24"/>
+          <w:szCs w:val="24"/>
+        </w:rPr>
+        <w:t xml:space="preserve">Index </w:t>
+      </w:r>
+      <w:r>
+        <w:rPr>
+          <w:rFonts w:eastAsia="华文楷体"/>
+          <w:sz w:val="24"/>
+          <w:szCs w:val="24"/>
+        </w:rPr>
+        <w:t>加权）</w:t>
+      </w:r>
+      <w:r>
+        <w:rPr>
+          <w:rFonts w:eastAsia="华文楷体"/>
+          <w:sz w:val="24"/>
+          <w:szCs w:val="24"/>
+        </w:rPr>
+        <w:t>62.9%</w:t>
+      </w:r>
+      <w:r>
+        <w:rPr>
+          <w:rFonts w:eastAsia="华文楷体"/>
+          <w:sz w:val="24"/>
+          <w:szCs w:val="24"/>
+        </w:rPr>
+        <w:t>、新疆</w:t>
+      </w:r>
+      <w:r>
+        <w:rPr>
+          <w:rFonts w:eastAsia="华文楷体"/>
+          <w:sz w:val="24"/>
+          <w:szCs w:val="24"/>
+        </w:rPr>
+        <w:t xml:space="preserve"> 82.1%</w:t>
+      </w:r>
+      <w:r>
+        <w:rPr>
+          <w:rFonts w:eastAsia="华文楷体"/>
+          <w:sz w:val="24"/>
+          <w:szCs w:val="24"/>
+        </w:rPr>
+        <w:t>、湖南</w:t>
+      </w:r>
+      <w:r>
+        <w:rPr>
+          <w:rFonts w:eastAsia="华文楷体"/>
+          <w:sz w:val="24"/>
+          <w:szCs w:val="24"/>
+        </w:rPr>
+        <w:t xml:space="preserve"> 87.4%</w:t>
+      </w:r>
+      <w:r>
+        <w:rPr>
+          <w:rFonts w:eastAsia="华文楷体"/>
+          <w:sz w:val="24"/>
+          <w:szCs w:val="24"/>
+        </w:rPr>
+        <w:t>。本研究同时诚实交代了算法的能力边界：新疆</w:t>
+      </w:r>
+      <w:r>
+        <w:rPr>
+          <w:rFonts w:eastAsia="华文楷体"/>
+          <w:sz w:val="24"/>
+          <w:szCs w:val="24"/>
+        </w:rPr>
+        <w:t xml:space="preserve"> To-Be </w:t>
+      </w:r>
+      <w:r>
+        <w:rPr>
+          <w:rFonts w:eastAsia="华文楷体"/>
+          <w:sz w:val="24"/>
+          <w:szCs w:val="24"/>
+        </w:rPr>
+        <w:t>的</w:t>
+      </w:r>
+      <w:r>
+        <w:rPr>
+          <w:rFonts w:eastAsia="华文楷体"/>
+          <w:sz w:val="24"/>
+          <w:szCs w:val="24"/>
+        </w:rPr>
+        <w:t xml:space="preserve"> CV </w:t>
+      </w:r>
+      <w:r>
+        <w:rPr>
+          <w:rFonts w:eastAsia="华文楷体"/>
+          <w:sz w:val="24"/>
+          <w:szCs w:val="24"/>
+        </w:rPr>
+        <w:t>仍为</w:t>
+      </w:r>
+      <w:r>
+        <w:rPr>
+          <w:rFonts w:eastAsia="华文楷体"/>
+          <w:sz w:val="24"/>
+          <w:szCs w:val="24"/>
+        </w:rPr>
+        <w:t xml:space="preserve"> 32.1%</w:t>
+      </w:r>
+      <w:r>
+        <w:rPr>
+          <w:rFonts w:eastAsia="华文楷体"/>
+          <w:sz w:val="24"/>
+          <w:szCs w:val="24"/>
+        </w:rPr>
+        <w:t>、超阈辖区占</w:t>
+      </w:r>
+      <w:r>
+        <w:rPr>
+          <w:rFonts w:eastAsia="华文楷体"/>
+          <w:sz w:val="24"/>
+          <w:szCs w:val="24"/>
+        </w:rPr>
+        <w:t xml:space="preserve"> 60%</w:t>
+      </w:r>
+      <w:r>
+        <w:rPr>
+          <w:rFonts w:eastAsia="华文楷体"/>
+          <w:sz w:val="24"/>
+          <w:szCs w:val="24"/>
+        </w:rPr>
+        <w:t>，未进入本研究界定的</w:t>
+      </w:r>
+      <w:r>
+        <w:rPr>
+          <w:rFonts w:eastAsia="华文楷体"/>
+          <w:sz w:val="24"/>
+          <w:szCs w:val="24"/>
+        </w:rPr>
+        <w:t xml:space="preserve"> 20% </w:t>
+      </w:r>
+      <w:r>
+        <w:rPr>
+          <w:rFonts w:eastAsia="华文楷体"/>
+          <w:sz w:val="24"/>
+          <w:szCs w:val="24"/>
+        </w:rPr>
+        <w:t>业务可接受线；且该样本</w:t>
+      </w:r>
+      <w:r>
+        <w:rPr>
+          <w:rFonts w:eastAsia="华文楷体"/>
+          <w:sz w:val="24"/>
+          <w:szCs w:val="24"/>
+        </w:rPr>
+        <w:t xml:space="preserve"> 10 </w:t>
+      </w:r>
+      <w:r>
+        <w:rPr>
+          <w:rFonts w:eastAsia="华文楷体"/>
+          <w:sz w:val="24"/>
+          <w:szCs w:val="24"/>
+        </w:rPr>
+        <w:t>次重复运行的结果离散度为三省最大（</w:t>
+      </w:r>
+      <w:r>
+        <w:rPr>
+          <w:rFonts w:eastAsia="华文楷体"/>
+          <w:sz w:val="24"/>
+          <w:szCs w:val="24"/>
+        </w:rPr>
+        <w:t xml:space="preserve">To-Be CV </w:t>
+      </w:r>
+      <w:r>
+        <w:rPr>
+          <w:rFonts w:eastAsia="华文楷体"/>
+          <w:sz w:val="24"/>
+          <w:szCs w:val="24"/>
+        </w:rPr>
+        <w:t>标准差约</w:t>
+      </w:r>
+      <w:r>
+        <w:rPr>
+          <w:rFonts w:eastAsia="华文楷体"/>
+          <w:sz w:val="24"/>
+          <w:szCs w:val="24"/>
+        </w:rPr>
+        <w:t xml:space="preserve"> 5 </w:t>
+      </w:r>
+      <w:r>
+        <w:rPr>
+          <w:rFonts w:eastAsia="华文楷体"/>
+          <w:sz w:val="24"/>
+          <w:szCs w:val="24"/>
+        </w:rPr>
+        <w:t>个百分点，上海约</w:t>
+      </w:r>
+      <w:r>
+        <w:rPr>
+          <w:rFonts w:eastAsia="华文楷体"/>
+          <w:sz w:val="24"/>
+          <w:szCs w:val="24"/>
+        </w:rPr>
+        <w:t xml:space="preserve"> 1.6</w:t>
+      </w:r>
+      <w:r>
+        <w:rPr>
+          <w:rFonts w:eastAsia="华文楷体"/>
+          <w:sz w:val="24"/>
+          <w:szCs w:val="24"/>
+        </w:rPr>
+        <w:t>、湖南约</w:t>
+      </w:r>
+      <w:r>
+        <w:rPr>
+          <w:rFonts w:eastAsia="华文楷体"/>
+          <w:sz w:val="24"/>
+          <w:szCs w:val="24"/>
+        </w:rPr>
+        <w:t xml:space="preserve"> 2</w:t>
+      </w:r>
+      <w:r>
+        <w:rPr>
+          <w:rFonts w:eastAsia="华文楷体"/>
+          <w:sz w:val="24"/>
+          <w:szCs w:val="24"/>
+        </w:rPr>
+        <w:t>），说明稀疏场景下解空间存在多个质量相近的局部最优。上述趋势尚需更大样本进一步验证。</w:t>
       </w:r>
     </w:p>
     <w:p>
       <w:pPr>
         <w:snapToGrid w:val="0"/>
-        <w:spacing w:after="120"/>
+        <w:spacing w:before="156" w:line="300" w:lineRule="auto"/>
         <w:ind w:firstLineChars="200" w:firstLine="480"/>
         <w:jc w:val="left"/>
         <w:rPr>
@@ -2814,7 +6493,9 @@
       </w:pPr>
       <w:r>
         <w:rPr>
-          <w:sz w:val="24"/>
+          <w:rFonts w:eastAsia="华文楷体"/>
+          <w:sz w:val="24"/>
+          <w:szCs w:val="24"/>
         </w:rPr>
         <w:t>（三）计算性能</w:t>
       </w:r>
@@ -2822,7 +6503,7 @@
     <w:p>
       <w:pPr>
         <w:snapToGrid w:val="0"/>
-        <w:spacing w:after="120"/>
+        <w:spacing w:before="156" w:line="300" w:lineRule="auto"/>
         <w:ind w:firstLineChars="200" w:firstLine="480"/>
         <w:jc w:val="left"/>
         <w:rPr>
@@ -2832,15 +6513,225 @@
       </w:pPr>
       <w:r>
         <w:rPr>
-          <w:sz w:val="24"/>
-        </w:rPr>
-        <w:t>全部实证在同一台个人计算机上以单进程单线程完成，未使用多核并行。上海耗时 4.6 秒、湖南 1.9 秒、新疆 2.4 秒，三省份均在 5 秒内完成完整的两阶段优化。相较人工方案 4 至 8 周的整体周期，方案生成环节被压缩到秒级，使"算法生成—业务审阅—参数调整—再跑一次"的多轮迭代可在一次会议内完成，辖区分配由此从"几年一次的重大动作"转变为可日常化使用的管理工具。</w:t>
+          <w:rFonts w:eastAsia="华文楷体"/>
+          <w:sz w:val="24"/>
+          <w:szCs w:val="24"/>
+        </w:rPr>
+        <w:t>全部实证在同一台个人计算机上以单进程单线程完成，未使用多核并行。上海耗时</w:t>
+      </w:r>
+      <w:r>
+        <w:rPr>
+          <w:rFonts w:eastAsia="华文楷体"/>
+          <w:sz w:val="24"/>
+          <w:szCs w:val="24"/>
+        </w:rPr>
+        <w:t xml:space="preserve"> 4.6 </w:t>
+      </w:r>
+      <w:r>
+        <w:rPr>
+          <w:rFonts w:eastAsia="华文楷体"/>
+          <w:sz w:val="24"/>
+          <w:szCs w:val="24"/>
+        </w:rPr>
+        <w:t>秒、湖南</w:t>
+      </w:r>
+      <w:r>
+        <w:rPr>
+          <w:rFonts w:eastAsia="华文楷体"/>
+          <w:sz w:val="24"/>
+          <w:szCs w:val="24"/>
+        </w:rPr>
+        <w:t xml:space="preserve"> 1.9 </w:t>
+      </w:r>
+      <w:r>
+        <w:rPr>
+          <w:rFonts w:eastAsia="华文楷体"/>
+          <w:sz w:val="24"/>
+          <w:szCs w:val="24"/>
+        </w:rPr>
+        <w:t>秒、新疆</w:t>
+      </w:r>
+      <w:r>
+        <w:rPr>
+          <w:rFonts w:eastAsia="华文楷体"/>
+          <w:sz w:val="24"/>
+          <w:szCs w:val="24"/>
+        </w:rPr>
+        <w:t xml:space="preserve"> 2.4 </w:t>
+      </w:r>
+      <w:r>
+        <w:rPr>
+          <w:rFonts w:eastAsia="华文楷体"/>
+          <w:sz w:val="24"/>
+          <w:szCs w:val="24"/>
+        </w:rPr>
+        <w:t>秒，三省份均在</w:t>
+      </w:r>
+      <w:r>
+        <w:rPr>
+          <w:rFonts w:eastAsia="华文楷体"/>
+          <w:sz w:val="24"/>
+          <w:szCs w:val="24"/>
+        </w:rPr>
+        <w:t xml:space="preserve"> 5 </w:t>
+      </w:r>
+      <w:r>
+        <w:rPr>
+          <w:rFonts w:eastAsia="华文楷体"/>
+          <w:sz w:val="24"/>
+          <w:szCs w:val="24"/>
+        </w:rPr>
+        <w:t>秒内完成完整的两阶段优化。相较人工方案</w:t>
+      </w:r>
+      <w:r>
+        <w:rPr>
+          <w:rFonts w:eastAsia="华文楷体"/>
+          <w:sz w:val="24"/>
+          <w:szCs w:val="24"/>
+        </w:rPr>
+        <w:t xml:space="preserve"> 4 </w:t>
+      </w:r>
+      <w:r>
+        <w:rPr>
+          <w:rFonts w:eastAsia="华文楷体"/>
+          <w:sz w:val="24"/>
+          <w:szCs w:val="24"/>
+        </w:rPr>
+        <w:t>至</w:t>
+      </w:r>
+      <w:r>
+        <w:rPr>
+          <w:rFonts w:eastAsia="华文楷体"/>
+          <w:sz w:val="24"/>
+          <w:szCs w:val="24"/>
+        </w:rPr>
+        <w:t xml:space="preserve"> 8 </w:t>
+      </w:r>
+      <w:r>
+        <w:rPr>
+          <w:rFonts w:eastAsia="华文楷体"/>
+          <w:sz w:val="24"/>
+          <w:szCs w:val="24"/>
+        </w:rPr>
+        <w:t>周的整体周期，方案生成环节被压缩到秒级，使</w:t>
+      </w:r>
+      <w:r>
+        <w:rPr>
+          <w:rFonts w:eastAsia="华文楷体"/>
+          <w:sz w:val="24"/>
+          <w:szCs w:val="24"/>
+        </w:rPr>
+        <w:t>"</w:t>
+      </w:r>
+      <w:r>
+        <w:rPr>
+          <w:rFonts w:eastAsia="华文楷体"/>
+          <w:sz w:val="24"/>
+          <w:szCs w:val="24"/>
+        </w:rPr>
+        <w:t>算法生成</w:t>
+      </w:r>
+      <w:r>
+        <w:rPr>
+          <w:rFonts w:eastAsia="华文楷体"/>
+          <w:sz w:val="24"/>
+          <w:szCs w:val="24"/>
+        </w:rPr>
+        <w:t>—</w:t>
+      </w:r>
+      <w:r>
+        <w:rPr>
+          <w:rFonts w:eastAsia="华文楷体"/>
+          <w:sz w:val="24"/>
+          <w:szCs w:val="24"/>
+        </w:rPr>
+        <w:t>业务审阅</w:t>
+      </w:r>
+      <w:r>
+        <w:rPr>
+          <w:rFonts w:eastAsia="华文楷体"/>
+          <w:sz w:val="24"/>
+          <w:szCs w:val="24"/>
+        </w:rPr>
+        <w:t>—</w:t>
+      </w:r>
+      <w:r>
+        <w:rPr>
+          <w:rFonts w:eastAsia="华文楷体"/>
+          <w:sz w:val="24"/>
+          <w:szCs w:val="24"/>
+        </w:rPr>
+        <w:t>参数调整</w:t>
+      </w:r>
+      <w:r>
+        <w:rPr>
+          <w:rFonts w:eastAsia="华文楷体"/>
+          <w:sz w:val="24"/>
+          <w:szCs w:val="24"/>
+        </w:rPr>
+        <w:t>—</w:t>
+      </w:r>
+      <w:r>
+        <w:rPr>
+          <w:rFonts w:eastAsia="华文楷体"/>
+          <w:sz w:val="24"/>
+          <w:szCs w:val="24"/>
+        </w:rPr>
+        <w:t>再跑一次</w:t>
+      </w:r>
+      <w:r>
+        <w:rPr>
+          <w:rFonts w:eastAsia="华文楷体"/>
+          <w:sz w:val="24"/>
+          <w:szCs w:val="24"/>
+        </w:rPr>
+        <w:t>"</w:t>
+      </w:r>
+      <w:r>
+        <w:rPr>
+          <w:rFonts w:eastAsia="华文楷体"/>
+          <w:sz w:val="24"/>
+          <w:szCs w:val="24"/>
+        </w:rPr>
+        <w:t>的多轮迭代可在一次会议内完成，辖区分配由此从</w:t>
+      </w:r>
+      <w:r>
+        <w:rPr>
+          <w:rFonts w:eastAsia="华文楷体"/>
+          <w:sz w:val="24"/>
+          <w:szCs w:val="24"/>
+        </w:rPr>
+        <w:t>"</w:t>
+      </w:r>
+      <w:r>
+        <w:rPr>
+          <w:rFonts w:eastAsia="华文楷体"/>
+          <w:sz w:val="24"/>
+          <w:szCs w:val="24"/>
+        </w:rPr>
+        <w:t>几年一次的重大动作</w:t>
+      </w:r>
+      <w:r>
+        <w:rPr>
+          <w:rFonts w:eastAsia="华文楷体"/>
+          <w:sz w:val="24"/>
+          <w:szCs w:val="24"/>
+        </w:rPr>
+        <w:t>"</w:t>
+      </w:r>
+      <w:r>
+        <w:rPr>
+          <w:rFonts w:eastAsia="华文楷体"/>
+          <w:sz w:val="24"/>
+          <w:szCs w:val="24"/>
+        </w:rPr>
+        <w:t>转变为可日常化使用的管理工具。</w:t>
       </w:r>
     </w:p>
     <w:p>
       <w:pPr>
         <w:snapToGrid w:val="0"/>
-        <w:spacing w:after="120"/>
+        <w:spacing w:before="156" w:line="300" w:lineRule="auto"/>
         <w:ind w:firstLineChars="200" w:firstLine="480"/>
         <w:jc w:val="left"/>
         <w:rPr>
@@ -2850,7 +6741,9 @@
       </w:pPr>
       <w:r>
         <w:rPr>
-          <w:sz w:val="24"/>
+          <w:rFonts w:eastAsia="华文楷体"/>
+          <w:sz w:val="24"/>
+          <w:szCs w:val="24"/>
         </w:rPr>
         <w:t>（四）方法学处理</w:t>
       </w:r>
@@ -2858,7 +6751,7 @@
     <w:p>
       <w:pPr>
         <w:snapToGrid w:val="0"/>
-        <w:spacing w:after="120"/>
+        <w:spacing w:before="156" w:line="300" w:lineRule="auto"/>
         <w:ind w:firstLineChars="200" w:firstLine="480"/>
         <w:jc w:val="left"/>
         <w:rPr>
@@ -2866,18 +6759,115 @@
           <w:sz w:val="24"/>
         </w:rPr>
       </w:pPr>
-      <w:permStart w:id="521422546" w:edGrp="everyone"/>
-      <w:r>
-        <w:rPr>
-          <w:sz w:val="24"/>
-        </w:rPr>
-        <w:t>鉴于模拟退火为随机化算法、未固定随机种子，为避免把单次运行的偶然性当作算法性质，本研究规定三省份主结果均取"每省独立重复运行 10 次后按代价函数取最优"的那一次。选优准则采用第四章先验定义的代价函数而非 CV 等评价指标，以规避"按报告指标挑选、再用该指标论证"的循环论证；各次重复的离散度亦被记录，用于判断结论对随机性的敏感程度。这一口径也与本研究给企业的部署建议保持一致。</w:t>
+      <w:r>
+        <w:rPr>
+          <w:rFonts w:eastAsia="华文楷体"/>
+          <w:sz w:val="24"/>
+          <w:szCs w:val="24"/>
+        </w:rPr>
+        <w:t>鉴于模拟退火为随机化算法、未固定随机种子，为避免把单次运行的偶然性当作算法性质，本研究规定三省份主结果均取</w:t>
+      </w:r>
+      <w:r>
+        <w:rPr>
+          <w:rFonts w:eastAsia="华文楷体"/>
+          <w:sz w:val="24"/>
+          <w:szCs w:val="24"/>
+        </w:rPr>
+        <w:t>"</w:t>
+      </w:r>
+      <w:r>
+        <w:rPr>
+          <w:rFonts w:eastAsia="华文楷体"/>
+          <w:sz w:val="24"/>
+          <w:szCs w:val="24"/>
+        </w:rPr>
+        <w:t>每省独立重复运行</w:t>
+      </w:r>
+      <w:r>
+        <w:rPr>
+          <w:rFonts w:eastAsia="华文楷体"/>
+          <w:sz w:val="24"/>
+          <w:szCs w:val="24"/>
+        </w:rPr>
+        <w:t xml:space="preserve"> 10 </w:t>
+      </w:r>
+      <w:r>
+        <w:rPr>
+          <w:rFonts w:eastAsia="华文楷体"/>
+          <w:sz w:val="24"/>
+          <w:szCs w:val="24"/>
+        </w:rPr>
+        <w:t>次后按代价函数取最优</w:t>
+      </w:r>
+      <w:r>
+        <w:rPr>
+          <w:rFonts w:eastAsia="华文楷体"/>
+          <w:sz w:val="24"/>
+          <w:szCs w:val="24"/>
+        </w:rPr>
+        <w:t>"</w:t>
+      </w:r>
+      <w:r>
+        <w:rPr>
+          <w:rFonts w:eastAsia="华文楷体"/>
+          <w:sz w:val="24"/>
+          <w:szCs w:val="24"/>
+        </w:rPr>
+        <w:t>的那一次。选优准则采用第四章先验定义的代价函数而非</w:t>
+      </w:r>
+      <w:r>
+        <w:rPr>
+          <w:rFonts w:eastAsia="华文楷体"/>
+          <w:sz w:val="24"/>
+          <w:szCs w:val="24"/>
+        </w:rPr>
+        <w:t xml:space="preserve"> CV </w:t>
+      </w:r>
+      <w:r>
+        <w:rPr>
+          <w:rFonts w:eastAsia="华文楷体"/>
+          <w:sz w:val="24"/>
+          <w:szCs w:val="24"/>
+        </w:rPr>
+        <w:t>等评价指标，以规避</w:t>
+      </w:r>
+      <w:r>
+        <w:rPr>
+          <w:rFonts w:eastAsia="华文楷体"/>
+          <w:sz w:val="24"/>
+          <w:szCs w:val="24"/>
+        </w:rPr>
+        <w:t>"</w:t>
+      </w:r>
+      <w:r>
+        <w:rPr>
+          <w:rFonts w:eastAsia="华文楷体"/>
+          <w:sz w:val="24"/>
+          <w:szCs w:val="24"/>
+        </w:rPr>
+        <w:t>按报告指标挑选、再用该指标论证</w:t>
+      </w:r>
+      <w:r>
+        <w:rPr>
+          <w:rFonts w:eastAsia="华文楷体"/>
+          <w:sz w:val="24"/>
+          <w:szCs w:val="24"/>
+        </w:rPr>
+        <w:t>"</w:t>
+      </w:r>
+      <w:r>
+        <w:rPr>
+          <w:rFonts w:eastAsia="华文楷体"/>
+          <w:sz w:val="24"/>
+          <w:szCs w:val="24"/>
+        </w:rPr>
+        <w:t>的循环论证；各次重复的离散度亦被记录，用于判断结论对随机性的敏感程度。这一口径也与本研究给企业的部署建议保持一致。</w:t>
       </w:r>
     </w:p>
     <w:p>
       <w:pPr>
         <w:snapToGrid w:val="0"/>
-        <w:spacing w:after="120"/>
+        <w:spacing w:before="156" w:line="300" w:lineRule="auto"/>
         <w:ind w:firstLineChars="200" w:firstLine="480"/>
         <w:jc w:val="left"/>
         <w:rPr>
@@ -2885,10 +6875,11 @@
           <w:sz w:val="24"/>
         </w:rPr>
       </w:pPr>
-      <w:permStart w:id="521422546" w:edGrp="everyone"/>
-      <w:r>
-        <w:rPr>
-          <w:sz w:val="24"/>
+      <w:r>
+        <w:rPr>
+          <w:rFonts w:eastAsia="华文楷体"/>
+          <w:sz w:val="24"/>
+          <w:szCs w:val="24"/>
         </w:rPr>
         <w:t>（五）研究结论与创新点</w:t>
       </w:r>
@@ -2896,7 +6887,7 @@
     <w:p>
       <w:pPr>
         <w:snapToGrid w:val="0"/>
-        <w:spacing w:after="120"/>
+        <w:spacing w:before="156" w:line="300" w:lineRule="auto"/>
         <w:ind w:firstLineChars="200" w:firstLine="480"/>
         <w:jc w:val="left"/>
         <w:rPr>
@@ -2904,18 +6895,284 @@
           <w:sz w:val="24"/>
         </w:rPr>
       </w:pPr>
-      <w:permStart w:id="521422546" w:edGrp="everyone"/>
-      <w:r>
-        <w:rPr>
-          <w:sz w:val="24"/>
-        </w:rPr>
-        <w:t>论文已凝练出四条主要结论：其一，SFE 辖区分配是一个被低估的高价值优化问题，人工方法与现有商业工具均未能很好覆盖；其二，六层地理聚类加模拟退火加 Hungarian 的两阶段架构能在多目标多约束下稳定输出业务可用方案，并具备跨地理形态的鲁棒性；其三，方案生成从数天至数周压缩到秒级，使"频繁微调加重大重组分层应对"的管理范式在工程上可行；其四，算法的商业价值不在于替代 Excel，而在于承接 SFE 职能转型中的核心算力底座角色。创新点归纳为两条：一是把长期作为隐性约束的"客户保留率"显性化为独立的算法目标维度，并以 Hungarian 二阶段匹配机制工程化落地；二是完整覆盖"政策与行业—调研—算法—实证—商业化"的全链条 MBA 视角分析，弥补国内文献在工程化与管理化两端的双重缺失。</w:t>
+      <w:r>
+        <w:rPr>
+          <w:rFonts w:eastAsia="华文楷体"/>
+          <w:sz w:val="24"/>
+          <w:szCs w:val="24"/>
+        </w:rPr>
+        <w:t>论文已凝练出四条主要结论：其一，</w:t>
+      </w:r>
+      <w:r>
+        <w:rPr>
+          <w:rFonts w:eastAsia="华文楷体"/>
+          <w:sz w:val="24"/>
+          <w:szCs w:val="24"/>
+        </w:rPr>
+        <w:t xml:space="preserve">SFE </w:t>
+      </w:r>
+      <w:r>
+        <w:rPr>
+          <w:rFonts w:eastAsia="华文楷体"/>
+          <w:sz w:val="24"/>
+          <w:szCs w:val="24"/>
+        </w:rPr>
+        <w:t>辖区分配是一个被低估的高价值优化问题，</w:t>
+      </w:r>
+      <w:r>
+        <w:rPr>
+          <w:rFonts w:eastAsia="华文楷体"/>
+          <w:sz w:val="24"/>
+          <w:szCs w:val="24"/>
+        </w:rPr>
+        <w:lastRenderedPageBreak/>
+        <w:t>人工方法与现有商业工具均未能很好覆盖；其二，六层地理聚类加模拟退火加</w:t>
+      </w:r>
+      <w:r>
+        <w:rPr>
+          <w:rFonts w:eastAsia="华文楷体"/>
+          <w:sz w:val="24"/>
+          <w:szCs w:val="24"/>
+        </w:rPr>
+        <w:t xml:space="preserve"> Hungarian </w:t>
+      </w:r>
+      <w:r>
+        <w:rPr>
+          <w:rFonts w:eastAsia="华文楷体"/>
+          <w:sz w:val="24"/>
+          <w:szCs w:val="24"/>
+        </w:rPr>
+        <w:t>的两阶段架构能在多目标多约束下稳定输出业务可用方案，并具备跨地理形态的鲁棒性；其三，方案生成从数天至数周压缩到秒级，使</w:t>
+      </w:r>
+      <w:r>
+        <w:rPr>
+          <w:rFonts w:eastAsia="华文楷体"/>
+          <w:sz w:val="24"/>
+          <w:szCs w:val="24"/>
+        </w:rPr>
+        <w:t>"</w:t>
+      </w:r>
+      <w:r>
+        <w:rPr>
+          <w:rFonts w:eastAsia="华文楷体"/>
+          <w:sz w:val="24"/>
+          <w:szCs w:val="24"/>
+        </w:rPr>
+        <w:t>频繁微调加重大重组分层应对</w:t>
+      </w:r>
+      <w:r>
+        <w:rPr>
+          <w:rFonts w:eastAsia="华文楷体"/>
+          <w:sz w:val="24"/>
+          <w:szCs w:val="24"/>
+        </w:rPr>
+        <w:t>"</w:t>
+      </w:r>
+      <w:r>
+        <w:rPr>
+          <w:rFonts w:eastAsia="华文楷体"/>
+          <w:sz w:val="24"/>
+          <w:szCs w:val="24"/>
+        </w:rPr>
+        <w:t>的管理范式在工程上可行；其四，算法的商业价值不在于替代</w:t>
+      </w:r>
+      <w:r>
+        <w:rPr>
+          <w:rFonts w:eastAsia="华文楷体"/>
+          <w:sz w:val="24"/>
+          <w:szCs w:val="24"/>
+        </w:rPr>
+        <w:t xml:space="preserve"> Excel</w:t>
+      </w:r>
+      <w:r>
+        <w:rPr>
+          <w:rFonts w:eastAsia="华文楷体"/>
+          <w:sz w:val="24"/>
+          <w:szCs w:val="24"/>
+        </w:rPr>
+        <w:t>，而在于承接</w:t>
+      </w:r>
+      <w:r>
+        <w:rPr>
+          <w:rFonts w:eastAsia="华文楷体"/>
+          <w:sz w:val="24"/>
+          <w:szCs w:val="24"/>
+        </w:rPr>
+        <w:t xml:space="preserve"> SFE </w:t>
+      </w:r>
+      <w:r>
+        <w:rPr>
+          <w:rFonts w:eastAsia="华文楷体"/>
+          <w:sz w:val="24"/>
+          <w:szCs w:val="24"/>
+        </w:rPr>
+        <w:t>职能转型中的核心算力底座角色。创新点归纳为两条：一是把长期作为隐性约束的</w:t>
+      </w:r>
+      <w:r>
+        <w:rPr>
+          <w:rFonts w:eastAsia="华文楷体"/>
+          <w:sz w:val="24"/>
+          <w:szCs w:val="24"/>
+        </w:rPr>
+        <w:t>"</w:t>
+      </w:r>
+      <w:r>
+        <w:rPr>
+          <w:rFonts w:eastAsia="华文楷体"/>
+          <w:sz w:val="24"/>
+          <w:szCs w:val="24"/>
+        </w:rPr>
+        <w:t>客户保留率</w:t>
+      </w:r>
+      <w:r>
+        <w:rPr>
+          <w:rFonts w:eastAsia="华文楷体"/>
+          <w:sz w:val="24"/>
+          <w:szCs w:val="24"/>
+        </w:rPr>
+        <w:t>"</w:t>
+      </w:r>
+      <w:r>
+        <w:rPr>
+          <w:rFonts w:eastAsia="华文楷体"/>
+          <w:sz w:val="24"/>
+          <w:szCs w:val="24"/>
+        </w:rPr>
+        <w:t>显性化为独立的算法目标维度，并以</w:t>
+      </w:r>
+      <w:r>
+        <w:rPr>
+          <w:rFonts w:eastAsia="华文楷体"/>
+          <w:sz w:val="24"/>
+          <w:szCs w:val="24"/>
+        </w:rPr>
+        <w:t xml:space="preserve"> Hungarian </w:t>
+      </w:r>
+      <w:r>
+        <w:rPr>
+          <w:rFonts w:eastAsia="华文楷体"/>
+          <w:sz w:val="24"/>
+          <w:szCs w:val="24"/>
+        </w:rPr>
+        <w:t>二阶段匹配机制工程化落地；二是完整覆盖</w:t>
+      </w:r>
+      <w:r>
+        <w:rPr>
+          <w:rFonts w:eastAsia="华文楷体"/>
+          <w:sz w:val="24"/>
+          <w:szCs w:val="24"/>
+        </w:rPr>
+        <w:t>"</w:t>
+      </w:r>
+      <w:r>
+        <w:rPr>
+          <w:rFonts w:eastAsia="华文楷体"/>
+          <w:sz w:val="24"/>
+          <w:szCs w:val="24"/>
+        </w:rPr>
+        <w:t>政策与行业</w:t>
+      </w:r>
+      <w:r>
+        <w:rPr>
+          <w:rFonts w:eastAsia="华文楷体"/>
+          <w:sz w:val="24"/>
+          <w:szCs w:val="24"/>
+        </w:rPr>
+        <w:t>—</w:t>
+      </w:r>
+      <w:r>
+        <w:rPr>
+          <w:rFonts w:eastAsia="华文楷体"/>
+          <w:sz w:val="24"/>
+          <w:szCs w:val="24"/>
+        </w:rPr>
+        <w:t>调研</w:t>
+      </w:r>
+      <w:r>
+        <w:rPr>
+          <w:rFonts w:eastAsia="华文楷体"/>
+          <w:sz w:val="24"/>
+          <w:szCs w:val="24"/>
+        </w:rPr>
+        <w:t>—</w:t>
+      </w:r>
+      <w:r>
+        <w:rPr>
+          <w:rFonts w:eastAsia="华文楷体"/>
+          <w:sz w:val="24"/>
+          <w:szCs w:val="24"/>
+        </w:rPr>
+        <w:t>算法</w:t>
+      </w:r>
+      <w:r>
+        <w:rPr>
+          <w:rFonts w:eastAsia="华文楷体"/>
+          <w:sz w:val="24"/>
+          <w:szCs w:val="24"/>
+        </w:rPr>
+        <w:t>—</w:t>
+      </w:r>
+      <w:r>
+        <w:rPr>
+          <w:rFonts w:eastAsia="华文楷体"/>
+          <w:sz w:val="24"/>
+          <w:szCs w:val="24"/>
+        </w:rPr>
+        <w:t>实证</w:t>
+      </w:r>
+      <w:r>
+        <w:rPr>
+          <w:rFonts w:eastAsia="华文楷体"/>
+          <w:sz w:val="24"/>
+          <w:szCs w:val="24"/>
+        </w:rPr>
+        <w:t>—</w:t>
+      </w:r>
+      <w:r>
+        <w:rPr>
+          <w:rFonts w:eastAsia="华文楷体"/>
+          <w:sz w:val="24"/>
+          <w:szCs w:val="24"/>
+        </w:rPr>
+        <w:t>商业化</w:t>
+      </w:r>
+      <w:r>
+        <w:rPr>
+          <w:rFonts w:eastAsia="华文楷体"/>
+          <w:sz w:val="24"/>
+          <w:szCs w:val="24"/>
+        </w:rPr>
+        <w:t>"</w:t>
+      </w:r>
+      <w:r>
+        <w:rPr>
+          <w:rFonts w:eastAsia="华文楷体"/>
+          <w:sz w:val="24"/>
+          <w:szCs w:val="24"/>
+        </w:rPr>
+        <w:t>的全链条</w:t>
+      </w:r>
+      <w:r>
+        <w:rPr>
+          <w:rFonts w:eastAsia="华文楷体"/>
+          <w:sz w:val="24"/>
+          <w:szCs w:val="24"/>
+        </w:rPr>
+        <w:t xml:space="preserve"> MBA </w:t>
+      </w:r>
+      <w:r>
+        <w:rPr>
+          <w:rFonts w:eastAsia="华文楷体"/>
+          <w:sz w:val="24"/>
+          <w:szCs w:val="24"/>
+        </w:rPr>
+        <w:t>视角分析，弥补国内文献在工程化与管理化两端的双重缺失。</w:t>
       </w:r>
     </w:p>
     <w:p>
       <w:pPr>
         <w:snapToGrid w:val="0"/>
-        <w:spacing w:after="120"/>
+        <w:spacing w:before="156" w:line="300" w:lineRule="auto"/>
         <w:ind w:firstLineChars="200" w:firstLine="480"/>
         <w:jc w:val="left"/>
         <w:rPr>
@@ -2923,10 +7180,11 @@
           <w:sz w:val="24"/>
         </w:rPr>
       </w:pPr>
-      <w:permStart w:id="521422546" w:edGrp="everyone"/>
-      <w:r>
-        <w:rPr>
-          <w:sz w:val="24"/>
+      <w:r>
+        <w:rPr>
+          <w:rFonts w:eastAsia="华文楷体"/>
+          <w:sz w:val="24"/>
+          <w:szCs w:val="24"/>
         </w:rPr>
         <w:t>三、存在的问题与下一阶段研究计划</w:t>
       </w:r>
@@ -2934,7 +7192,7 @@
     <w:p>
       <w:pPr>
         <w:snapToGrid w:val="0"/>
-        <w:spacing w:after="120"/>
+        <w:spacing w:before="156" w:line="300" w:lineRule="auto"/>
         <w:ind w:firstLineChars="200" w:firstLine="480"/>
         <w:jc w:val="left"/>
         <w:rPr>
@@ -2942,10 +7200,11 @@
           <w:sz w:val="24"/>
         </w:rPr>
       </w:pPr>
-      <w:permStart w:id="521422546" w:edGrp="everyone"/>
-      <w:r>
-        <w:rPr>
-          <w:sz w:val="24"/>
+      <w:r>
+        <w:rPr>
+          <w:rFonts w:eastAsia="华文楷体"/>
+          <w:sz w:val="24"/>
+          <w:szCs w:val="24"/>
         </w:rPr>
         <w:t>（一）目前存在的主要问题</w:t>
       </w:r>
@@ -2953,7 +7212,7 @@
     <w:p>
       <w:pPr>
         <w:snapToGrid w:val="0"/>
-        <w:spacing w:after="120"/>
+        <w:spacing w:before="156" w:line="300" w:lineRule="auto"/>
         <w:ind w:firstLineChars="200" w:firstLine="480"/>
         <w:jc w:val="left"/>
         <w:rPr>
@@ -2961,18 +7220,67 @@
           <w:sz w:val="24"/>
         </w:rPr>
       </w:pPr>
-      <w:permStart w:id="521422546" w:edGrp="everyone"/>
-      <w:r>
-        <w:rPr>
-          <w:sz w:val="24"/>
-        </w:rPr>
-        <w:t>第一，数据范围有限。本研究的实证仅覆盖业内某跨国药企肿瘤团队上海、湖南、新疆三个省份的脱敏数据，且为单一时点的快照。三省份"业务规则同质、地理形态异质"的抽样设计虽有利于把效果差异归因于地理特征本身，但也意味着跨产品线、跨企业类型（本土创新药企、Biotech 等）的泛化性尚未获得检验；同时，正因数据不含跨期的组织变动记录，开题时设想的年度微调、裁员合并、新产品扩张三类业务场景压力测试无法在现有数据上真实构造，算法在跨周期组织震荡中的表现仍属未验证区域。</w:t>
+      <w:r>
+        <w:rPr>
+          <w:rFonts w:eastAsia="华文楷体"/>
+          <w:sz w:val="24"/>
+          <w:szCs w:val="24"/>
+        </w:rPr>
+        <w:t>第一，数据范围有限。本研究的实证仅覆盖业内某跨国药企肿瘤团队上海、湖南、新疆三个省份的脱敏数据，且为单一时点的快照。三省份</w:t>
+      </w:r>
+      <w:r>
+        <w:rPr>
+          <w:rFonts w:eastAsia="华文楷体"/>
+          <w:sz w:val="24"/>
+          <w:szCs w:val="24"/>
+        </w:rPr>
+        <w:t>"</w:t>
+      </w:r>
+      <w:r>
+        <w:rPr>
+          <w:rFonts w:eastAsia="华文楷体"/>
+          <w:sz w:val="24"/>
+          <w:szCs w:val="24"/>
+        </w:rPr>
+        <w:t>业务规则同质、地理形态异质</w:t>
+      </w:r>
+      <w:r>
+        <w:rPr>
+          <w:rFonts w:eastAsia="华文楷体"/>
+          <w:sz w:val="24"/>
+          <w:szCs w:val="24"/>
+        </w:rPr>
+        <w:t>"</w:t>
+      </w:r>
+      <w:r>
+        <w:rPr>
+          <w:rFonts w:eastAsia="华文楷体"/>
+          <w:sz w:val="24"/>
+          <w:szCs w:val="24"/>
+        </w:rPr>
+        <w:t>的抽样设计虽有利于把效果差异归因于地理特征本身，但也意味着跨产品线、跨企业类型（本土创新药企、</w:t>
+      </w:r>
+      <w:r>
+        <w:rPr>
+          <w:rFonts w:eastAsia="华文楷体"/>
+          <w:sz w:val="24"/>
+          <w:szCs w:val="24"/>
+        </w:rPr>
+        <w:t xml:space="preserve">Biotech </w:t>
+      </w:r>
+      <w:r>
+        <w:rPr>
+          <w:rFonts w:eastAsia="华文楷体"/>
+          <w:sz w:val="24"/>
+          <w:szCs w:val="24"/>
+        </w:rPr>
+        <w:t>等）的泛化性尚未获得检验；同时，正因数据不含跨期的组织变动记录，开题时设想的年度微调、裁员合并、新产品扩张三类业务场景压力测试无法在现有数据上真实构造，算法在跨周期组织震荡中的表现仍属未验证区域。</w:t>
       </w:r>
     </w:p>
     <w:p>
       <w:pPr>
         <w:snapToGrid w:val="0"/>
-        <w:spacing w:after="120"/>
+        <w:spacing w:before="156" w:line="300" w:lineRule="auto"/>
         <w:ind w:firstLineChars="200" w:firstLine="480"/>
         <w:jc w:val="left"/>
         <w:rPr>
@@ -2980,18 +7288,227 @@
           <w:sz w:val="24"/>
         </w:rPr>
       </w:pPr>
-      <w:permStart w:id="521422546" w:edGrp="everyone"/>
-      <w:r>
-        <w:rPr>
-          <w:sz w:val="24"/>
-        </w:rPr>
-        <w:t>第二，实验设计缺少对照与消融，这是方法学上最需要坦承的一处。其一，全文未运行单阶段版本（把历史延续性惩罚放回第一阶段代价函数）作为对照，因此"两阶段解耦优于单阶段"目前仍是设计论证而非实证结论；其二，六层地理聚类未与随机初始解、K-Means 初始解做消融对照，初始解策略的独立贡献未被量化；其三，虚拟拆分这一规则型预处理与模拟退火的贡献未被分离——以湖南为例，那家 Index 接近 3250 的省级专科医院由 70/30 两份改为三等分，仅此一步机械操作就会明显压低最大辖区 Index，故变异系数由 44.3% 降至 18.3% 之中究竟有多少来自运筹优化本身，本研究尚无法回答；其四，未与精确求解器对照给出最优性差距，且本研究最大算例仅 99 家医院，低于文献所述精确算法失效的规模门槛，"必须采用启发式"这一前提在本文算例上并未被直接验证。</w:t>
+      <w:r>
+        <w:rPr>
+          <w:rFonts w:eastAsia="华文楷体"/>
+          <w:sz w:val="24"/>
+          <w:szCs w:val="24"/>
+        </w:rPr>
+        <w:t>第二，实验设计缺少对照与消融，这是方法学上最需要坦承的一处。其一，全文未运行单阶段版本（把历史延续性惩罚放回第一阶段代价函数）作为对照，因此</w:t>
+      </w:r>
+      <w:r>
+        <w:rPr>
+          <w:rFonts w:eastAsia="华文楷体"/>
+          <w:sz w:val="24"/>
+          <w:szCs w:val="24"/>
+        </w:rPr>
+        <w:t>"</w:t>
+      </w:r>
+      <w:r>
+        <w:rPr>
+          <w:rFonts w:eastAsia="华文楷体"/>
+          <w:sz w:val="24"/>
+          <w:szCs w:val="24"/>
+        </w:rPr>
+        <w:t>两阶段解耦优于单阶段</w:t>
+      </w:r>
+      <w:r>
+        <w:rPr>
+          <w:rFonts w:eastAsia="华文楷体"/>
+          <w:sz w:val="24"/>
+          <w:szCs w:val="24"/>
+        </w:rPr>
+        <w:t>"</w:t>
+      </w:r>
+      <w:r>
+        <w:rPr>
+          <w:rFonts w:eastAsia="华文楷体"/>
+          <w:sz w:val="24"/>
+          <w:szCs w:val="24"/>
+        </w:rPr>
+        <w:t>目前仍是设计论证而非实证结论；其二，六层地理聚类未与随机初始解、</w:t>
+      </w:r>
+      <w:r>
+        <w:rPr>
+          <w:rFonts w:eastAsia="华文楷体"/>
+          <w:sz w:val="24"/>
+          <w:szCs w:val="24"/>
+        </w:rPr>
+        <w:t xml:space="preserve">K-Means </w:t>
+      </w:r>
+      <w:r>
+        <w:rPr>
+          <w:rFonts w:eastAsia="华文楷体"/>
+          <w:sz w:val="24"/>
+          <w:szCs w:val="24"/>
+        </w:rPr>
+        <w:t>初始解做消融对照，初始解策略的独立贡献未被量化；其三，虚拟拆分这一规则型预处理与模拟退火的贡献未被分离</w:t>
+      </w:r>
+      <w:r>
+        <w:rPr>
+          <w:rFonts w:eastAsia="华文楷体"/>
+          <w:sz w:val="24"/>
+          <w:szCs w:val="24"/>
+        </w:rPr>
+        <w:t>——</w:t>
+      </w:r>
+      <w:r>
+        <w:rPr>
+          <w:rFonts w:eastAsia="华文楷体"/>
+          <w:sz w:val="24"/>
+          <w:szCs w:val="24"/>
+        </w:rPr>
+        <w:t>以湖南为例，那家</w:t>
+      </w:r>
+      <w:r>
+        <w:rPr>
+          <w:rFonts w:eastAsia="华文楷体"/>
+          <w:sz w:val="24"/>
+          <w:szCs w:val="24"/>
+        </w:rPr>
+        <w:t xml:space="preserve"> Index </w:t>
+      </w:r>
+      <w:r>
+        <w:rPr>
+          <w:rFonts w:eastAsia="华文楷体"/>
+          <w:sz w:val="24"/>
+          <w:szCs w:val="24"/>
+        </w:rPr>
+        <w:t>接近</w:t>
+      </w:r>
+      <w:r>
+        <w:rPr>
+          <w:rFonts w:eastAsia="华文楷体"/>
+          <w:sz w:val="24"/>
+          <w:szCs w:val="24"/>
+        </w:rPr>
+        <w:t xml:space="preserve"> 3250 </w:t>
+      </w:r>
+      <w:r>
+        <w:rPr>
+          <w:rFonts w:eastAsia="华文楷体"/>
+          <w:sz w:val="24"/>
+          <w:szCs w:val="24"/>
+        </w:rPr>
+        <w:t>的省级专科医院由</w:t>
+      </w:r>
+      <w:r>
+        <w:rPr>
+          <w:rFonts w:eastAsia="华文楷体"/>
+          <w:sz w:val="24"/>
+          <w:szCs w:val="24"/>
+        </w:rPr>
+        <w:t xml:space="preserve"> 70/30 </w:t>
+      </w:r>
+      <w:r>
+        <w:rPr>
+          <w:rFonts w:eastAsia="华文楷体"/>
+          <w:sz w:val="24"/>
+          <w:szCs w:val="24"/>
+        </w:rPr>
+        <w:t>两份改为三等分，仅此一步机械操作就会明显压低最大辖区</w:t>
+      </w:r>
+      <w:r>
+        <w:rPr>
+          <w:rFonts w:eastAsia="华文楷体"/>
+          <w:sz w:val="24"/>
+          <w:szCs w:val="24"/>
+        </w:rPr>
+        <w:t xml:space="preserve"> Index</w:t>
+      </w:r>
+      <w:r>
+        <w:rPr>
+          <w:rFonts w:eastAsia="华文楷体"/>
+          <w:sz w:val="24"/>
+          <w:szCs w:val="24"/>
+        </w:rPr>
+        <w:t>，故变异系数由</w:t>
+      </w:r>
+      <w:r>
+        <w:rPr>
+          <w:rFonts w:eastAsia="华文楷体"/>
+          <w:sz w:val="24"/>
+          <w:szCs w:val="24"/>
+        </w:rPr>
+        <w:t xml:space="preserve"> 44.3% </w:t>
+      </w:r>
+      <w:r>
+        <w:rPr>
+          <w:rFonts w:eastAsia="华文楷体"/>
+          <w:sz w:val="24"/>
+          <w:szCs w:val="24"/>
+        </w:rPr>
+        <w:t>降至</w:t>
+      </w:r>
+      <w:r>
+        <w:rPr>
+          <w:rFonts w:eastAsia="华文楷体"/>
+          <w:sz w:val="24"/>
+          <w:szCs w:val="24"/>
+        </w:rPr>
+        <w:t xml:space="preserve"> 18.3% </w:t>
+      </w:r>
+      <w:r>
+        <w:rPr>
+          <w:rFonts w:eastAsia="华文楷体"/>
+          <w:sz w:val="24"/>
+          <w:szCs w:val="24"/>
+        </w:rPr>
+        <w:t>之中究竟有多少来自运筹优化本身，本研究尚无法回答；其四，未与精确求解器对照给出最优性差距，且本研究最大算例仅</w:t>
+      </w:r>
+      <w:r>
+        <w:rPr>
+          <w:rFonts w:eastAsia="华文楷体"/>
+          <w:sz w:val="24"/>
+          <w:szCs w:val="24"/>
+        </w:rPr>
+        <w:t xml:space="preserve"> 99 </w:t>
+      </w:r>
+      <w:r>
+        <w:rPr>
+          <w:rFonts w:eastAsia="华文楷体"/>
+          <w:sz w:val="24"/>
+          <w:szCs w:val="24"/>
+        </w:rPr>
+        <w:t>家医院，低于文献所述精确算法失效的规模门槛，</w:t>
+      </w:r>
+      <w:r>
+        <w:rPr>
+          <w:rFonts w:eastAsia="华文楷体"/>
+          <w:sz w:val="24"/>
+          <w:szCs w:val="24"/>
+        </w:rPr>
+        <w:t>"</w:t>
+      </w:r>
+      <w:r>
+        <w:rPr>
+          <w:rFonts w:eastAsia="华文楷体"/>
+          <w:sz w:val="24"/>
+          <w:szCs w:val="24"/>
+        </w:rPr>
+        <w:t>必须采用启发式</w:t>
+      </w:r>
+      <w:r>
+        <w:rPr>
+          <w:rFonts w:eastAsia="华文楷体"/>
+          <w:sz w:val="24"/>
+          <w:szCs w:val="24"/>
+        </w:rPr>
+        <w:t>"</w:t>
+      </w:r>
+      <w:r>
+        <w:rPr>
+          <w:rFonts w:eastAsia="华文楷体"/>
+          <w:sz w:val="24"/>
+          <w:szCs w:val="24"/>
+        </w:rPr>
+        <w:t>这一前提在本文算例上并未被直接验证。</w:t>
       </w:r>
     </w:p>
     <w:p>
       <w:pPr>
         <w:snapToGrid w:val="0"/>
-        <w:spacing w:after="120"/>
+        <w:spacing w:before="156" w:line="300" w:lineRule="auto"/>
         <w:ind w:firstLineChars="200" w:firstLine="480"/>
         <w:jc w:val="left"/>
         <w:rPr>
@@ -2999,18 +7516,92 @@
           <w:sz w:val="24"/>
         </w:rPr>
       </w:pPr>
-      <w:permStart w:id="521422546" w:edGrp="everyone"/>
-      <w:r>
-        <w:rPr>
-          <w:sz w:val="24"/>
-        </w:rPr>
-        <w:t>第三，参数标定的依据偏经验。Hungarian 三层权重与惩罚函数的各项阈值系由第三章调研偏好与作者实操判断混合确定，未开展系统的敏感性分析，也未把业务侧的实际接受或拒绝作为反向修正信号。与之相关的是算法在稀疏场景下的能力边界：新疆 To-Be 变异系数仍为 32.1%、超阈辖区占 60%，且十次重复运行的结果离散度为三省之最。</w:t>
+      <w:r>
+        <w:rPr>
+          <w:rFonts w:eastAsia="华文楷体"/>
+          <w:sz w:val="24"/>
+          <w:szCs w:val="24"/>
+        </w:rPr>
+        <w:t>第三，参数标定的依据偏经验。</w:t>
+      </w:r>
+      <w:r>
+        <w:rPr>
+          <w:rFonts w:eastAsia="华文楷体"/>
+          <w:sz w:val="24"/>
+          <w:szCs w:val="24"/>
+        </w:rPr>
+        <w:t xml:space="preserve">Hungarian </w:t>
+      </w:r>
+      <w:r>
+        <w:rPr>
+          <w:rFonts w:eastAsia="华文楷体"/>
+          <w:sz w:val="24"/>
+          <w:szCs w:val="24"/>
+        </w:rPr>
+        <w:t>三层权重与惩罚函数的各项阈值系由第三章调研偏好与作者实操判断混合确定，未开展系统的敏感性分析，也未把业务侧的实际接受或</w:t>
+      </w:r>
+      <w:r>
+        <w:rPr>
+          <w:rFonts w:eastAsia="华文楷体"/>
+          <w:sz w:val="24"/>
+          <w:szCs w:val="24"/>
+        </w:rPr>
+        <w:lastRenderedPageBreak/>
+        <w:t>拒绝作为反向修正信号。与之相关的是算法在稀疏场景下的能力边界：新疆</w:t>
+      </w:r>
+      <w:r>
+        <w:rPr>
+          <w:rFonts w:eastAsia="华文楷体"/>
+          <w:sz w:val="24"/>
+          <w:szCs w:val="24"/>
+        </w:rPr>
+        <w:t xml:space="preserve"> To-Be </w:t>
+      </w:r>
+      <w:r>
+        <w:rPr>
+          <w:rFonts w:eastAsia="华文楷体"/>
+          <w:sz w:val="24"/>
+          <w:szCs w:val="24"/>
+        </w:rPr>
+        <w:t>变异系数仍为</w:t>
+      </w:r>
+      <w:r>
+        <w:rPr>
+          <w:rFonts w:eastAsia="华文楷体"/>
+          <w:sz w:val="24"/>
+          <w:szCs w:val="24"/>
+        </w:rPr>
+        <w:t xml:space="preserve"> 32.1%</w:t>
+      </w:r>
+      <w:r>
+        <w:rPr>
+          <w:rFonts w:eastAsia="华文楷体"/>
+          <w:sz w:val="24"/>
+          <w:szCs w:val="24"/>
+        </w:rPr>
+        <w:t>、超阈辖区占</w:t>
+      </w:r>
+      <w:r>
+        <w:rPr>
+          <w:rFonts w:eastAsia="华文楷体"/>
+          <w:sz w:val="24"/>
+          <w:szCs w:val="24"/>
+        </w:rPr>
+        <w:t xml:space="preserve"> 60%</w:t>
+      </w:r>
+      <w:r>
+        <w:rPr>
+          <w:rFonts w:eastAsia="华文楷体"/>
+          <w:sz w:val="24"/>
+          <w:szCs w:val="24"/>
+        </w:rPr>
+        <w:t>，且十次重复运行的结果离散度为三省之最。</w:t>
       </w:r>
     </w:p>
     <w:p>
       <w:pPr>
         <w:snapToGrid w:val="0"/>
-        <w:spacing w:after="120"/>
+        <w:spacing w:before="156" w:line="300" w:lineRule="auto"/>
         <w:ind w:firstLineChars="200" w:firstLine="480"/>
         <w:jc w:val="left"/>
         <w:rPr>
@@ -3018,18 +7609,67 @@
           <w:sz w:val="24"/>
         </w:rPr>
       </w:pPr>
-      <w:permStart w:id="521422546" w:edGrp="everyone"/>
-      <w:r>
-        <w:rPr>
-          <w:sz w:val="24"/>
-        </w:rPr>
-        <w:t>第四，商业化部分缺少实地验证。第六章关于 SFE 职能蒸馏与三种商业化形态的论述，建立在行业趋势研判与作者从业经验之上，未开展 POC 级试点，付费意愿、合同条款、续约率等真实商业指标付之阙如；按 As-Is 失衡度分层的部署建议，三档所依托的样本量分别为零个、两个与一个省份，只宜作为原则性指引。</w:t>
+      <w:r>
+        <w:rPr>
+          <w:rFonts w:eastAsia="华文楷体"/>
+          <w:sz w:val="24"/>
+          <w:szCs w:val="24"/>
+        </w:rPr>
+        <w:t>第四，商业化部分缺少实地验证。第六章关于</w:t>
+      </w:r>
+      <w:r>
+        <w:rPr>
+          <w:rFonts w:eastAsia="华文楷体"/>
+          <w:sz w:val="24"/>
+          <w:szCs w:val="24"/>
+        </w:rPr>
+        <w:t xml:space="preserve"> SFE </w:t>
+      </w:r>
+      <w:r>
+        <w:rPr>
+          <w:rFonts w:eastAsia="华文楷体"/>
+          <w:sz w:val="24"/>
+          <w:szCs w:val="24"/>
+        </w:rPr>
+        <w:t>职能蒸馏与三种商业化形态的论述，建立在行业趋势研判与作者从业经验之上，未开展</w:t>
+      </w:r>
+      <w:r>
+        <w:rPr>
+          <w:rFonts w:eastAsia="华文楷体"/>
+          <w:sz w:val="24"/>
+          <w:szCs w:val="24"/>
+        </w:rPr>
+        <w:t xml:space="preserve"> POC </w:t>
+      </w:r>
+      <w:r>
+        <w:rPr>
+          <w:rFonts w:eastAsia="华文楷体"/>
+          <w:sz w:val="24"/>
+          <w:szCs w:val="24"/>
+        </w:rPr>
+        <w:t>级试点，付费意愿、合同条款、续约率等真实商业指标付之阙如；按</w:t>
+      </w:r>
+      <w:r>
+        <w:rPr>
+          <w:rFonts w:eastAsia="华文楷体"/>
+          <w:sz w:val="24"/>
+          <w:szCs w:val="24"/>
+        </w:rPr>
+        <w:t xml:space="preserve"> As-Is </w:t>
+      </w:r>
+      <w:r>
+        <w:rPr>
+          <w:rFonts w:eastAsia="华文楷体"/>
+          <w:sz w:val="24"/>
+          <w:szCs w:val="24"/>
+        </w:rPr>
+        <w:t>失衡度分层的部署建议，三档所依托的样本量分别为零个、两个与一个省份，只宜作为原则性指引。</w:t>
       </w:r>
     </w:p>
     <w:p>
       <w:pPr>
         <w:snapToGrid w:val="0"/>
-        <w:spacing w:after="120"/>
+        <w:spacing w:before="156" w:line="300" w:lineRule="auto"/>
         <w:ind w:firstLineChars="200" w:firstLine="480"/>
         <w:jc w:val="left"/>
         <w:rPr>
@@ -3037,18 +7677,67 @@
           <w:sz w:val="24"/>
         </w:rPr>
       </w:pPr>
-      <w:permStart w:id="521422546" w:edGrp="everyone"/>
-      <w:r>
-        <w:rPr>
-          <w:sz w:val="24"/>
-        </w:rPr>
-        <w:t>（二）下一阶段研究计划（2026年9月至12月）</w:t>
+      <w:r>
+        <w:rPr>
+          <w:rFonts w:eastAsia="华文楷体"/>
+          <w:sz w:val="24"/>
+          <w:szCs w:val="24"/>
+        </w:rPr>
+        <w:t>（二）下一阶段研究计划（</w:t>
+      </w:r>
+      <w:r>
+        <w:rPr>
+          <w:rFonts w:eastAsia="华文楷体"/>
+          <w:sz w:val="24"/>
+          <w:szCs w:val="24"/>
+        </w:rPr>
+        <w:t>2026</w:t>
+      </w:r>
+      <w:r>
+        <w:rPr>
+          <w:rFonts w:eastAsia="华文楷体"/>
+          <w:sz w:val="24"/>
+          <w:szCs w:val="24"/>
+        </w:rPr>
+        <w:t>年</w:t>
+      </w:r>
+      <w:r>
+        <w:rPr>
+          <w:rFonts w:eastAsia="华文楷体"/>
+          <w:sz w:val="24"/>
+          <w:szCs w:val="24"/>
+        </w:rPr>
+        <w:t>9</w:t>
+      </w:r>
+      <w:r>
+        <w:rPr>
+          <w:rFonts w:eastAsia="华文楷体"/>
+          <w:sz w:val="24"/>
+          <w:szCs w:val="24"/>
+        </w:rPr>
+        <w:t>月至</w:t>
+      </w:r>
+      <w:r>
+        <w:rPr>
+          <w:rFonts w:eastAsia="华文楷体"/>
+          <w:sz w:val="24"/>
+          <w:szCs w:val="24"/>
+        </w:rPr>
+        <w:t>12</w:t>
+      </w:r>
+      <w:r>
+        <w:rPr>
+          <w:rFonts w:eastAsia="华文楷体"/>
+          <w:sz w:val="24"/>
+          <w:szCs w:val="24"/>
+        </w:rPr>
+        <w:t>月）</w:t>
       </w:r>
     </w:p>
     <w:p>
       <w:pPr>
         <w:snapToGrid w:val="0"/>
-        <w:spacing w:after="120"/>
+        <w:spacing w:before="156" w:line="300" w:lineRule="auto"/>
         <w:ind w:firstLineChars="200" w:firstLine="480"/>
         <w:jc w:val="left"/>
         <w:rPr>
@@ -3056,18 +7745,99 @@
           <w:sz w:val="24"/>
         </w:rPr>
       </w:pPr>
-      <w:permStart w:id="521422546" w:edGrp="everyone"/>
-      <w:r>
-        <w:rPr>
-          <w:sz w:val="24"/>
-        </w:rPr>
-        <w:t>九月以补充实验为主。沿用第五章已建立的"多次重复运行、按代价函数取优"口径，在同一批样本上分别运行单阶段对照版本、随机初始解与 K-Means 初始解的消融版本，以及"仅做虚拟拆分与聚类初始解、模拟退火迭代零次"的基线版本，每组各重复十次，据此把当前的设计论证升级为可量化的贡献分解，并视条件用商用求解器对小规模子问题给出最优性差距参考。</w:t>
+      <w:r>
+        <w:rPr>
+          <w:rFonts w:eastAsia="华文楷体"/>
+          <w:sz w:val="24"/>
+          <w:szCs w:val="24"/>
+        </w:rPr>
+        <w:t>九月以补充实验为主。沿用第五章已建立的</w:t>
+      </w:r>
+      <w:r>
+        <w:rPr>
+          <w:rFonts w:eastAsia="华文楷体"/>
+          <w:sz w:val="24"/>
+          <w:szCs w:val="24"/>
+        </w:rPr>
+        <w:t>"</w:t>
+      </w:r>
+      <w:r>
+        <w:rPr>
+          <w:rFonts w:eastAsia="华文楷体"/>
+          <w:sz w:val="24"/>
+          <w:szCs w:val="24"/>
+        </w:rPr>
+        <w:t>多次重复运行、按代价函数取优</w:t>
+      </w:r>
+      <w:r>
+        <w:rPr>
+          <w:rFonts w:eastAsia="华文楷体"/>
+          <w:sz w:val="24"/>
+          <w:szCs w:val="24"/>
+        </w:rPr>
+        <w:t>"</w:t>
+      </w:r>
+      <w:r>
+        <w:rPr>
+          <w:rFonts w:eastAsia="华文楷体"/>
+          <w:sz w:val="24"/>
+          <w:szCs w:val="24"/>
+        </w:rPr>
+        <w:t>口径，在同一批样本上分别运行单阶段对照版本、随机初始解与</w:t>
+      </w:r>
+      <w:r>
+        <w:rPr>
+          <w:rFonts w:eastAsia="华文楷体"/>
+          <w:sz w:val="24"/>
+          <w:szCs w:val="24"/>
+        </w:rPr>
+        <w:t xml:space="preserve"> K-Means </w:t>
+      </w:r>
+      <w:r>
+        <w:rPr>
+          <w:rFonts w:eastAsia="华文楷体"/>
+          <w:sz w:val="24"/>
+          <w:szCs w:val="24"/>
+        </w:rPr>
+        <w:t>初始解的消融版本，以及</w:t>
+      </w:r>
+      <w:r>
+        <w:rPr>
+          <w:rFonts w:eastAsia="华文楷体"/>
+          <w:sz w:val="24"/>
+          <w:szCs w:val="24"/>
+        </w:rPr>
+        <w:t>"</w:t>
+      </w:r>
+      <w:r>
+        <w:rPr>
+          <w:rFonts w:eastAsia="华文楷体"/>
+          <w:sz w:val="24"/>
+          <w:szCs w:val="24"/>
+        </w:rPr>
+        <w:t>仅做虚拟拆分与聚类初始解、模拟退火迭代零次</w:t>
+      </w:r>
+      <w:r>
+        <w:rPr>
+          <w:rFonts w:eastAsia="华文楷体"/>
+          <w:sz w:val="24"/>
+          <w:szCs w:val="24"/>
+        </w:rPr>
+        <w:t>"</w:t>
+      </w:r>
+      <w:r>
+        <w:rPr>
+          <w:rFonts w:eastAsia="华文楷体"/>
+          <w:sz w:val="24"/>
+          <w:szCs w:val="24"/>
+        </w:rPr>
+        <w:t>的基线版本，每组各重复十次，据此把当前的设计论证升级为可量化的贡献分解，并视条件用商用求解器对小规模子问题给出最优性差距参考。</w:t>
       </w:r>
     </w:p>
     <w:p>
       <w:pPr>
         <w:snapToGrid w:val="0"/>
-        <w:spacing w:after="120"/>
+        <w:spacing w:before="156" w:line="300" w:lineRule="auto"/>
         <w:ind w:firstLineChars="200" w:firstLine="480"/>
         <w:jc w:val="left"/>
         <w:rPr>
@@ -3075,18 +7845,35 @@
           <w:sz w:val="24"/>
         </w:rPr>
       </w:pPr>
-      <w:permStart w:id="521422546" w:edGrp="everyone"/>
-      <w:r>
-        <w:rPr>
-          <w:sz w:val="24"/>
-        </w:rPr>
-        <w:t>十月以论文完善为主。一是加厚文献综述，补充国内医药 SFE 与两阶段求解方法的对照文献；二是补报调研问卷中尚未在正文使用的两道场景优先级题目，使十四道题的实证支撑更完整；三是按学院学位论文模板复核格式，统一图表编号、公式编号、参考文献著录与全文交叉引用，并清理稿件中遗留的自评批注。</w:t>
+      <w:r>
+        <w:rPr>
+          <w:rFonts w:eastAsia="华文楷体"/>
+          <w:sz w:val="24"/>
+          <w:szCs w:val="24"/>
+        </w:rPr>
+        <w:t>十月以论文完善为主。一是加厚文献综述，补充国内医药</w:t>
+      </w:r>
+      <w:r>
+        <w:rPr>
+          <w:rFonts w:eastAsia="华文楷体"/>
+          <w:sz w:val="24"/>
+          <w:szCs w:val="24"/>
+        </w:rPr>
+        <w:t xml:space="preserve"> SFE </w:t>
+      </w:r>
+      <w:r>
+        <w:rPr>
+          <w:rFonts w:eastAsia="华文楷体"/>
+          <w:sz w:val="24"/>
+          <w:szCs w:val="24"/>
+        </w:rPr>
+        <w:t>与两阶段求解方法的对照文献；二是补报调研问卷中尚未在正文使用的两道场景优先级题目，使十四道题的实证支撑更完整；三是按学院学位论文模板复核格式，统一图表编号、公式编号、参考文献著录与全文交叉引用，并清理稿件中遗留的自评批注。</w:t>
       </w:r>
     </w:p>
     <w:p>
       <w:pPr>
         <w:snapToGrid w:val="0"/>
-        <w:spacing w:after="120"/>
+        <w:spacing w:before="156" w:line="300" w:lineRule="auto"/>
         <w:ind w:firstLineChars="200" w:firstLine="480"/>
         <w:jc w:val="left"/>
         <w:rPr>
@@ -3094,10 +7881,11 @@
           <w:sz w:val="24"/>
         </w:rPr>
       </w:pPr>
-      <w:permStart w:id="521422546" w:edGrp="everyone"/>
-      <w:r>
-        <w:rPr>
-          <w:sz w:val="24"/>
+      <w:r>
+        <w:rPr>
+          <w:rFonts w:eastAsia="华文楷体"/>
+          <w:sz w:val="24"/>
+          <w:szCs w:val="24"/>
         </w:rPr>
         <w:t>与导师的沟通及答辩安排贯穿其间。计划九月底、十月底各向葛冬冬老师提交一轮完整稿并当面沟通，重点汇报补充实验结论对第四、五、七章表述的修订；十一月按学院统一安排参加预答辩，随后针对评阅意见集中修改；十二月完成查重与定稿送审，参加最终答辩。</w:t>
       </w:r>
@@ -3105,7 +7893,7 @@
     <w:p>
       <w:pPr>
         <w:snapToGrid w:val="0"/>
-        <w:spacing w:after="120"/>
+        <w:spacing w:before="156" w:line="300" w:lineRule="auto"/>
         <w:ind w:firstLineChars="200" w:firstLine="480"/>
         <w:jc w:val="left"/>
         <w:rPr>
@@ -3113,10 +7901,11 @@
           <w:sz w:val="24"/>
         </w:rPr>
       </w:pPr>
-      <w:permStart w:id="521422546" w:edGrp="everyone"/>
-      <w:r>
-        <w:rPr>
-          <w:sz w:val="24"/>
+      <w:r>
+        <w:rPr>
+          <w:rFonts w:eastAsia="华文楷体"/>
+          <w:sz w:val="24"/>
+          <w:szCs w:val="24"/>
         </w:rPr>
         <w:t>（三）总体判断</w:t>
       </w:r>
@@ -3124,7 +7913,7 @@
     <w:p>
       <w:pPr>
         <w:snapToGrid w:val="0"/>
-        <w:spacing w:after="120"/>
+        <w:spacing w:before="156" w:line="300" w:lineRule="auto"/>
         <w:ind w:firstLineChars="200" w:firstLine="480"/>
         <w:jc w:val="left"/>
         <w:rPr>
@@ -3132,15 +7921,48 @@
           <w:sz w:val="24"/>
         </w:rPr>
       </w:pPr>
-      <w:permStart w:id="521422546" w:edGrp="everyone"/>
-      <w:r>
-        <w:rPr>
-          <w:sz w:val="24"/>
-        </w:rPr>
-        <w:t>目前论文七章正文及附录已完成初稿并经多轮自查与修订，核心算法、实证结果与管理结论均已成型，整体进度符合并略超开题时"七至八月完成论文主体、九至十月中期答辩"的安排。剩余工作集中在补强实证对照、打磨表述与规范格式三个方面，不涉及研究框架与技术路线的调整，按既定计划完成十二月定稿答辩具备可行性。</w:t>
+      <w:r>
+        <w:rPr>
+          <w:rFonts w:eastAsia="华文楷体"/>
+          <w:sz w:val="24"/>
+          <w:szCs w:val="24"/>
+        </w:rPr>
+        <w:t>目前论文七章正文及附录已完成初稿并经多轮自查与修订，核心算法、实证结果与管理结论均已成型，整体进度符合并略超开题时</w:t>
+      </w:r>
+      <w:r>
+        <w:rPr>
+          <w:rFonts w:eastAsia="华文楷体"/>
+          <w:sz w:val="24"/>
+          <w:szCs w:val="24"/>
+        </w:rPr>
+        <w:t>"</w:t>
+      </w:r>
+      <w:r>
+        <w:rPr>
+          <w:rFonts w:eastAsia="华文楷体"/>
+          <w:sz w:val="24"/>
+          <w:szCs w:val="24"/>
+        </w:rPr>
+        <w:t>七至八月完成论文主体、九至十月中期答辩</w:t>
+      </w:r>
+      <w:r>
+        <w:rPr>
+          <w:rFonts w:eastAsia="华文楷体"/>
+          <w:sz w:val="24"/>
+          <w:szCs w:val="24"/>
+        </w:rPr>
+        <w:t>"</w:t>
+      </w:r>
+      <w:r>
+        <w:rPr>
+          <w:rFonts w:eastAsia="华文楷体"/>
+          <w:sz w:val="24"/>
+          <w:szCs w:val="24"/>
+        </w:rPr>
+        <w:t>的安排。剩余工作集中在补强实证对照、打磨表述与规范格式三个方面，不涉及研究框架与技术路线的调整，按既定计划完成十二月定稿答辩具备可行性。</w:t>
       </w:r>
     </w:p>
-    <w:permEnd w:id="521422546"/>
+    <w:permEnd w:id="1838222929"/>
     <w:p>
       <w:pPr>
         <w:numPr>
@@ -3161,7 +7983,6 @@
           <w:b/>
           <w:sz w:val="24"/>
         </w:rPr>
-        <w:lastRenderedPageBreak/>
         <w:t>成果清单</w:t>
       </w:r>
       <w:r>
@@ -3263,7 +8084,15 @@
           <w:rFonts w:eastAsia="仿宋_GB2312"/>
           <w:sz w:val="24"/>
         </w:rPr>
-        <w:t xml:space="preserve"> proposal.</w:t>
+        <w:t xml:space="preserve"> </w:t>
+      </w:r>
+      <w:r>
+        <w:rPr>
+          <w:rFonts w:eastAsia="仿宋_GB2312"/>
+          <w:sz w:val="24"/>
+        </w:rPr>
+        <w:lastRenderedPageBreak/>
+        <w:t>proposal.</w:t>
       </w:r>
       <w:r>
         <w:rPr>
@@ -3283,7 +8112,7 @@
     <w:p>
       <w:pPr>
         <w:snapToGrid w:val="0"/>
-        <w:spacing w:after="120"/>
+        <w:spacing w:before="156" w:line="300" w:lineRule="auto"/>
         <w:ind w:firstLineChars="200" w:firstLine="480"/>
         <w:jc w:val="left"/>
         <w:rPr>
@@ -3291,15 +8120,17 @@
           <w:sz w:val="24"/>
         </w:rPr>
       </w:pPr>
-      <w:permStart w:id="926877767" w:edGrp="everyone"/>
-      <w:r>
-        <w:rPr>
-          <w:sz w:val="24"/>
-        </w:rPr>
-        <w:t>暂无。开题以来的阶段性工作产出为学位论文本身及其配套的算法实现与调研数据集，均未对外发表。</w:t>
+      <w:permStart w:id="1344221015" w:edGrp="everyone"/>
+      <w:r>
+        <w:rPr>
+          <w:rFonts w:eastAsia="华文楷体"/>
+          <w:sz w:val="24"/>
+          <w:szCs w:val="24"/>
+        </w:rPr>
+        <w:t>暂无。</w:t>
       </w:r>
     </w:p>
-    <w:permEnd w:id="926877767"/>
+    <w:permEnd w:id="1344221015"/>
     <w:p>
       <w:pPr>
         <w:snapToGrid w:val="0"/>
@@ -3315,7 +8146,7 @@
       <w:pPr>
         <w:snapToGrid w:val="0"/>
         <w:spacing w:before="120"/>
-        <w:ind w:firstLineChars="200" w:firstLine="482"/>
+        <w:ind w:firstLineChars="200" w:firstLine="489"/>
         <w:rPr>
           <w:rFonts w:ascii="仿宋_GB2312" w:eastAsia="仿宋_GB2312"/>
           <w:b/>
@@ -3386,8 +8217,8 @@
         </w:rPr>
         <w:t>，愿承担相应的责任和后果。</w:t>
       </w:r>
-      <w:bookmarkStart w:id="3" w:name="OLE_LINK22"/>
-      <w:bookmarkStart w:id="4" w:name="OLE_LINK23"/>
+      <w:bookmarkStart w:id="2" w:name="OLE_LINK22"/>
+      <w:bookmarkStart w:id="3" w:name="OLE_LINK23"/>
       <w:r>
         <w:rPr>
           <w:rFonts w:ascii="仿宋_GB2312" w:eastAsia="仿宋_GB2312" w:hint="eastAsia"/>
@@ -3468,8 +8299,8 @@
         </w:rPr>
         <w:t xml:space="preserve"> and accurate.</w:t>
       </w:r>
+      <w:bookmarkEnd w:id="2"/>
       <w:bookmarkEnd w:id="3"/>
-      <w:bookmarkEnd w:id="4"/>
       <w:r>
         <w:rPr>
           <w:rFonts w:eastAsia="仿宋_GB2312"/>
@@ -3478,10 +8309,10 @@
         </w:rPr>
         <w:t xml:space="preserve"> </w:t>
       </w:r>
-      <w:bookmarkStart w:id="5" w:name="OLE_LINK18"/>
-      <w:bookmarkStart w:id="6" w:name="OLE_LINK19"/>
-      <w:bookmarkStart w:id="7" w:name="OLE_LINK20"/>
-      <w:bookmarkStart w:id="8" w:name="OLE_LINK21"/>
+      <w:bookmarkStart w:id="4" w:name="OLE_LINK18"/>
+      <w:bookmarkStart w:id="5" w:name="OLE_LINK19"/>
+      <w:bookmarkStart w:id="6" w:name="OLE_LINK20"/>
+      <w:bookmarkStart w:id="7" w:name="OLE_LINK21"/>
       <w:r>
         <w:rPr>
           <w:rFonts w:eastAsia="仿宋_GB2312"/>
@@ -3546,8 +8377,8 @@
         </w:rPr>
         <w:t xml:space="preserve"> and consequences</w:t>
       </w:r>
+      <w:bookmarkEnd w:id="4"/>
       <w:bookmarkEnd w:id="5"/>
-      <w:bookmarkEnd w:id="6"/>
       <w:r>
         <w:rPr>
           <w:rFonts w:eastAsia="仿宋_GB2312"/>
@@ -3556,8 +8387,8 @@
         </w:rPr>
         <w:t>.</w:t>
       </w:r>
+      <w:bookmarkEnd w:id="6"/>
       <w:bookmarkEnd w:id="7"/>
-      <w:bookmarkEnd w:id="8"/>
     </w:p>
     <w:p>
       <w:pPr>
@@ -3613,7 +8444,7 @@
         </w:rPr>
         <w:t xml:space="preserve"> </w:t>
       </w:r>
-      <w:permStart w:id="889199181" w:edGrp="everyone"/>
+      <w:permStart w:id="1544030176" w:edGrp="everyone"/>
       <w:r>
         <w:rPr>
           <w:rFonts w:eastAsia="仿宋_GB2312"/>
@@ -3628,16 +8459,56 @@
           <w:b/>
           <w:sz w:val="24"/>
         </w:rPr>
-        <w:t xml:space="preserve">          </w:t>
-      </w:r>
-      <w:permEnd w:id="889199181"/>
+        <w:t xml:space="preserve"> </w:t>
+      </w:r>
       <w:r>
         <w:rPr>
           <w:rFonts w:eastAsia="仿宋_GB2312"/>
           <w:b/>
-          <w:sz w:val="24"/>
-        </w:rPr>
-        <w:t xml:space="preserve">       </w:t>
+          <w:noProof/>
+          <w:sz w:val="24"/>
+        </w:rPr>
+        <w:drawing>
+          <wp:inline distT="0" distB="0" distL="0" distR="0" wp14:anchorId="3114ABE3" wp14:editId="36C9AF56">
+            <wp:extent cx="294702" cy="530760"/>
+            <wp:effectExtent l="0" t="3493" r="6668" b="6667"/>
+            <wp:docPr id="745124959" name="图片 1"/>
+            <wp:cNvGraphicFramePr>
+              <a:graphicFrameLocks xmlns:a="http://schemas.openxmlformats.org/drawingml/2006/main" noChangeAspect="1"/>
+            </wp:cNvGraphicFramePr>
+            <a:graphic xmlns:a="http://schemas.openxmlformats.org/drawingml/2006/main">
+              <a:graphicData uri="http://schemas.openxmlformats.org/drawingml/2006/picture">
+                <pic:pic xmlns:pic="http://schemas.openxmlformats.org/drawingml/2006/picture">
+                  <pic:nvPicPr>
+                    <pic:cNvPr id="745124959" name="图片 745124959"/>
+                    <pic:cNvPicPr/>
+                  </pic:nvPicPr>
+                  <pic:blipFill>
+                    <a:blip r:embed="rId16" cstate="print">
+                      <a:extLst>
+                        <a:ext uri="{28A0092B-C50C-407E-A947-70E740481C1C}">
+                          <a14:useLocalDpi xmlns:a14="http://schemas.microsoft.com/office/drawing/2010/main" val="0"/>
+                        </a:ext>
+                      </a:extLst>
+                    </a:blip>
+                    <a:stretch>
+                      <a:fillRect/>
+                    </a:stretch>
+                  </pic:blipFill>
+                  <pic:spPr>
+                    <a:xfrm rot="16200000">
+                      <a:off x="0" y="0"/>
+                      <a:ext cx="297895" cy="536510"/>
+                    </a:xfrm>
+                    <a:prstGeom prst="rect">
+                      <a:avLst/>
+                    </a:prstGeom>
+                  </pic:spPr>
+                </pic:pic>
+              </a:graphicData>
+            </a:graphic>
+          </wp:inline>
+        </w:drawing>
       </w:r>
       <w:r>
         <w:rPr>
@@ -3645,15 +8516,16 @@
           <w:b/>
           <w:sz w:val="24"/>
         </w:rPr>
-        <w:t xml:space="preserve">      </w:t>
-      </w:r>
+        <w:t xml:space="preserve">       </w:t>
+      </w:r>
+      <w:permEnd w:id="1544030176"/>
       <w:r>
         <w:rPr>
           <w:rFonts w:eastAsia="仿宋_GB2312"/>
           <w:b/>
           <w:sz w:val="24"/>
         </w:rPr>
-        <w:t>日期</w:t>
+        <w:t xml:space="preserve">       </w:t>
       </w:r>
       <w:r>
         <w:rPr>
@@ -3661,7 +8533,7 @@
           <w:b/>
           <w:sz w:val="24"/>
         </w:rPr>
-        <w:t>/Date</w:t>
+        <w:t xml:space="preserve">      </w:t>
       </w:r>
       <w:r>
         <w:rPr>
@@ -3669,9 +8541,25 @@
           <w:b/>
           <w:sz w:val="24"/>
         </w:rPr>
+        <w:t>日期</w:t>
+      </w:r>
+      <w:r>
+        <w:rPr>
+          <w:rFonts w:eastAsia="仿宋_GB2312"/>
+          <w:b/>
+          <w:sz w:val="24"/>
+        </w:rPr>
+        <w:t>/Date</w:t>
+      </w:r>
+      <w:r>
+        <w:rPr>
+          <w:rFonts w:eastAsia="仿宋_GB2312"/>
+          <w:b/>
+          <w:sz w:val="24"/>
+        </w:rPr>
         <w:t>：</w:t>
       </w:r>
-      <w:permStart w:id="1904813014" w:edGrp="everyone"/>
+      <w:permStart w:id="398088194" w:edGrp="everyone"/>
       <w:r>
         <w:rPr>
           <w:rFonts w:eastAsia="仿宋_GB2312"/>
@@ -3706,7 +8594,7 @@
           <w:noProof/>
           <w:szCs w:val="21"/>
         </w:rPr>
-        <w:t>2020-12-21</w:t>
+        <w:t>2026-08-26</w:t>
       </w:r>
       <w:r>
         <w:rPr>
@@ -3715,11 +8603,11 @@
         </w:rPr>
         <w:fldChar w:fldCharType="end"/>
       </w:r>
-      <w:permEnd w:id="1904813014"/>
+      <w:permEnd w:id="398088194"/>
     </w:p>
     <w:sectPr>
-      <w:headerReference w:type="first" r:id="rId16"/>
-      <w:footerReference w:type="first" r:id="rId17"/>
+      <w:headerReference w:type="first" r:id="rId17"/>
+      <w:footerReference w:type="first" r:id="rId18"/>
       <w:pgSz w:w="11907" w:h="16840" w:code="9"/>
       <w:pgMar w:top="1191" w:right="1134" w:bottom="851" w:left="1134" w:header="851" w:footer="567" w:gutter="0"/>
       <w:pgNumType w:start="1"/>
@@ -3731,7 +8619,7 @@
 </file>
 
 <file path=word/endnotes.xml><?xml version="1.0" encoding="utf-8"?>
-<w:endnotes xmlns:wpc="http://schemas.microsoft.com/office/word/2010/wordprocessingCanvas" xmlns:mc="http://schemas.openxmlformats.org/markup-compatibility/2006" xmlns:o="urn:schemas-microsoft-com:office:office" xmlns:r="http://schemas.openxmlformats.org/officeDocument/2006/relationships" xmlns:m="http://schemas.openxmlformats.org/officeDocument/2006/math" xmlns:v="urn:schemas-microsoft-com:vml" xmlns:wp14="http://schemas.microsoft.com/office/word/2010/wordprocessingDrawing" xmlns:wp="http://schemas.openxmlformats.org/drawingml/2006/wordprocessingDrawing" xmlns:w10="urn:schemas-microsoft-com:office:word" xmlns:w="http://schemas.openxmlformats.org/wordprocessingml/2006/main" xmlns:w14="http://schemas.microsoft.com/office/word/2010/wordml" xmlns:w15="http://schemas.microsoft.com/office/word/2012/wordml" xmlns:wpg="http://schemas.microsoft.com/office/word/2010/wordprocessingGroup" xmlns:wpi="http://schemas.microsoft.com/office/word/2010/wordprocessingInk" xmlns:wne="http://schemas.microsoft.com/office/word/2006/wordml" xmlns:wps="http://schemas.microsoft.com/office/word/2010/wordprocessingShape" mc:Ignorable="w14 w15 wp14">
+<w:endnotes xmlns:wpc="http://schemas.microsoft.com/office/word/2010/wordprocessingCanvas" xmlns:cx="http://schemas.microsoft.com/office/drawing/2014/chartex" xmlns:cx1="http://schemas.microsoft.com/office/drawing/2015/9/8/chartex" xmlns:cx2="http://schemas.microsoft.com/office/drawing/2015/10/21/chartex" xmlns:cx3="http://schemas.microsoft.com/office/drawing/2016/5/9/chartex" xmlns:cx4="http://schemas.microsoft.com/office/drawing/2016/5/10/chartex" xmlns:cx5="http://schemas.microsoft.com/office/drawing/2016/5/11/chartex" xmlns:cx6="http://schemas.microsoft.com/office/drawing/2016/5/12/chartex" xmlns:cx7="http://schemas.microsoft.com/office/drawing/2016/5/13/chartex" xmlns:cx8="http://schemas.microsoft.com/office/drawing/2016/5/14/chartex" xmlns:mc="http://schemas.openxmlformats.org/markup-compatibility/2006" xmlns:m="http://schemas.openxmlformats.org/officeDocument/2006/math" xmlns:aink="http://schemas.microsoft.com/office/drawing/2016/ink" xmlns:am3d="http://schemas.microsoft.com/office/drawing/2017/model3d" xmlns:oel="http://schemas.microsoft.com/office/2019/extlst" xmlns:r="http://schemas.openxmlformats.org/officeDocument/2006/relationships" xmlns:wp14="http://schemas.microsoft.com/office/word/2010/wordprocessingDrawing" xmlns:wp="http://schemas.openxmlformats.org/drawingml/2006/wordprocessingDrawing" xmlns:wpg="http://schemas.microsoft.com/office/word/2010/wordprocessingGroup" xmlns:wpi="http://schemas.microsoft.com/office/word/2010/wordprocessingInk" xmlns:wps="http://schemas.microsoft.com/office/word/2010/wordprocessingShape" xmlns:o="urn:schemas-microsoft-com:office:office" xmlns:v="urn:schemas-microsoft-com:vml" xmlns:w10="urn:schemas-microsoft-com:office:word" xmlns:w="http://schemas.openxmlformats.org/wordprocessingml/2006/main" xmlns:w14="http://schemas.microsoft.com/office/word/2010/wordml" xmlns:w15="http://schemas.microsoft.com/office/word/2012/wordml" xmlns:w16cex="http://schemas.microsoft.com/office/word/2018/wordml/cex" xmlns:w16cid="http://schemas.microsoft.com/office/word/2016/wordml/cid" xmlns:w16="http://schemas.microsoft.com/office/word/2018/wordml" xmlns:w16sdtdh="http://schemas.microsoft.com/office/word/2020/wordml/sdtdatahash" xmlns:w16sdtfl="http://schemas.microsoft.com/office/word/2024/wordml/sdtformatlock" xmlns:w16se="http://schemas.microsoft.com/office/word/2015/wordml/symex" xmlns:w16du="http://schemas.microsoft.com/office/word/2023/wordml/word16du" xmlns:wne="http://schemas.microsoft.com/office/word/2006/wordml" mc:Ignorable="w14 w15 w16se w16cid w16 w16cex w16sdtdh w16sdtfl w16du wp14">
   <w:endnote w:type="separator" w:id="-1">
     <w:p>
       <w:r>
@@ -3750,43 +8638,43 @@
 </file>
 
 <file path=word/footer1.xml><?xml version="1.0" encoding="utf-8"?>
-<w:ftr xmlns:wpc="http://schemas.microsoft.com/office/word/2010/wordprocessingCanvas" xmlns:mc="http://schemas.openxmlformats.org/markup-compatibility/2006" xmlns:o="urn:schemas-microsoft-com:office:office" xmlns:r="http://schemas.openxmlformats.org/officeDocument/2006/relationships" xmlns:m="http://schemas.openxmlformats.org/officeDocument/2006/math" xmlns:v="urn:schemas-microsoft-com:vml" xmlns:wp14="http://schemas.microsoft.com/office/word/2010/wordprocessingDrawing" xmlns:wp="http://schemas.openxmlformats.org/drawingml/2006/wordprocessingDrawing" xmlns:w10="urn:schemas-microsoft-com:office:word" xmlns:w="http://schemas.openxmlformats.org/wordprocessingml/2006/main" xmlns:w14="http://schemas.microsoft.com/office/word/2010/wordml" xmlns:w15="http://schemas.microsoft.com/office/word/2012/wordml" xmlns:wpg="http://schemas.microsoft.com/office/word/2010/wordprocessingGroup" xmlns:wpi="http://schemas.microsoft.com/office/word/2010/wordprocessingInk" xmlns:wne="http://schemas.microsoft.com/office/word/2006/wordml" xmlns:wps="http://schemas.microsoft.com/office/word/2010/wordprocessingShape" mc:Ignorable="w14 w15 wp14">
+<w:ftr xmlns:wpc="http://schemas.microsoft.com/office/word/2010/wordprocessingCanvas" xmlns:cx="http://schemas.microsoft.com/office/drawing/2014/chartex" xmlns:cx1="http://schemas.microsoft.com/office/drawing/2015/9/8/chartex" xmlns:cx2="http://schemas.microsoft.com/office/drawing/2015/10/21/chartex" xmlns:cx3="http://schemas.microsoft.com/office/drawing/2016/5/9/chartex" xmlns:cx4="http://schemas.microsoft.com/office/drawing/2016/5/10/chartex" xmlns:cx5="http://schemas.microsoft.com/office/drawing/2016/5/11/chartex" xmlns:cx6="http://schemas.microsoft.com/office/drawing/2016/5/12/chartex" xmlns:cx7="http://schemas.microsoft.com/office/drawing/2016/5/13/chartex" xmlns:cx8="http://schemas.microsoft.com/office/drawing/2016/5/14/chartex" xmlns:mc="http://schemas.openxmlformats.org/markup-compatibility/2006" xmlns:m="http://schemas.openxmlformats.org/officeDocument/2006/math" xmlns:aink="http://schemas.microsoft.com/office/drawing/2016/ink" xmlns:am3d="http://schemas.microsoft.com/office/drawing/2017/model3d" xmlns:oel="http://schemas.microsoft.com/office/2019/extlst" xmlns:r="http://schemas.openxmlformats.org/officeDocument/2006/relationships" xmlns:wp14="http://schemas.microsoft.com/office/word/2010/wordprocessingDrawing" xmlns:wp="http://schemas.openxmlformats.org/drawingml/2006/wordprocessingDrawing" xmlns:wpg="http://schemas.microsoft.com/office/word/2010/wordprocessingGroup" xmlns:wpi="http://schemas.microsoft.com/office/word/2010/wordprocessingInk" xmlns:wps="http://schemas.microsoft.com/office/word/2010/wordprocessingShape" xmlns:o="urn:schemas-microsoft-com:office:office" xmlns:v="urn:schemas-microsoft-com:vml" xmlns:w10="urn:schemas-microsoft-com:office:word" xmlns:w="http://schemas.openxmlformats.org/wordprocessingml/2006/main" xmlns:w14="http://schemas.microsoft.com/office/word/2010/wordml" xmlns:w15="http://schemas.microsoft.com/office/word/2012/wordml" xmlns:w16cex="http://schemas.microsoft.com/office/word/2018/wordml/cex" xmlns:w16cid="http://schemas.microsoft.com/office/word/2016/wordml/cid" xmlns:w16="http://schemas.microsoft.com/office/word/2018/wordml" xmlns:w16sdtdh="http://schemas.microsoft.com/office/word/2020/wordml/sdtdatahash" xmlns:w16sdtfl="http://schemas.microsoft.com/office/word/2024/wordml/sdtformatlock" xmlns:w16se="http://schemas.microsoft.com/office/word/2015/wordml/symex" xmlns:w16du="http://schemas.microsoft.com/office/word/2023/wordml/word16du" xmlns:wne="http://schemas.microsoft.com/office/word/2006/wordml" mc:Ignorable="w14 w15 w16se w16cid w16 w16cex w16sdtdh w16sdtfl w16du wp14">
   <w:p>
     <w:pPr>
       <w:pStyle w:val="a3"/>
       <w:framePr w:wrap="around" w:vAnchor="text" w:hAnchor="margin" w:xAlign="center" w:y="1"/>
       <w:rPr>
-        <w:rStyle w:val="a4"/>
+        <w:rStyle w:val="a5"/>
       </w:rPr>
     </w:pPr>
     <w:r>
       <w:rPr>
-        <w:rStyle w:val="a4"/>
+        <w:rStyle w:val="a5"/>
       </w:rPr>
       <w:fldChar w:fldCharType="begin"/>
     </w:r>
     <w:r>
       <w:rPr>
-        <w:rStyle w:val="a4"/>
+        <w:rStyle w:val="a5"/>
       </w:rPr>
       <w:instrText xml:space="preserve">PAGE  </w:instrText>
     </w:r>
     <w:r>
       <w:rPr>
-        <w:rStyle w:val="a4"/>
+        <w:rStyle w:val="a5"/>
       </w:rPr>
       <w:fldChar w:fldCharType="separate"/>
     </w:r>
     <w:r>
       <w:rPr>
-        <w:rStyle w:val="a4"/>
+        <w:rStyle w:val="a5"/>
         <w:noProof/>
       </w:rPr>
       <w:t>1</w:t>
     </w:r>
     <w:r>
       <w:rPr>
-        <w:rStyle w:val="a4"/>
+        <w:rStyle w:val="a5"/>
       </w:rPr>
       <w:fldChar w:fldCharType="end"/>
     </w:r>
@@ -3800,7 +8688,7 @@
 </file>
 
 <file path=word/footer2.xml><?xml version="1.0" encoding="utf-8"?>
-<w:ftr xmlns:wpc="http://schemas.microsoft.com/office/word/2010/wordprocessingCanvas" xmlns:mc="http://schemas.openxmlformats.org/markup-compatibility/2006" xmlns:o="urn:schemas-microsoft-com:office:office" xmlns:r="http://schemas.openxmlformats.org/officeDocument/2006/relationships" xmlns:m="http://schemas.openxmlformats.org/officeDocument/2006/math" xmlns:v="urn:schemas-microsoft-com:vml" xmlns:wp14="http://schemas.microsoft.com/office/word/2010/wordprocessingDrawing" xmlns:wp="http://schemas.openxmlformats.org/drawingml/2006/wordprocessingDrawing" xmlns:w10="urn:schemas-microsoft-com:office:word" xmlns:w="http://schemas.openxmlformats.org/wordprocessingml/2006/main" xmlns:w14="http://schemas.microsoft.com/office/word/2010/wordml" xmlns:w15="http://schemas.microsoft.com/office/word/2012/wordml" xmlns:wpg="http://schemas.microsoft.com/office/word/2010/wordprocessingGroup" xmlns:wpi="http://schemas.microsoft.com/office/word/2010/wordprocessingInk" xmlns:wne="http://schemas.microsoft.com/office/word/2006/wordml" xmlns:wps="http://schemas.microsoft.com/office/word/2010/wordprocessingShape" mc:Ignorable="w14 w15 wp14">
+<w:ftr xmlns:wpc="http://schemas.microsoft.com/office/word/2010/wordprocessingCanvas" xmlns:cx="http://schemas.microsoft.com/office/drawing/2014/chartex" xmlns:cx1="http://schemas.microsoft.com/office/drawing/2015/9/8/chartex" xmlns:cx2="http://schemas.microsoft.com/office/drawing/2015/10/21/chartex" xmlns:cx3="http://schemas.microsoft.com/office/drawing/2016/5/9/chartex" xmlns:cx4="http://schemas.microsoft.com/office/drawing/2016/5/10/chartex" xmlns:cx5="http://schemas.microsoft.com/office/drawing/2016/5/11/chartex" xmlns:cx6="http://schemas.microsoft.com/office/drawing/2016/5/12/chartex" xmlns:cx7="http://schemas.microsoft.com/office/drawing/2016/5/13/chartex" xmlns:cx8="http://schemas.microsoft.com/office/drawing/2016/5/14/chartex" xmlns:mc="http://schemas.openxmlformats.org/markup-compatibility/2006" xmlns:m="http://schemas.openxmlformats.org/officeDocument/2006/math" xmlns:aink="http://schemas.microsoft.com/office/drawing/2016/ink" xmlns:am3d="http://schemas.microsoft.com/office/drawing/2017/model3d" xmlns:oel="http://schemas.microsoft.com/office/2019/extlst" xmlns:r="http://schemas.openxmlformats.org/officeDocument/2006/relationships" xmlns:wp14="http://schemas.microsoft.com/office/word/2010/wordprocessingDrawing" xmlns:wp="http://schemas.openxmlformats.org/drawingml/2006/wordprocessingDrawing" xmlns:wpg="http://schemas.microsoft.com/office/word/2010/wordprocessingGroup" xmlns:wpi="http://schemas.microsoft.com/office/word/2010/wordprocessingInk" xmlns:wps="http://schemas.microsoft.com/office/word/2010/wordprocessingShape" xmlns:o="urn:schemas-microsoft-com:office:office" xmlns:v="urn:schemas-microsoft-com:vml" xmlns:w10="urn:schemas-microsoft-com:office:word" xmlns:w="http://schemas.openxmlformats.org/wordprocessingml/2006/main" xmlns:w14="http://schemas.microsoft.com/office/word/2010/wordml" xmlns:w15="http://schemas.microsoft.com/office/word/2012/wordml" xmlns:w16cex="http://schemas.microsoft.com/office/word/2018/wordml/cex" xmlns:w16cid="http://schemas.microsoft.com/office/word/2016/wordml/cid" xmlns:w16="http://schemas.microsoft.com/office/word/2018/wordml" xmlns:w16sdtdh="http://schemas.microsoft.com/office/word/2020/wordml/sdtdatahash" xmlns:w16sdtfl="http://schemas.microsoft.com/office/word/2024/wordml/sdtformatlock" xmlns:w16se="http://schemas.microsoft.com/office/word/2015/wordml/symex" xmlns:w16du="http://schemas.microsoft.com/office/word/2023/wordml/word16du" xmlns:wne="http://schemas.microsoft.com/office/word/2006/wordml" mc:Ignorable="w14 w15 w16se w16cid w16 w16cex w16sdtdh w16sdtfl w16du wp14">
   <w:p>
     <w:pPr>
       <w:pStyle w:val="a3"/>
@@ -3857,30 +8745,30 @@
 </file>
 
 <file path=word/footer3.xml><?xml version="1.0" encoding="utf-8"?>
-<w:ftr xmlns:wpc="http://schemas.microsoft.com/office/word/2010/wordprocessingCanvas" xmlns:mc="http://schemas.openxmlformats.org/markup-compatibility/2006" xmlns:o="urn:schemas-microsoft-com:office:office" xmlns:r="http://schemas.openxmlformats.org/officeDocument/2006/relationships" xmlns:m="http://schemas.openxmlformats.org/officeDocument/2006/math" xmlns:v="urn:schemas-microsoft-com:vml" xmlns:wp14="http://schemas.microsoft.com/office/word/2010/wordprocessingDrawing" xmlns:wp="http://schemas.openxmlformats.org/drawingml/2006/wordprocessingDrawing" xmlns:w10="urn:schemas-microsoft-com:office:word" xmlns:w="http://schemas.openxmlformats.org/wordprocessingml/2006/main" xmlns:w14="http://schemas.microsoft.com/office/word/2010/wordml" xmlns:w15="http://schemas.microsoft.com/office/word/2012/wordml" xmlns:wpg="http://schemas.microsoft.com/office/word/2010/wordprocessingGroup" xmlns:wpi="http://schemas.microsoft.com/office/word/2010/wordprocessingInk" xmlns:wne="http://schemas.microsoft.com/office/word/2006/wordml" xmlns:wps="http://schemas.microsoft.com/office/word/2010/wordprocessingShape" mc:Ignorable="w14 w15 wp14">
+<w:ftr xmlns:wpc="http://schemas.microsoft.com/office/word/2010/wordprocessingCanvas" xmlns:cx="http://schemas.microsoft.com/office/drawing/2014/chartex" xmlns:cx1="http://schemas.microsoft.com/office/drawing/2015/9/8/chartex" xmlns:cx2="http://schemas.microsoft.com/office/drawing/2015/10/21/chartex" xmlns:cx3="http://schemas.microsoft.com/office/drawing/2016/5/9/chartex" xmlns:cx4="http://schemas.microsoft.com/office/drawing/2016/5/10/chartex" xmlns:cx5="http://schemas.microsoft.com/office/drawing/2016/5/11/chartex" xmlns:cx6="http://schemas.microsoft.com/office/drawing/2016/5/12/chartex" xmlns:cx7="http://schemas.microsoft.com/office/drawing/2016/5/13/chartex" xmlns:cx8="http://schemas.microsoft.com/office/drawing/2016/5/14/chartex" xmlns:mc="http://schemas.openxmlformats.org/markup-compatibility/2006" xmlns:m="http://schemas.openxmlformats.org/officeDocument/2006/math" xmlns:aink="http://schemas.microsoft.com/office/drawing/2016/ink" xmlns:am3d="http://schemas.microsoft.com/office/drawing/2017/model3d" xmlns:oel="http://schemas.microsoft.com/office/2019/extlst" xmlns:r="http://schemas.openxmlformats.org/officeDocument/2006/relationships" xmlns:wp14="http://schemas.microsoft.com/office/word/2010/wordprocessingDrawing" xmlns:wp="http://schemas.openxmlformats.org/drawingml/2006/wordprocessingDrawing" xmlns:wpg="http://schemas.microsoft.com/office/word/2010/wordprocessingGroup" xmlns:wpi="http://schemas.microsoft.com/office/word/2010/wordprocessingInk" xmlns:wps="http://schemas.microsoft.com/office/word/2010/wordprocessingShape" xmlns:o="urn:schemas-microsoft-com:office:office" xmlns:v="urn:schemas-microsoft-com:vml" xmlns:w10="urn:schemas-microsoft-com:office:word" xmlns:w="http://schemas.openxmlformats.org/wordprocessingml/2006/main" xmlns:w14="http://schemas.microsoft.com/office/word/2010/wordml" xmlns:w15="http://schemas.microsoft.com/office/word/2012/wordml" xmlns:w16cex="http://schemas.microsoft.com/office/word/2018/wordml/cex" xmlns:w16cid="http://schemas.microsoft.com/office/word/2016/wordml/cid" xmlns:w16="http://schemas.microsoft.com/office/word/2018/wordml" xmlns:w16sdtdh="http://schemas.microsoft.com/office/word/2020/wordml/sdtdatahash" xmlns:w16sdtfl="http://schemas.microsoft.com/office/word/2024/wordml/sdtformatlock" xmlns:w16se="http://schemas.microsoft.com/office/word/2015/wordml/symex" xmlns:w16du="http://schemas.microsoft.com/office/word/2023/wordml/word16du" xmlns:wne="http://schemas.microsoft.com/office/word/2006/wordml" mc:Ignorable="w14 w15 w16se w16cid w16 w16cex w16sdtdh w16sdtfl w16du wp14">
   <w:p>
     <w:pPr>
       <w:pStyle w:val="a3"/>
       <w:framePr w:wrap="around" w:vAnchor="text" w:hAnchor="margin" w:xAlign="center" w:y="1"/>
       <w:rPr>
-        <w:rStyle w:val="a4"/>
+        <w:rStyle w:val="a5"/>
       </w:rPr>
     </w:pPr>
     <w:r>
       <w:rPr>
-        <w:rStyle w:val="a4"/>
+        <w:rStyle w:val="a5"/>
       </w:rPr>
       <w:fldChar w:fldCharType="begin"/>
     </w:r>
     <w:r>
       <w:rPr>
-        <w:rStyle w:val="a4"/>
+        <w:rStyle w:val="a5"/>
       </w:rPr>
       <w:instrText xml:space="preserve">PAGE  </w:instrText>
     </w:r>
     <w:r>
       <w:rPr>
-        <w:rStyle w:val="a4"/>
+        <w:rStyle w:val="a5"/>
       </w:rPr>
       <w:fldChar w:fldCharType="end"/>
     </w:r>
@@ -3894,7 +8782,7 @@
 </file>
 
 <file path=word/footer4.xml><?xml version="1.0" encoding="utf-8"?>
-<w:ftr xmlns:wpc="http://schemas.microsoft.com/office/word/2010/wordprocessingCanvas" xmlns:mc="http://schemas.openxmlformats.org/markup-compatibility/2006" xmlns:o="urn:schemas-microsoft-com:office:office" xmlns:r="http://schemas.openxmlformats.org/officeDocument/2006/relationships" xmlns:m="http://schemas.openxmlformats.org/officeDocument/2006/math" xmlns:v="urn:schemas-microsoft-com:vml" xmlns:wp14="http://schemas.microsoft.com/office/word/2010/wordprocessingDrawing" xmlns:wp="http://schemas.openxmlformats.org/drawingml/2006/wordprocessingDrawing" xmlns:w10="urn:schemas-microsoft-com:office:word" xmlns:w="http://schemas.openxmlformats.org/wordprocessingml/2006/main" xmlns:w14="http://schemas.microsoft.com/office/word/2010/wordml" xmlns:w15="http://schemas.microsoft.com/office/word/2012/wordml" xmlns:wpg="http://schemas.microsoft.com/office/word/2010/wordprocessingGroup" xmlns:wpi="http://schemas.microsoft.com/office/word/2010/wordprocessingInk" xmlns:wne="http://schemas.microsoft.com/office/word/2006/wordml" xmlns:wps="http://schemas.microsoft.com/office/word/2010/wordprocessingShape" mc:Ignorable="w14 w15 wp14">
+<w:ftr xmlns:wpc="http://schemas.microsoft.com/office/word/2010/wordprocessingCanvas" xmlns:cx="http://schemas.microsoft.com/office/drawing/2014/chartex" xmlns:cx1="http://schemas.microsoft.com/office/drawing/2015/9/8/chartex" xmlns:cx2="http://schemas.microsoft.com/office/drawing/2015/10/21/chartex" xmlns:cx3="http://schemas.microsoft.com/office/drawing/2016/5/9/chartex" xmlns:cx4="http://schemas.microsoft.com/office/drawing/2016/5/10/chartex" xmlns:cx5="http://schemas.microsoft.com/office/drawing/2016/5/11/chartex" xmlns:cx6="http://schemas.microsoft.com/office/drawing/2016/5/12/chartex" xmlns:cx7="http://schemas.microsoft.com/office/drawing/2016/5/13/chartex" xmlns:cx8="http://schemas.microsoft.com/office/drawing/2016/5/14/chartex" xmlns:mc="http://schemas.openxmlformats.org/markup-compatibility/2006" xmlns:m="http://schemas.openxmlformats.org/officeDocument/2006/math" xmlns:aink="http://schemas.microsoft.com/office/drawing/2016/ink" xmlns:am3d="http://schemas.microsoft.com/office/drawing/2017/model3d" xmlns:oel="http://schemas.microsoft.com/office/2019/extlst" xmlns:r="http://schemas.openxmlformats.org/officeDocument/2006/relationships" xmlns:wp14="http://schemas.microsoft.com/office/word/2010/wordprocessingDrawing" xmlns:wp="http://schemas.openxmlformats.org/drawingml/2006/wordprocessingDrawing" xmlns:wpg="http://schemas.microsoft.com/office/word/2010/wordprocessingGroup" xmlns:wpi="http://schemas.microsoft.com/office/word/2010/wordprocessingInk" xmlns:wps="http://schemas.microsoft.com/office/word/2010/wordprocessingShape" xmlns:o="urn:schemas-microsoft-com:office:office" xmlns:v="urn:schemas-microsoft-com:vml" xmlns:w10="urn:schemas-microsoft-com:office:word" xmlns:w="http://schemas.openxmlformats.org/wordprocessingml/2006/main" xmlns:w14="http://schemas.microsoft.com/office/word/2010/wordml" xmlns:w15="http://schemas.microsoft.com/office/word/2012/wordml" xmlns:w16cex="http://schemas.microsoft.com/office/word/2018/wordml/cex" xmlns:w16cid="http://schemas.microsoft.com/office/word/2016/wordml/cid" xmlns:w16="http://schemas.microsoft.com/office/word/2018/wordml" xmlns:w16sdtdh="http://schemas.microsoft.com/office/word/2020/wordml/sdtdatahash" xmlns:w16sdtfl="http://schemas.microsoft.com/office/word/2024/wordml/sdtformatlock" xmlns:w16se="http://schemas.microsoft.com/office/word/2015/wordml/symex" xmlns:w16du="http://schemas.microsoft.com/office/word/2023/wordml/word16du" xmlns:wne="http://schemas.microsoft.com/office/word/2006/wordml" mc:Ignorable="w14 w15 w16se w16cid w16 w16cex w16sdtdh w16sdtfl w16du wp14">
   <w:p>
     <w:pPr>
       <w:pStyle w:val="a3"/>
@@ -3976,7 +8864,7 @@
         <w:bCs/>
         <w:noProof/>
       </w:rPr>
-      <w:t>2</w:t>
+      <w:t>8</w:t>
     </w:r>
     <w:r>
       <w:rPr>
@@ -3990,7 +8878,7 @@
 </file>
 
 <file path=word/footer5.xml><?xml version="1.0" encoding="utf-8"?>
-<w:ftr xmlns:wpc="http://schemas.microsoft.com/office/word/2010/wordprocessingCanvas" xmlns:mc="http://schemas.openxmlformats.org/markup-compatibility/2006" xmlns:o="urn:schemas-microsoft-com:office:office" xmlns:r="http://schemas.openxmlformats.org/officeDocument/2006/relationships" xmlns:m="http://schemas.openxmlformats.org/officeDocument/2006/math" xmlns:v="urn:schemas-microsoft-com:vml" xmlns:wp14="http://schemas.microsoft.com/office/word/2010/wordprocessingDrawing" xmlns:wp="http://schemas.openxmlformats.org/drawingml/2006/wordprocessingDrawing" xmlns:w10="urn:schemas-microsoft-com:office:word" xmlns:w="http://schemas.openxmlformats.org/wordprocessingml/2006/main" xmlns:w14="http://schemas.microsoft.com/office/word/2010/wordml" xmlns:w15="http://schemas.microsoft.com/office/word/2012/wordml" xmlns:wpg="http://schemas.microsoft.com/office/word/2010/wordprocessingGroup" xmlns:wpi="http://schemas.microsoft.com/office/word/2010/wordprocessingInk" xmlns:wne="http://schemas.microsoft.com/office/word/2006/wordml" xmlns:wps="http://schemas.microsoft.com/office/word/2010/wordprocessingShape" mc:Ignorable="w14 w15 wp14">
+<w:ftr xmlns:wpc="http://schemas.microsoft.com/office/word/2010/wordprocessingCanvas" xmlns:cx="http://schemas.microsoft.com/office/drawing/2014/chartex" xmlns:cx1="http://schemas.microsoft.com/office/drawing/2015/9/8/chartex" xmlns:cx2="http://schemas.microsoft.com/office/drawing/2015/10/21/chartex" xmlns:cx3="http://schemas.microsoft.com/office/drawing/2016/5/9/chartex" xmlns:cx4="http://schemas.microsoft.com/office/drawing/2016/5/10/chartex" xmlns:cx5="http://schemas.microsoft.com/office/drawing/2016/5/11/chartex" xmlns:cx6="http://schemas.microsoft.com/office/drawing/2016/5/12/chartex" xmlns:cx7="http://schemas.microsoft.com/office/drawing/2016/5/13/chartex" xmlns:cx8="http://schemas.microsoft.com/office/drawing/2016/5/14/chartex" xmlns:mc="http://schemas.openxmlformats.org/markup-compatibility/2006" xmlns:m="http://schemas.openxmlformats.org/officeDocument/2006/math" xmlns:aink="http://schemas.microsoft.com/office/drawing/2016/ink" xmlns:am3d="http://schemas.microsoft.com/office/drawing/2017/model3d" xmlns:oel="http://schemas.microsoft.com/office/2019/extlst" xmlns:r="http://schemas.openxmlformats.org/officeDocument/2006/relationships" xmlns:wp14="http://schemas.microsoft.com/office/word/2010/wordprocessingDrawing" xmlns:wp="http://schemas.openxmlformats.org/drawingml/2006/wordprocessingDrawing" xmlns:wpg="http://schemas.microsoft.com/office/word/2010/wordprocessingGroup" xmlns:wpi="http://schemas.microsoft.com/office/word/2010/wordprocessingInk" xmlns:wps="http://schemas.microsoft.com/office/word/2010/wordprocessingShape" xmlns:o="urn:schemas-microsoft-com:office:office" xmlns:v="urn:schemas-microsoft-com:vml" xmlns:w10="urn:schemas-microsoft-com:office:word" xmlns:w="http://schemas.openxmlformats.org/wordprocessingml/2006/main" xmlns:w14="http://schemas.microsoft.com/office/word/2010/wordml" xmlns:w15="http://schemas.microsoft.com/office/word/2012/wordml" xmlns:w16cex="http://schemas.microsoft.com/office/word/2018/wordml/cex" xmlns:w16cid="http://schemas.microsoft.com/office/word/2016/wordml/cid" xmlns:w16="http://schemas.microsoft.com/office/word/2018/wordml" xmlns:w16sdtdh="http://schemas.microsoft.com/office/word/2020/wordml/sdtdatahash" xmlns:w16sdtfl="http://schemas.microsoft.com/office/word/2024/wordml/sdtformatlock" xmlns:w16se="http://schemas.microsoft.com/office/word/2015/wordml/symex" xmlns:w16du="http://schemas.microsoft.com/office/word/2023/wordml/word16du" xmlns:wne="http://schemas.microsoft.com/office/word/2006/wordml" mc:Ignorable="w14 w15 w16se w16cid w16 w16cex w16sdtdh w16sdtfl w16du wp14">
   <w:p>
     <w:pPr>
       <w:pStyle w:val="a3"/>
@@ -4092,7 +8980,7 @@
 </file>
 
 <file path=word/footer6.xml><?xml version="1.0" encoding="utf-8"?>
-<w:ftr xmlns:wpc="http://schemas.microsoft.com/office/word/2010/wordprocessingCanvas" xmlns:mc="http://schemas.openxmlformats.org/markup-compatibility/2006" xmlns:o="urn:schemas-microsoft-com:office:office" xmlns:r="http://schemas.openxmlformats.org/officeDocument/2006/relationships" xmlns:m="http://schemas.openxmlformats.org/officeDocument/2006/math" xmlns:v="urn:schemas-microsoft-com:vml" xmlns:wp14="http://schemas.microsoft.com/office/word/2010/wordprocessingDrawing" xmlns:wp="http://schemas.openxmlformats.org/drawingml/2006/wordprocessingDrawing" xmlns:w10="urn:schemas-microsoft-com:office:word" xmlns:w="http://schemas.openxmlformats.org/wordprocessingml/2006/main" xmlns:w14="http://schemas.microsoft.com/office/word/2010/wordml" xmlns:w15="http://schemas.microsoft.com/office/word/2012/wordml" xmlns:wpg="http://schemas.microsoft.com/office/word/2010/wordprocessingGroup" xmlns:wpi="http://schemas.microsoft.com/office/word/2010/wordprocessingInk" xmlns:wne="http://schemas.microsoft.com/office/word/2006/wordml" xmlns:wps="http://schemas.microsoft.com/office/word/2010/wordprocessingShape" mc:Ignorable="w14 w15 wp14">
+<w:ftr xmlns:wpc="http://schemas.microsoft.com/office/word/2010/wordprocessingCanvas" xmlns:cx="http://schemas.microsoft.com/office/drawing/2014/chartex" xmlns:cx1="http://schemas.microsoft.com/office/drawing/2015/9/8/chartex" xmlns:cx2="http://schemas.microsoft.com/office/drawing/2015/10/21/chartex" xmlns:cx3="http://schemas.microsoft.com/office/drawing/2016/5/9/chartex" xmlns:cx4="http://schemas.microsoft.com/office/drawing/2016/5/10/chartex" xmlns:cx5="http://schemas.microsoft.com/office/drawing/2016/5/11/chartex" xmlns:cx6="http://schemas.microsoft.com/office/drawing/2016/5/12/chartex" xmlns:cx7="http://schemas.microsoft.com/office/drawing/2016/5/13/chartex" xmlns:cx8="http://schemas.microsoft.com/office/drawing/2016/5/14/chartex" xmlns:mc="http://schemas.openxmlformats.org/markup-compatibility/2006" xmlns:m="http://schemas.openxmlformats.org/officeDocument/2006/math" xmlns:aink="http://schemas.microsoft.com/office/drawing/2016/ink" xmlns:am3d="http://schemas.microsoft.com/office/drawing/2017/model3d" xmlns:oel="http://schemas.microsoft.com/office/2019/extlst" xmlns:r="http://schemas.openxmlformats.org/officeDocument/2006/relationships" xmlns:wp14="http://schemas.microsoft.com/office/word/2010/wordprocessingDrawing" xmlns:wp="http://schemas.openxmlformats.org/drawingml/2006/wordprocessingDrawing" xmlns:wpg="http://schemas.microsoft.com/office/word/2010/wordprocessingGroup" xmlns:wpi="http://schemas.microsoft.com/office/word/2010/wordprocessingInk" xmlns:wps="http://schemas.microsoft.com/office/word/2010/wordprocessingShape" xmlns:o="urn:schemas-microsoft-com:office:office" xmlns:v="urn:schemas-microsoft-com:vml" xmlns:w10="urn:schemas-microsoft-com:office:word" xmlns:w="http://schemas.openxmlformats.org/wordprocessingml/2006/main" xmlns:w14="http://schemas.microsoft.com/office/word/2010/wordml" xmlns:w15="http://schemas.microsoft.com/office/word/2012/wordml" xmlns:w16cex="http://schemas.microsoft.com/office/word/2018/wordml/cex" xmlns:w16cid="http://schemas.microsoft.com/office/word/2016/wordml/cid" xmlns:w16="http://schemas.microsoft.com/office/word/2018/wordml" xmlns:w16sdtdh="http://schemas.microsoft.com/office/word/2020/wordml/sdtdatahash" xmlns:w16sdtfl="http://schemas.microsoft.com/office/word/2024/wordml/sdtformatlock" xmlns:w16se="http://schemas.microsoft.com/office/word/2015/wordml/symex" xmlns:w16du="http://schemas.microsoft.com/office/word/2023/wordml/word16du" xmlns:wne="http://schemas.microsoft.com/office/word/2006/wordml" mc:Ignorable="w14 w15 w16se w16cid w16 w16cex w16sdtdh w16sdtfl w16du wp14">
   <w:p>
     <w:pPr>
       <w:pStyle w:val="a3"/>
@@ -4188,7 +9076,7 @@
 </file>
 
 <file path=word/footnotes.xml><?xml version="1.0" encoding="utf-8"?>
-<w:footnotes xmlns:wpc="http://schemas.microsoft.com/office/word/2010/wordprocessingCanvas" xmlns:mc="http://schemas.openxmlformats.org/markup-compatibility/2006" xmlns:o="urn:schemas-microsoft-com:office:office" xmlns:r="http://schemas.openxmlformats.org/officeDocument/2006/relationships" xmlns:m="http://schemas.openxmlformats.org/officeDocument/2006/math" xmlns:v="urn:schemas-microsoft-com:vml" xmlns:wp14="http://schemas.microsoft.com/office/word/2010/wordprocessingDrawing" xmlns:wp="http://schemas.openxmlformats.org/drawingml/2006/wordprocessingDrawing" xmlns:w10="urn:schemas-microsoft-com:office:word" xmlns:w="http://schemas.openxmlformats.org/wordprocessingml/2006/main" xmlns:w14="http://schemas.microsoft.com/office/word/2010/wordml" xmlns:w15="http://schemas.microsoft.com/office/word/2012/wordml" xmlns:wpg="http://schemas.microsoft.com/office/word/2010/wordprocessingGroup" xmlns:wpi="http://schemas.microsoft.com/office/word/2010/wordprocessingInk" xmlns:wne="http://schemas.microsoft.com/office/word/2006/wordml" xmlns:wps="http://schemas.microsoft.com/office/word/2010/wordprocessingShape" mc:Ignorable="w14 w15 wp14">
+<w:footnotes xmlns:wpc="http://schemas.microsoft.com/office/word/2010/wordprocessingCanvas" xmlns:cx="http://schemas.microsoft.com/office/drawing/2014/chartex" xmlns:cx1="http://schemas.microsoft.com/office/drawing/2015/9/8/chartex" xmlns:cx2="http://schemas.microsoft.com/office/drawing/2015/10/21/chartex" xmlns:cx3="http://schemas.microsoft.com/office/drawing/2016/5/9/chartex" xmlns:cx4="http://schemas.microsoft.com/office/drawing/2016/5/10/chartex" xmlns:cx5="http://schemas.microsoft.com/office/drawing/2016/5/11/chartex" xmlns:cx6="http://schemas.microsoft.com/office/drawing/2016/5/12/chartex" xmlns:cx7="http://schemas.microsoft.com/office/drawing/2016/5/13/chartex" xmlns:cx8="http://schemas.microsoft.com/office/drawing/2016/5/14/chartex" xmlns:mc="http://schemas.openxmlformats.org/markup-compatibility/2006" xmlns:m="http://schemas.openxmlformats.org/officeDocument/2006/math" xmlns:aink="http://schemas.microsoft.com/office/drawing/2016/ink" xmlns:am3d="http://schemas.microsoft.com/office/drawing/2017/model3d" xmlns:oel="http://schemas.microsoft.com/office/2019/extlst" xmlns:r="http://schemas.openxmlformats.org/officeDocument/2006/relationships" xmlns:wp14="http://schemas.microsoft.com/office/word/2010/wordprocessingDrawing" xmlns:wp="http://schemas.openxmlformats.org/drawingml/2006/wordprocessingDrawing" xmlns:wpg="http://schemas.microsoft.com/office/word/2010/wordprocessingGroup" xmlns:wpi="http://schemas.microsoft.com/office/word/2010/wordprocessingInk" xmlns:wps="http://schemas.microsoft.com/office/word/2010/wordprocessingShape" xmlns:o="urn:schemas-microsoft-com:office:office" xmlns:v="urn:schemas-microsoft-com:vml" xmlns:w10="urn:schemas-microsoft-com:office:word" xmlns:w="http://schemas.openxmlformats.org/wordprocessingml/2006/main" xmlns:w14="http://schemas.microsoft.com/office/word/2010/wordml" xmlns:w15="http://schemas.microsoft.com/office/word/2012/wordml" xmlns:w16cex="http://schemas.microsoft.com/office/word/2018/wordml/cex" xmlns:w16cid="http://schemas.microsoft.com/office/word/2016/wordml/cid" xmlns:w16="http://schemas.microsoft.com/office/word/2018/wordml" xmlns:w16sdtdh="http://schemas.microsoft.com/office/word/2020/wordml/sdtdatahash" xmlns:w16sdtfl="http://schemas.microsoft.com/office/word/2024/wordml/sdtformatlock" xmlns:w16se="http://schemas.microsoft.com/office/word/2015/wordml/symex" xmlns:w16du="http://schemas.microsoft.com/office/word/2023/wordml/word16du" xmlns:wne="http://schemas.microsoft.com/office/word/2006/wordml" mc:Ignorable="w14 w15 w16se w16cid w16 w16cex w16sdtdh w16sdtfl w16du wp14">
   <w:footnote w:type="separator" w:id="-1">
     <w:p>
       <w:r>
@@ -4207,10 +9095,10 @@
 </file>
 
 <file path=word/header1.xml><?xml version="1.0" encoding="utf-8"?>
-<w:hdr xmlns:wpc="http://schemas.microsoft.com/office/word/2010/wordprocessingCanvas" xmlns:mc="http://schemas.openxmlformats.org/markup-compatibility/2006" xmlns:o="urn:schemas-microsoft-com:office:office" xmlns:r="http://schemas.openxmlformats.org/officeDocument/2006/relationships" xmlns:m="http://schemas.openxmlformats.org/officeDocument/2006/math" xmlns:v="urn:schemas-microsoft-com:vml" xmlns:wp14="http://schemas.microsoft.com/office/word/2010/wordprocessingDrawing" xmlns:wp="http://schemas.openxmlformats.org/drawingml/2006/wordprocessingDrawing" xmlns:w10="urn:schemas-microsoft-com:office:word" xmlns:w="http://schemas.openxmlformats.org/wordprocessingml/2006/main" xmlns:w14="http://schemas.microsoft.com/office/word/2010/wordml" xmlns:w15="http://schemas.microsoft.com/office/word/2012/wordml" xmlns:wpg="http://schemas.microsoft.com/office/word/2010/wordprocessingGroup" xmlns:wpi="http://schemas.microsoft.com/office/word/2010/wordprocessingInk" xmlns:wne="http://schemas.microsoft.com/office/word/2006/wordml" xmlns:wps="http://schemas.microsoft.com/office/word/2010/wordprocessingShape" mc:Ignorable="w14 w15 wp14">
+<w:hdr xmlns:wpc="http://schemas.microsoft.com/office/word/2010/wordprocessingCanvas" xmlns:cx="http://schemas.microsoft.com/office/drawing/2014/chartex" xmlns:cx1="http://schemas.microsoft.com/office/drawing/2015/9/8/chartex" xmlns:cx2="http://schemas.microsoft.com/office/drawing/2015/10/21/chartex" xmlns:cx3="http://schemas.microsoft.com/office/drawing/2016/5/9/chartex" xmlns:cx4="http://schemas.microsoft.com/office/drawing/2016/5/10/chartex" xmlns:cx5="http://schemas.microsoft.com/office/drawing/2016/5/11/chartex" xmlns:cx6="http://schemas.microsoft.com/office/drawing/2016/5/12/chartex" xmlns:cx7="http://schemas.microsoft.com/office/drawing/2016/5/13/chartex" xmlns:cx8="http://schemas.microsoft.com/office/drawing/2016/5/14/chartex" xmlns:mc="http://schemas.openxmlformats.org/markup-compatibility/2006" xmlns:m="http://schemas.openxmlformats.org/officeDocument/2006/math" xmlns:aink="http://schemas.microsoft.com/office/drawing/2016/ink" xmlns:am3d="http://schemas.microsoft.com/office/drawing/2017/model3d" xmlns:oel="http://schemas.microsoft.com/office/2019/extlst" xmlns:r="http://schemas.openxmlformats.org/officeDocument/2006/relationships" xmlns:wp14="http://schemas.microsoft.com/office/word/2010/wordprocessingDrawing" xmlns:wp="http://schemas.openxmlformats.org/drawingml/2006/wordprocessingDrawing" xmlns:wpg="http://schemas.microsoft.com/office/word/2010/wordprocessingGroup" xmlns:wpi="http://schemas.microsoft.com/office/word/2010/wordprocessingInk" xmlns:wps="http://schemas.microsoft.com/office/word/2010/wordprocessingShape" xmlns:o="urn:schemas-microsoft-com:office:office" xmlns:v="urn:schemas-microsoft-com:vml" xmlns:w10="urn:schemas-microsoft-com:office:word" xmlns:w="http://schemas.openxmlformats.org/wordprocessingml/2006/main" xmlns:w14="http://schemas.microsoft.com/office/word/2010/wordml" xmlns:w15="http://schemas.microsoft.com/office/word/2012/wordml" xmlns:w16cex="http://schemas.microsoft.com/office/word/2018/wordml/cex" xmlns:w16cid="http://schemas.microsoft.com/office/word/2016/wordml/cid" xmlns:w16="http://schemas.microsoft.com/office/word/2018/wordml" xmlns:w16sdtdh="http://schemas.microsoft.com/office/word/2020/wordml/sdtdatahash" xmlns:w16sdtfl="http://schemas.microsoft.com/office/word/2024/wordml/sdtformatlock" xmlns:w16se="http://schemas.microsoft.com/office/word/2015/wordml/symex" xmlns:w16du="http://schemas.microsoft.com/office/word/2023/wordml/word16du" xmlns:wne="http://schemas.microsoft.com/office/word/2006/wordml" mc:Ignorable="w14 w15 w16se w16cid w16 w16cex w16sdtdh w16sdtfl w16du wp14">
   <w:p>
     <w:pPr>
-      <w:pStyle w:val="a6"/>
+      <w:pStyle w:val="a7"/>
     </w:pPr>
     <w:r>
       <w:t>上海交通大学</w:t>
@@ -4253,10 +9141,10 @@
 </file>
 
 <file path=word/header2.xml><?xml version="1.0" encoding="utf-8"?>
-<w:hdr xmlns:wpc="http://schemas.microsoft.com/office/word/2010/wordprocessingCanvas" xmlns:mc="http://schemas.openxmlformats.org/markup-compatibility/2006" xmlns:o="urn:schemas-microsoft-com:office:office" xmlns:r="http://schemas.openxmlformats.org/officeDocument/2006/relationships" xmlns:m="http://schemas.openxmlformats.org/officeDocument/2006/math" xmlns:v="urn:schemas-microsoft-com:vml" xmlns:wp14="http://schemas.microsoft.com/office/word/2010/wordprocessingDrawing" xmlns:wp="http://schemas.openxmlformats.org/drawingml/2006/wordprocessingDrawing" xmlns:w10="urn:schemas-microsoft-com:office:word" xmlns:w="http://schemas.openxmlformats.org/wordprocessingml/2006/main" xmlns:w14="http://schemas.microsoft.com/office/word/2010/wordml" xmlns:w15="http://schemas.microsoft.com/office/word/2012/wordml" xmlns:wpg="http://schemas.microsoft.com/office/word/2010/wordprocessingGroup" xmlns:wpi="http://schemas.microsoft.com/office/word/2010/wordprocessingInk" xmlns:wne="http://schemas.microsoft.com/office/word/2006/wordml" xmlns:wps="http://schemas.microsoft.com/office/word/2010/wordprocessingShape" mc:Ignorable="w14 w15 wp14">
+<w:hdr xmlns:wpc="http://schemas.microsoft.com/office/word/2010/wordprocessingCanvas" xmlns:cx="http://schemas.microsoft.com/office/drawing/2014/chartex" xmlns:cx1="http://schemas.microsoft.com/office/drawing/2015/9/8/chartex" xmlns:cx2="http://schemas.microsoft.com/office/drawing/2015/10/21/chartex" xmlns:cx3="http://schemas.microsoft.com/office/drawing/2016/5/9/chartex" xmlns:cx4="http://schemas.microsoft.com/office/drawing/2016/5/10/chartex" xmlns:cx5="http://schemas.microsoft.com/office/drawing/2016/5/11/chartex" xmlns:cx6="http://schemas.microsoft.com/office/drawing/2016/5/12/chartex" xmlns:cx7="http://schemas.microsoft.com/office/drawing/2016/5/13/chartex" xmlns:cx8="http://schemas.microsoft.com/office/drawing/2016/5/14/chartex" xmlns:mc="http://schemas.openxmlformats.org/markup-compatibility/2006" xmlns:m="http://schemas.openxmlformats.org/officeDocument/2006/math" xmlns:aink="http://schemas.microsoft.com/office/drawing/2016/ink" xmlns:am3d="http://schemas.microsoft.com/office/drawing/2017/model3d" xmlns:oel="http://schemas.microsoft.com/office/2019/extlst" xmlns:r="http://schemas.openxmlformats.org/officeDocument/2006/relationships" xmlns:wp14="http://schemas.microsoft.com/office/word/2010/wordprocessingDrawing" xmlns:wp="http://schemas.openxmlformats.org/drawingml/2006/wordprocessingDrawing" xmlns:wpg="http://schemas.microsoft.com/office/word/2010/wordprocessingGroup" xmlns:wpi="http://schemas.microsoft.com/office/word/2010/wordprocessingInk" xmlns:wps="http://schemas.microsoft.com/office/word/2010/wordprocessingShape" xmlns:o="urn:schemas-microsoft-com:office:office" xmlns:v="urn:schemas-microsoft-com:vml" xmlns:w10="urn:schemas-microsoft-com:office:word" xmlns:w="http://schemas.openxmlformats.org/wordprocessingml/2006/main" xmlns:w14="http://schemas.microsoft.com/office/word/2010/wordml" xmlns:w15="http://schemas.microsoft.com/office/word/2012/wordml" xmlns:w16cex="http://schemas.microsoft.com/office/word/2018/wordml/cex" xmlns:w16cid="http://schemas.microsoft.com/office/word/2016/wordml/cid" xmlns:w16="http://schemas.microsoft.com/office/word/2018/wordml" xmlns:w16sdtdh="http://schemas.microsoft.com/office/word/2020/wordml/sdtdatahash" xmlns:w16sdtfl="http://schemas.microsoft.com/office/word/2024/wordml/sdtformatlock" xmlns:w16se="http://schemas.microsoft.com/office/word/2015/wordml/symex" xmlns:w16du="http://schemas.microsoft.com/office/word/2023/wordml/word16du" xmlns:wne="http://schemas.microsoft.com/office/word/2006/wordml" mc:Ignorable="w14 w15 w16se w16cid w16 w16cex w16sdtdh w16sdtfl w16du wp14">
   <w:p>
     <w:pPr>
-      <w:pStyle w:val="a6"/>
+      <w:pStyle w:val="a7"/>
     </w:pPr>
     <w:r>
       <w:t>上海交通大学</w:t>
@@ -4311,7 +9199,7 @@
 </file>
 
 <file path=word/numbering.xml><?xml version="1.0" encoding="utf-8"?>
-<w:numbering xmlns:wpc="http://schemas.microsoft.com/office/word/2010/wordprocessingCanvas" xmlns:mc="http://schemas.openxmlformats.org/markup-compatibility/2006" xmlns:o="urn:schemas-microsoft-com:office:office" xmlns:r="http://schemas.openxmlformats.org/officeDocument/2006/relationships" xmlns:m="http://schemas.openxmlformats.org/officeDocument/2006/math" xmlns:v="urn:schemas-microsoft-com:vml" xmlns:wp14="http://schemas.microsoft.com/office/word/2010/wordprocessingDrawing" xmlns:wp="http://schemas.openxmlformats.org/drawingml/2006/wordprocessingDrawing" xmlns:w10="urn:schemas-microsoft-com:office:word" xmlns:w="http://schemas.openxmlformats.org/wordprocessingml/2006/main" xmlns:w14="http://schemas.microsoft.com/office/word/2010/wordml" xmlns:w15="http://schemas.microsoft.com/office/word/2012/wordml" xmlns:wpg="http://schemas.microsoft.com/office/word/2010/wordprocessingGroup" xmlns:wpi="http://schemas.microsoft.com/office/word/2010/wordprocessingInk" xmlns:wne="http://schemas.microsoft.com/office/word/2006/wordml" xmlns:wps="http://schemas.microsoft.com/office/word/2010/wordprocessingShape" mc:Ignorable="w14 w15 wp14">
+<w:numbering xmlns:wpc="http://schemas.microsoft.com/office/word/2010/wordprocessingCanvas" xmlns:cx="http://schemas.microsoft.com/office/drawing/2014/chartex" xmlns:cx1="http://schemas.microsoft.com/office/drawing/2015/9/8/chartex" xmlns:cx2="http://schemas.microsoft.com/office/drawing/2015/10/21/chartex" xmlns:cx3="http://schemas.microsoft.com/office/drawing/2016/5/9/chartex" xmlns:cx4="http://schemas.microsoft.com/office/drawing/2016/5/10/chartex" xmlns:cx5="http://schemas.microsoft.com/office/drawing/2016/5/11/chartex" xmlns:cx6="http://schemas.microsoft.com/office/drawing/2016/5/12/chartex" xmlns:cx7="http://schemas.microsoft.com/office/drawing/2016/5/13/chartex" xmlns:cx8="http://schemas.microsoft.com/office/drawing/2016/5/14/chartex" xmlns:mc="http://schemas.openxmlformats.org/markup-compatibility/2006" xmlns:m="http://schemas.openxmlformats.org/officeDocument/2006/math" xmlns:aink="http://schemas.microsoft.com/office/drawing/2016/ink" xmlns:am3d="http://schemas.microsoft.com/office/drawing/2017/model3d" xmlns:oel="http://schemas.microsoft.com/office/2019/extlst" xmlns:r="http://schemas.openxmlformats.org/officeDocument/2006/relationships" xmlns:wp14="http://schemas.microsoft.com/office/word/2010/wordprocessingDrawing" xmlns:wp="http://schemas.openxmlformats.org/drawingml/2006/wordprocessingDrawing" xmlns:wpg="http://schemas.microsoft.com/office/word/2010/wordprocessingGroup" xmlns:wpi="http://schemas.microsoft.com/office/word/2010/wordprocessingInk" xmlns:wps="http://schemas.microsoft.com/office/word/2010/wordprocessingShape" xmlns:o="urn:schemas-microsoft-com:office:office" xmlns:v="urn:schemas-microsoft-com:vml" xmlns:w10="urn:schemas-microsoft-com:office:word" xmlns:w="http://schemas.openxmlformats.org/wordprocessingml/2006/main" xmlns:w14="http://schemas.microsoft.com/office/word/2010/wordml" xmlns:w15="http://schemas.microsoft.com/office/word/2012/wordml" xmlns:w16cex="http://schemas.microsoft.com/office/word/2018/wordml/cex" xmlns:w16cid="http://schemas.microsoft.com/office/word/2016/wordml/cid" xmlns:w16="http://schemas.microsoft.com/office/word/2018/wordml" xmlns:w16sdtdh="http://schemas.microsoft.com/office/word/2020/wordml/sdtdatahash" xmlns:w16sdtfl="http://schemas.microsoft.com/office/word/2024/wordml/sdtformatlock" xmlns:w16se="http://schemas.microsoft.com/office/word/2015/wordml/symex" xmlns:w16du="http://schemas.microsoft.com/office/word/2023/wordml/word16du" xmlns:wne="http://schemas.microsoft.com/office/word/2006/wordml" mc:Ignorable="w14 w15 w16se w16cid w16 w16cex w16sdtdh w16sdtfl w16du wp14">
   <w:abstractNum w:abstractNumId="0" w15:restartNumberingAfterBreak="0">
     <w:nsid w:val="32F358AF"/>
     <w:multiLevelType w:val="hybridMultilevel"/>
@@ -4834,29 +9722,29 @@
       </w:pPr>
     </w:lvl>
   </w:abstractNum>
-  <w:num w:numId="1">
+  <w:num w:numId="1" w16cid:durableId="358745442">
     <w:abstractNumId w:val="2"/>
   </w:num>
-  <w:num w:numId="2">
+  <w:num w:numId="2" w16cid:durableId="1368525991">
     <w:abstractNumId w:val="5"/>
   </w:num>
-  <w:num w:numId="3">
+  <w:num w:numId="3" w16cid:durableId="1634169412">
     <w:abstractNumId w:val="0"/>
   </w:num>
-  <w:num w:numId="4">
+  <w:num w:numId="4" w16cid:durableId="1188176453">
     <w:abstractNumId w:val="1"/>
   </w:num>
-  <w:num w:numId="5">
+  <w:num w:numId="5" w16cid:durableId="210462819">
     <w:abstractNumId w:val="3"/>
   </w:num>
-  <w:num w:numId="6">
+  <w:num w:numId="6" w16cid:durableId="1643927444">
     <w:abstractNumId w:val="4"/>
   </w:num>
 </w:numbering>
 </file>
 
 <file path=word/styles.xml><?xml version="1.0" encoding="utf-8"?>
-<w:styles xmlns:mc="http://schemas.openxmlformats.org/markup-compatibility/2006" xmlns:r="http://schemas.openxmlformats.org/officeDocument/2006/relationships" xmlns:w="http://schemas.openxmlformats.org/wordprocessingml/2006/main" xmlns:w14="http://schemas.microsoft.com/office/word/2010/wordml" xmlns:w15="http://schemas.microsoft.com/office/word/2012/wordml" mc:Ignorable="w14 w15">
+<w:styles xmlns:mc="http://schemas.openxmlformats.org/markup-compatibility/2006" xmlns:r="http://schemas.openxmlformats.org/officeDocument/2006/relationships" xmlns:w="http://schemas.openxmlformats.org/wordprocessingml/2006/main" xmlns:w14="http://schemas.microsoft.com/office/word/2010/wordml" xmlns:w15="http://schemas.microsoft.com/office/word/2012/wordml" xmlns:w16cex="http://schemas.microsoft.com/office/word/2018/wordml/cex" xmlns:w16cid="http://schemas.microsoft.com/office/word/2016/wordml/cid" xmlns:w16="http://schemas.microsoft.com/office/word/2018/wordml" xmlns:w16sdtdh="http://schemas.microsoft.com/office/word/2020/wordml/sdtdatahash" xmlns:w16sdtfl="http://schemas.microsoft.com/office/word/2024/wordml/sdtformatlock" xmlns:w16se="http://schemas.microsoft.com/office/word/2015/wordml/symex" xmlns:w16du="http://schemas.microsoft.com/office/word/2023/wordml/word16du" mc:Ignorable="w14 w15 w16se w16cid w16 w16cex w16sdtdh w16sdtfl w16du">
   <w:docDefaults>
     <w:rPrDefault>
       <w:rPr>
@@ -4866,7 +9754,7 @@
     </w:rPrDefault>
     <w:pPrDefault/>
   </w:docDefaults>
-  <w:latentStyles w:defLockedState="0" w:defUIPriority="0" w:defSemiHidden="0" w:defUnhideWhenUsed="0" w:defQFormat="0" w:count="371">
+  <w:latentStyles w:defLockedState="0" w:defUIPriority="0" w:defSemiHidden="0" w:defUnhideWhenUsed="0" w:defQFormat="0" w:count="376">
     <w:lsdException w:name="Normal" w:qFormat="1"/>
     <w:lsdException w:name="heading 1" w:qFormat="1"/>
     <w:lsdException w:name="heading 2" w:semiHidden="1" w:unhideWhenUsed="1" w:qFormat="1"/>
@@ -5141,6 +10029,11 @@
     <w:lsdException w:name="List Table 5 Dark Accent 6" w:uiPriority="50"/>
     <w:lsdException w:name="List Table 6 Colorful Accent 6" w:uiPriority="51"/>
     <w:lsdException w:name="List Table 7 Colorful Accent 6" w:uiPriority="52"/>
+    <w:lsdException w:name="Mention" w:semiHidden="1" w:uiPriority="99" w:unhideWhenUsed="1"/>
+    <w:lsdException w:name="Smart Hyperlink" w:semiHidden="1" w:uiPriority="99" w:unhideWhenUsed="1"/>
+    <w:lsdException w:name="Hashtag" w:semiHidden="1" w:uiPriority="99" w:unhideWhenUsed="1"/>
+    <w:lsdException w:name="Unresolved Mention" w:semiHidden="1" w:uiPriority="99" w:unhideWhenUsed="1"/>
+    <w:lsdException w:name="Smart Link" w:semiHidden="1" w:uiPriority="99" w:unhideWhenUsed="1"/>
   </w:latentStyles>
   <w:style w:type="paragraph" w:default="1" w:styleId="a">
     <w:name w:val="Normal"/>
@@ -5186,7 +10079,7 @@
   <w:style w:type="paragraph" w:styleId="a3">
     <w:name w:val="footer"/>
     <w:basedOn w:val="a"/>
-    <w:link w:val="Char"/>
+    <w:link w:val="a4"/>
     <w:pPr>
       <w:tabs>
         <w:tab w:val="center" w:pos="4153"/>
@@ -5200,11 +10093,11 @@
       <w:sz w:val="18"/>
     </w:rPr>
   </w:style>
-  <w:style w:type="character" w:styleId="a4">
+  <w:style w:type="character" w:styleId="a5">
     <w:name w:val="page number"/>
     <w:basedOn w:val="a0"/>
   </w:style>
-  <w:style w:type="table" w:styleId="a5">
+  <w:style w:type="table" w:styleId="a6">
     <w:name w:val="Table Grid"/>
     <w:basedOn w:val="a1"/>
     <w:rsid w:val="00CB4392"/>
@@ -5223,10 +10116,10 @@
       </w:tblBorders>
     </w:tblPr>
   </w:style>
-  <w:style w:type="paragraph" w:styleId="a6">
+  <w:style w:type="paragraph" w:styleId="a7">
     <w:name w:val="header"/>
     <w:basedOn w:val="a"/>
-    <w:link w:val="Char0"/>
+    <w:link w:val="a8"/>
     <w:pPr>
       <w:pBdr>
         <w:bottom w:val="single" w:sz="6" w:space="1" w:color="auto"/>
@@ -5244,8 +10137,8 @@
       <w:szCs w:val="18"/>
     </w:rPr>
   </w:style>
-  <w:style w:type="character" w:customStyle="1" w:styleId="Char">
-    <w:name w:val="页脚 Char"/>
+  <w:style w:type="character" w:customStyle="1" w:styleId="a4">
+    <w:name w:val="页脚 字符"/>
     <w:link w:val="a3"/>
     <w:uiPriority w:val="99"/>
     <w:rsid w:val="00B04C76"/>
@@ -5253,16 +10146,16 @@
       <w:sz w:val="18"/>
     </w:rPr>
   </w:style>
-  <w:style w:type="character" w:customStyle="1" w:styleId="Char0">
-    <w:name w:val="页眉 Char"/>
-    <w:link w:val="a6"/>
+  <w:style w:type="character" w:customStyle="1" w:styleId="a8">
+    <w:name w:val="页眉 字符"/>
+    <w:link w:val="a7"/>
     <w:rsid w:val="00632D10"/>
     <w:rPr>
       <w:sz w:val="18"/>
       <w:szCs w:val="18"/>
     </w:rPr>
   </w:style>
-  <w:style w:type="paragraph" w:styleId="a7">
+  <w:style w:type="paragraph" w:styleId="a9">
     <w:name w:val="List Paragraph"/>
     <w:basedOn w:val="a"/>
     <w:uiPriority w:val="34"/>
@@ -5279,7 +10172,7 @@
       <w:szCs w:val="24"/>
     </w:rPr>
   </w:style>
-  <w:style w:type="character" w:styleId="a8">
+  <w:style w:type="character" w:styleId="aa">
     <w:name w:val="Placeholder Text"/>
     <w:basedOn w:val="a0"/>
     <w:uiPriority w:val="99"/>
@@ -5289,7 +10182,7 @@
       <w:color w:val="808080"/>
     </w:rPr>
   </w:style>
-  <w:style w:type="character" w:styleId="a9">
+  <w:style w:type="character" w:styleId="ab">
     <w:name w:val="Hyperlink"/>
     <w:rsid w:val="00106EC4"/>
     <w:rPr>
@@ -5301,7 +10194,7 @@
 </file>
 
 <file path=word/glossary/document.xml><?xml version="1.0" encoding="utf-8"?>
-<w:glossaryDocument xmlns:wpc="http://schemas.microsoft.com/office/word/2010/wordprocessingCanvas" xmlns:mc="http://schemas.openxmlformats.org/markup-compatibility/2006" xmlns:o="urn:schemas-microsoft-com:office:office" xmlns:r="http://schemas.openxmlformats.org/officeDocument/2006/relationships" xmlns:m="http://schemas.openxmlformats.org/officeDocument/2006/math" xmlns:v="urn:schemas-microsoft-com:vml" xmlns:wp14="http://schemas.microsoft.com/office/word/2010/wordprocessingDrawing" xmlns:wp="http://schemas.openxmlformats.org/drawingml/2006/wordprocessingDrawing" xmlns:w10="urn:schemas-microsoft-com:office:word" xmlns:w="http://schemas.openxmlformats.org/wordprocessingml/2006/main" xmlns:w14="http://schemas.microsoft.com/office/word/2010/wordml" xmlns:w15="http://schemas.microsoft.com/office/word/2012/wordml" xmlns:wpg="http://schemas.microsoft.com/office/word/2010/wordprocessingGroup" xmlns:wpi="http://schemas.microsoft.com/office/word/2010/wordprocessingInk" xmlns:wne="http://schemas.microsoft.com/office/word/2006/wordml" xmlns:wps="http://schemas.microsoft.com/office/word/2010/wordprocessingShape" mc:Ignorable="w14 w15 wp14">
+<w:glossaryDocument xmlns:wpc="http://schemas.microsoft.com/office/word/2010/wordprocessingCanvas" xmlns:cx="http://schemas.microsoft.com/office/drawing/2014/chartex" xmlns:cx1="http://schemas.microsoft.com/office/drawing/2015/9/8/chartex" xmlns:cx2="http://schemas.microsoft.com/office/drawing/2015/10/21/chartex" xmlns:cx3="http://schemas.microsoft.com/office/drawing/2016/5/9/chartex" xmlns:cx4="http://schemas.microsoft.com/office/drawing/2016/5/10/chartex" xmlns:cx5="http://schemas.microsoft.com/office/drawing/2016/5/11/chartex" xmlns:cx6="http://schemas.microsoft.com/office/drawing/2016/5/12/chartex" xmlns:cx7="http://schemas.microsoft.com/office/drawing/2016/5/13/chartex" xmlns:cx8="http://schemas.microsoft.com/office/drawing/2016/5/14/chartex" xmlns:mc="http://schemas.openxmlformats.org/markup-compatibility/2006" xmlns:m="http://schemas.openxmlformats.org/officeDocument/2006/math" xmlns:aink="http://schemas.microsoft.com/office/drawing/2016/ink" xmlns:am3d="http://schemas.microsoft.com/office/drawing/2017/model3d" xmlns:oel="http://schemas.microsoft.com/office/2019/extlst" xmlns:r="http://schemas.openxmlformats.org/officeDocument/2006/relationships" xmlns:wp14="http://schemas.microsoft.com/office/word/2010/wordprocessingDrawing" xmlns:wp="http://schemas.openxmlformats.org/drawingml/2006/wordprocessingDrawing" xmlns:wpg="http://schemas.microsoft.com/office/word/2010/wordprocessingGroup" xmlns:wpi="http://schemas.microsoft.com/office/word/2010/wordprocessingInk" xmlns:wps="http://schemas.microsoft.com/office/word/2010/wordprocessingShape" xmlns:o="urn:schemas-microsoft-com:office:office" xmlns:v="urn:schemas-microsoft-com:vml" xmlns:w10="urn:schemas-microsoft-com:office:word" xmlns:w="http://schemas.openxmlformats.org/wordprocessingml/2006/main" xmlns:w14="http://schemas.microsoft.com/office/word/2010/wordml" xmlns:w15="http://schemas.microsoft.com/office/word/2012/wordml" xmlns:w16cex="http://schemas.microsoft.com/office/word/2018/wordml/cex" xmlns:w16cid="http://schemas.microsoft.com/office/word/2016/wordml/cid" xmlns:w16="http://schemas.microsoft.com/office/word/2018/wordml" xmlns:w16sdtdh="http://schemas.microsoft.com/office/word/2020/wordml/sdtdatahash" xmlns:w16sdtfl="http://schemas.microsoft.com/office/word/2024/wordml/sdtformatlock" xmlns:w16se="http://schemas.microsoft.com/office/word/2015/wordml/symex" xmlns:w16du="http://schemas.microsoft.com/office/word/2023/wordml/word16du" xmlns:wne="http://schemas.microsoft.com/office/word/2006/wordml" mc:Ignorable="w14 w15 w16se w16cid w16 w16cex w16sdtdh w16sdtfl w16du wp14">
   <w:docParts>
     <w:docPart>
       <w:docPartPr>
@@ -5335,7 +10228,7 @@
 </file>
 
 <file path=word/glossary/fontTable.xml><?xml version="1.0" encoding="utf-8"?>
-<w:fonts xmlns:mc="http://schemas.openxmlformats.org/markup-compatibility/2006" xmlns:r="http://schemas.openxmlformats.org/officeDocument/2006/relationships" xmlns:w="http://schemas.openxmlformats.org/wordprocessingml/2006/main" xmlns:w14="http://schemas.microsoft.com/office/word/2010/wordml" xmlns:w15="http://schemas.microsoft.com/office/word/2012/wordml" mc:Ignorable="w14 w15">
+<w:fonts xmlns:mc="http://schemas.openxmlformats.org/markup-compatibility/2006" xmlns:r="http://schemas.openxmlformats.org/officeDocument/2006/relationships" xmlns:w="http://schemas.openxmlformats.org/wordprocessingml/2006/main" xmlns:w14="http://schemas.microsoft.com/office/word/2010/wordml" xmlns:w15="http://schemas.microsoft.com/office/word/2012/wordml" xmlns:w16cex="http://schemas.microsoft.com/office/word/2018/wordml/cex" xmlns:w16cid="http://schemas.microsoft.com/office/word/2016/wordml/cid" xmlns:w16="http://schemas.microsoft.com/office/word/2018/wordml" xmlns:w16sdtdh="http://schemas.microsoft.com/office/word/2020/wordml/sdtdatahash" xmlns:w16sdtfl="http://schemas.microsoft.com/office/word/2024/wordml/sdtformatlock" xmlns:w16se="http://schemas.microsoft.com/office/word/2015/wordml/symex" xmlns:w16du="http://schemas.microsoft.com/office/word/2023/wordml/word16du" mc:Ignorable="w14 w15 w16se w16cid w16 w16cex w16sdtdh w16sdtfl w16du">
   <w:font w:name="Times New Roman">
     <w:panose1 w:val="02020603050405020304"/>
     <w:charset w:val="00"/>
@@ -5349,10 +10242,11 @@
     <w:charset w:val="86"/>
     <w:family w:val="auto"/>
     <w:pitch w:val="variable"/>
-    <w:sig w:usb0="00000003" w:usb1="288F0000" w:usb2="00000016" w:usb3="00000000" w:csb0="00040001" w:csb1="00000000"/>
+    <w:sig w:usb0="00000203" w:usb1="288F0000" w:usb2="00000016" w:usb3="00000000" w:csb0="00040001" w:csb1="00000000"/>
   </w:font>
   <w:font w:name="楷体_GB2312">
     <w:altName w:val="楷体"/>
+    <w:panose1 w:val="020B0604020202020204"/>
     <w:charset w:val="86"/>
     <w:family w:val="modern"/>
     <w:pitch w:val="fixed"/>
@@ -5368,10 +10262,11 @@
   </w:font>
   <w:font w:name="仿宋_GB2312">
     <w:altName w:val="仿宋"/>
+    <w:panose1 w:val="020B0604020202020204"/>
     <w:charset w:val="86"/>
     <w:family w:val="modern"/>
-    <w:pitch w:val="fixed"/>
-    <w:sig w:usb0="00000001" w:usb1="080E0000" w:usb2="00000010" w:usb3="00000000" w:csb0="00040000" w:csb1="00000000"/>
+    <w:pitch w:val="default"/>
+    <w:sig w:usb0="00000001" w:usb1="080E0000" w:usb2="00000000" w:usb3="00000000" w:csb0="00040000" w:csb1="00000000"/>
   </w:font>
   <w:font w:name="华文仿宋">
     <w:panose1 w:val="02010600040101010101"/>
@@ -5393,7 +10288,7 @@
     <w:charset w:val="86"/>
     <w:family w:val="auto"/>
     <w:pitch w:val="variable"/>
-    <w:sig w:usb0="00000287" w:usb1="080F0000" w:usb2="00000010" w:usb3="00000000" w:csb0="0004009F" w:csb1="00000000"/>
+    <w:sig w:usb0="80000287" w:usb1="280F3C52" w:usb2="00000016" w:usb3="00000000" w:csb0="0004009F" w:csb1="00000000"/>
   </w:font>
   <w:font w:name="Calibri Light">
     <w:panose1 w:val="020F0302020204030204"/>
@@ -5409,11 +10304,26 @@
     <w:pitch w:val="variable"/>
     <w:sig w:usb0="E0002AFF" w:usb1="C000247B" w:usb2="00000009" w:usb3="00000000" w:csb0="000001FF" w:csb1="00000000"/>
   </w:font>
+  <w:font w:name="DengXian">
+    <w:altName w:val="等线"/>
+    <w:panose1 w:val="02010600030101010101"/>
+    <w:charset w:val="86"/>
+    <w:family w:val="auto"/>
+    <w:pitch w:val="variable"/>
+    <w:sig w:usb0="A00002BF" w:usb1="38CF7CFA" w:usb2="00000016" w:usb3="00000000" w:csb0="0004000F" w:csb1="00000000"/>
+  </w:font>
+  <w:font w:name="等线 Light">
+    <w:panose1 w:val="02010600030101010101"/>
+    <w:charset w:val="86"/>
+    <w:family w:val="auto"/>
+    <w:pitch w:val="variable"/>
+    <w:sig w:usb0="A00002BF" w:usb1="38CF7CFA" w:usb2="00000016" w:usb3="00000000" w:csb0="0004000F" w:csb1="00000000"/>
+  </w:font>
 </w:fonts>
 </file>
 
 <file path=word/glossary/settings.xml><?xml version="1.0" encoding="utf-8"?>
-<w:settings xmlns:mc="http://schemas.openxmlformats.org/markup-compatibility/2006" xmlns:o="urn:schemas-microsoft-com:office:office" xmlns:r="http://schemas.openxmlformats.org/officeDocument/2006/relationships" xmlns:m="http://schemas.openxmlformats.org/officeDocument/2006/math" xmlns:v="urn:schemas-microsoft-com:vml" xmlns:w10="urn:schemas-microsoft-com:office:word" xmlns:w="http://schemas.openxmlformats.org/wordprocessingml/2006/main" xmlns:w14="http://schemas.microsoft.com/office/word/2010/wordml" xmlns:w15="http://schemas.microsoft.com/office/word/2012/wordml" xmlns:sl="http://schemas.openxmlformats.org/schemaLibrary/2006/main" mc:Ignorable="w14 w15">
+<w:settings xmlns:mc="http://schemas.openxmlformats.org/markup-compatibility/2006" xmlns:m="http://schemas.openxmlformats.org/officeDocument/2006/math" xmlns:r="http://schemas.openxmlformats.org/officeDocument/2006/relationships" xmlns:sl="http://schemas.openxmlformats.org/schemaLibrary/2006/main" xmlns:o="urn:schemas-microsoft-com:office:office" xmlns:v="urn:schemas-microsoft-com:vml" xmlns:w10="urn:schemas-microsoft-com:office:word" xmlns:w="http://schemas.openxmlformats.org/wordprocessingml/2006/main" xmlns:w14="http://schemas.microsoft.com/office/word/2010/wordml" xmlns:w15="http://schemas.microsoft.com/office/word/2012/wordml" xmlns:w16cex="http://schemas.microsoft.com/office/word/2018/wordml/cex" xmlns:w16cid="http://schemas.microsoft.com/office/word/2016/wordml/cid" xmlns:w16="http://schemas.microsoft.com/office/word/2018/wordml" xmlns:w16sdtdh="http://schemas.microsoft.com/office/word/2020/wordml/sdtdatahash" xmlns:w16sdtfl="http://schemas.microsoft.com/office/word/2024/wordml/sdtformatlock" xmlns:w16se="http://schemas.microsoft.com/office/word/2015/wordml/symex" xmlns:w16du="http://schemas.microsoft.com/office/word/2023/wordml/word16du" mc:Ignorable="w14 w15 w16se w16cid w16 w16cex w16sdtdh w16sdtfl w16du">
   <w:view w:val="normal"/>
   <w:bordersDoNotSurroundHeader/>
   <w:bordersDoNotSurroundFooter/>
@@ -5435,18 +10345,24 @@
     <w:compatSetting w:name="enableOpenTypeFeatures" w:uri="http://schemas.microsoft.com/office/word" w:val="1"/>
     <w:compatSetting w:name="doNotFlipMirrorIndents" w:uri="http://schemas.microsoft.com/office/word" w:val="1"/>
     <w:compatSetting w:name="differentiateMultirowTableHeaders" w:uri="http://schemas.microsoft.com/office/word" w:val="1"/>
+    <w:compatSetting w:name="useWord2013TrackBottomHyphenation" w:uri="http://schemas.microsoft.com/office/word" w:val="1"/>
   </w:compat>
   <w:rsids>
     <w:rsidRoot w:val="003D79C0"/>
     <w:rsid w:val="001D2797"/>
     <w:rsid w:val="001F4A3B"/>
+    <w:rsid w:val="00344A47"/>
+    <w:rsid w:val="00392B6F"/>
     <w:rsid w:val="003D79C0"/>
     <w:rsid w:val="00533362"/>
     <w:rsid w:val="00567C2A"/>
     <w:rsid w:val="00823925"/>
     <w:rsid w:val="008246C4"/>
+    <w:rsid w:val="00AB67AE"/>
     <w:rsid w:val="00B60326"/>
+    <w:rsid w:val="00C210DA"/>
     <w:rsid w:val="00E437F0"/>
+    <w:rsid w:val="00EE580E"/>
   </w:rsids>
   <m:mathPr>
     <m:mathFont m:val="Cambria Math"/>
@@ -5470,7 +10386,7 @@
 </file>
 
 <file path=word/glossary/styles.xml><?xml version="1.0" encoding="utf-8"?>
-<w:styles xmlns:mc="http://schemas.openxmlformats.org/markup-compatibility/2006" xmlns:r="http://schemas.openxmlformats.org/officeDocument/2006/relationships" xmlns:w="http://schemas.openxmlformats.org/wordprocessingml/2006/main" xmlns:w14="http://schemas.microsoft.com/office/word/2010/wordml" xmlns:w15="http://schemas.microsoft.com/office/word/2012/wordml" mc:Ignorable="w14 w15">
+<w:styles xmlns:mc="http://schemas.openxmlformats.org/markup-compatibility/2006" xmlns:r="http://schemas.openxmlformats.org/officeDocument/2006/relationships" xmlns:w="http://schemas.openxmlformats.org/wordprocessingml/2006/main" xmlns:w14="http://schemas.microsoft.com/office/word/2010/wordml" xmlns:w15="http://schemas.microsoft.com/office/word/2012/wordml" xmlns:w16cex="http://schemas.microsoft.com/office/word/2018/wordml/cex" xmlns:w16cid="http://schemas.microsoft.com/office/word/2016/wordml/cid" xmlns:w16="http://schemas.microsoft.com/office/word/2018/wordml" xmlns:w16sdtdh="http://schemas.microsoft.com/office/word/2020/wordml/sdtdatahash" xmlns:w16sdtfl="http://schemas.microsoft.com/office/word/2024/wordml/sdtformatlock" xmlns:w16se="http://schemas.microsoft.com/office/word/2015/wordml/symex" xmlns:w16du="http://schemas.microsoft.com/office/word/2023/wordml/word16du" mc:Ignorable="w14 w15 w16se w16cid w16 w16cex w16sdtdh w16sdtfl w16du">
   <w:docDefaults>
     <w:rPrDefault>
       <w:rPr>
@@ -5483,7 +10399,7 @@
     </w:rPrDefault>
     <w:pPrDefault/>
   </w:docDefaults>
-  <w:latentStyles w:defLockedState="0" w:defUIPriority="99" w:defSemiHidden="0" w:defUnhideWhenUsed="0" w:defQFormat="0" w:count="371">
+  <w:latentStyles w:defLockedState="0" w:defUIPriority="99" w:defSemiHidden="0" w:defUnhideWhenUsed="0" w:defQFormat="0" w:count="376">
     <w:lsdException w:name="Normal" w:uiPriority="0" w:qFormat="1"/>
     <w:lsdException w:name="heading 1" w:uiPriority="9" w:qFormat="1"/>
     <w:lsdException w:name="heading 2" w:semiHidden="1" w:uiPriority="9" w:unhideWhenUsed="1" w:qFormat="1"/>
@@ -5855,6 +10771,11 @@
     <w:lsdException w:name="List Table 5 Dark Accent 6" w:uiPriority="50"/>
     <w:lsdException w:name="List Table 6 Colorful Accent 6" w:uiPriority="51"/>
     <w:lsdException w:name="List Table 7 Colorful Accent 6" w:uiPriority="52"/>
+    <w:lsdException w:name="Mention" w:semiHidden="1" w:unhideWhenUsed="1"/>
+    <w:lsdException w:name="Smart Hyperlink" w:semiHidden="1" w:unhideWhenUsed="1"/>
+    <w:lsdException w:name="Hashtag" w:semiHidden="1" w:unhideWhenUsed="1"/>
+    <w:lsdException w:name="Unresolved Mention" w:semiHidden="1" w:unhideWhenUsed="1"/>
+    <w:lsdException w:name="Smart Link" w:semiHidden="1" w:unhideWhenUsed="1"/>
   </w:latentStyles>
   <w:style w:type="paragraph" w:default="1" w:styleId="a">
     <w:name w:val="Normal"/>
@@ -5905,7 +10826,7 @@
 </file>
 
 <file path=word/glossary/webSettings.xml><?xml version="1.0" encoding="utf-8"?>
-<w:webSettings xmlns:mc="http://schemas.openxmlformats.org/markup-compatibility/2006" xmlns:r="http://schemas.openxmlformats.org/officeDocument/2006/relationships" xmlns:w="http://schemas.openxmlformats.org/wordprocessingml/2006/main" xmlns:w14="http://schemas.microsoft.com/office/word/2010/wordml" xmlns:w15="http://schemas.microsoft.com/office/word/2012/wordml" mc:Ignorable="w14 w15">
+<w:webSettings xmlns:mc="http://schemas.openxmlformats.org/markup-compatibility/2006" xmlns:r="http://schemas.openxmlformats.org/officeDocument/2006/relationships" xmlns:w="http://schemas.openxmlformats.org/wordprocessingml/2006/main" xmlns:w14="http://schemas.microsoft.com/office/word/2010/wordml" xmlns:w15="http://schemas.microsoft.com/office/word/2012/wordml" xmlns:w16cex="http://schemas.microsoft.com/office/word/2018/wordml/cex" xmlns:w16cid="http://schemas.microsoft.com/office/word/2016/wordml/cid" xmlns:w16="http://schemas.microsoft.com/office/word/2018/wordml" xmlns:w16sdtdh="http://schemas.microsoft.com/office/word/2020/wordml/sdtdatahash" xmlns:w16sdtfl="http://schemas.microsoft.com/office/word/2024/wordml/sdtformatlock" xmlns:w16se="http://schemas.microsoft.com/office/word/2015/wordml/symex" xmlns:w16du="http://schemas.microsoft.com/office/word/2023/wordml/word16du" mc:Ignorable="w14 w15 w16se w16cid w16 w16cex w16sdtdh w16sdtfl w16du">
   <w:optimizeForBrowser/>
   <w:allowPNG/>
 </w:webSettings>
